--- a/arb/docx/19.content.docx
+++ b/arb/docx/19.content.docx
@@ -22,7 +22,7 @@
         <w:rPr>
           <w:lang w:val="ar_AE" w:bidi="ar_AE"/>
         </w:rPr>
-        <w:t>Resource: ملاحظات الدراسة - مقدمات الكتب (تينديل)</w:t>
+        <w:t>Resource: Tyndale Open Study Notes</w:t>
       </w:r>
       <w:r>
         <w:rPr>
@@ -122,7 +122,7 @@
         <w:rPr>
           <w:lang w:val="ar_AE" w:bidi="ar_AE"/>
         </w:rPr>
-        <w:t>ملاحظات الدراسة - مقدمات الكتب (تينديل)</w:t>
+        <w:t>Tyndale Open Study Notes</w:t>
       </w:r>
     </w:p>
     <w:p>

--- a/arb/docx/19.content.docx
+++ b/arb/docx/19.content.docx
@@ -22,7 +22,7 @@
         <w:rPr>
           <w:lang w:val="ar_AE" w:bidi="ar_AE"/>
         </w:rPr>
-        <w:t>Resource: Tyndale Open Study Notes</w:t>
+        <w:t>Resource: Aquifer Open Study Notes (Book Intros)</w:t>
       </w:r>
       <w:r>
         <w:rPr>
@@ -122,7 +122,7 @@
         <w:rPr>
           <w:lang w:val="ar_AE" w:bidi="ar_AE"/>
         </w:rPr>
-        <w:t>Tyndale Open Study Notes</w:t>
+        <w:t>Aquifer Open Study Notes (Book Intros)</w:t>
       </w:r>
     </w:p>
     <w:p>

--- a/arb/docx/19.content.docx
+++ b/arb/docx/19.content.docx
@@ -9,6 +9,8 @@
       </w:pPr>
       <w:r>
         <w:rPr>
+          <w:rtl/>
+          <w:cs/>
           <w:lang w:val="ar_AE" w:bidi="ar_AE"/>
         </w:rPr>
       </w:r>
@@ -20,12 +22,16 @@
       </w:pPr>
       <w:r>
         <w:rPr>
+          <w:rtl/>
+          <w:cs/>
           <w:lang w:val="ar_AE" w:bidi="ar_AE"/>
         </w:rPr>
         <w:t>Resource: Aquifer Open Study Notes (Book Intros)</w:t>
       </w:r>
       <w:r>
         <w:rPr>
+          <w:rtl/>
+          <w:cs/>
           <w:lang w:val="ar_AE" w:bidi="ar_AE"/>
         </w:rPr>
       </w:r>
@@ -36,12 +42,16 @@
       </w:pPr>
       <w:r>
         <w:rPr>
+          <w:rtl/>
+          <w:cs/>
           <w:lang w:val="ar_AE" w:bidi="ar_AE"/>
         </w:rPr>
       </w:r>
       <w:r>
         <w:rPr>
           <w:b/>
+          <w:rtl/>
+          <w:cs/>
           <w:lang w:val="ar_AE" w:bidi="ar_AE"/>
         </w:rPr>
         <w:t>Aquifer Open Study Notes (Book Intros)</w:t>
@@ -53,35 +63,47 @@
       </w:pPr>
       <w:r>
         <w:rPr>
-          <w:lang w:val="ar_AE" w:bidi="ar_AE"/>
-        </w:rPr>
-      </w:r>
-      <w:r>
-        <w:rPr>
+          <w:rtl/>
+          <w:cs/>
+          <w:lang w:val="ar_AE" w:bidi="ar_AE"/>
+        </w:rPr>
+      </w:r>
+      <w:r>
+        <w:rPr>
+          <w:rtl/>
+          <w:cs/>
           <w:lang w:val="ar_AE" w:bidi="ar_AE"/>
         </w:rPr>
         <w:t xml:space="preserve">This work is an adaptation of </w:t>
       </w:r>
       <w:r>
         <w:rPr>
+          <w:rtl/>
+          <w:cs/>
           <w:lang w:val="ar_AE" w:bidi="ar_AE"/>
         </w:rPr>
         <w:t>Tyndale Open Study Notes</w:t>
       </w:r>
       <w:r>
         <w:rPr>
+          <w:rtl/>
+          <w:cs/>
           <w:lang w:val="ar_AE" w:bidi="ar_AE"/>
         </w:rPr>
         <w:t xml:space="preserve"> © 2023 Tyndale House Publishers, licensed under the CC BY-SA 4.0 license. The adaptation, </w:t>
       </w:r>
       <w:r>
         <w:rPr>
+          <w:rtl/>
+          <w:cs/>
           <w:lang w:val="ar_AE" w:bidi="ar_AE"/>
         </w:rPr>
         <w:t>Aquifer Open Study Notes</w:t>
       </w:r>
       <w:r>
         <w:rPr>
+          <w:rtl/>
+          <w:cs/>
           <w:lang w:val="ar_AE" w:bidi="ar_AE"/>
         </w:rPr>
         <w:t>, was created by Mission Mutual and is also licensed under CC BY-SA 4.0.</w:t>
@@ -93,22 +115,30 @@
       </w:pPr>
       <w:r>
         <w:rPr>
-          <w:lang w:val="ar_AE" w:bidi="ar_AE"/>
-        </w:rPr>
-      </w:r>
-      <w:r>
-        <w:rPr>
+          <w:rtl/>
+          <w:cs/>
+          <w:lang w:val="ar_AE" w:bidi="ar_AE"/>
+        </w:rPr>
+      </w:r>
+      <w:r>
+        <w:rPr>
+          <w:rtl/>
+          <w:cs/>
           <w:lang w:val="ar_AE" w:bidi="ar_AE"/>
         </w:rPr>
         <w:t>This resource has been adapted into multiple languages, including English, Tok Pisin, Arabic (عربي), French (Français), Hindi (हिंदी), Indonesian (Bahasa Indonesia), Portuguese (Português), Russian (Русский), Spanish (Español), Swahili (Kiswahili), and Simplified Chinese (简体中文).</w:t>
       </w:r>
       <w:r>
         <w:rPr>
-          <w:lang w:val="ar_AE" w:bidi="ar_AE"/>
-        </w:rPr>
-      </w:r>
-      <w:r>
-        <w:rPr>
+          <w:rtl/>
+          <w:cs/>
+          <w:lang w:val="ar_AE" w:bidi="ar_AE"/>
+        </w:rPr>
+      </w:r>
+      <w:r>
+        <w:rPr>
+          <w:rtl/>
+          <w:cs/>
           <w:lang w:val="ar_AE" w:bidi="ar_AE"/>
         </w:rPr>
       </w:r>
@@ -120,6 +150,8 @@
       </w:pPr>
       <w:r>
         <w:rPr>
+          <w:rtl/>
+          <w:cs/>
           <w:lang w:val="ar_AE" w:bidi="ar_AE"/>
         </w:rPr>
         <w:t>Aquifer Open Study Notes (Book Intros)</w:t>
@@ -149,6 +181,8 @@
       </w:pPr>
       <w:r>
         <w:rPr>
+          <w:rtl/>
+          <w:cs/>
           <w:lang w:val="ar_AE" w:bidi="ar_AE"/>
         </w:rPr>
       </w:r>
@@ -160,12 +194,16 @@
       </w:pPr>
       <w:r>
         <w:rPr>
+          <w:rtl/>
+          <w:cs/>
           <w:lang w:val="ar_AE" w:bidi="ar_AE"/>
         </w:rPr>
         <w:t>PSA</w:t>
       </w:r>
       <w:r>
         <w:rPr>
+          <w:rtl/>
+          <w:cs/>
           <w:lang w:val="ar_AE" w:bidi="ar_AE"/>
         </w:rPr>
       </w:r>
@@ -176,22 +214,30 @@
       </w:pPr>
       <w:r>
         <w:rPr>
-          <w:lang w:val="ar_AE" w:bidi="ar_AE"/>
-        </w:rPr>
-      </w:r>
-      <w:r>
-        <w:rPr>
+          <w:rtl/>
+          <w:cs/>
+          <w:lang w:val="ar_AE" w:bidi="ar_AE"/>
+        </w:rPr>
+      </w:r>
+      <w:r>
+        <w:rPr>
+          <w:rtl/>
+          <w:cs/>
           <w:lang w:val="ar_AE" w:bidi="ar_AE"/>
         </w:rPr>
         <w:t xml:space="preserve"> </w:t>
       </w:r>
       <w:r>
         <w:rPr>
-          <w:lang w:val="ar_AE" w:bidi="ar_AE"/>
-        </w:rPr>
-      </w:r>
-      <w:r>
-        <w:rPr>
+          <w:rtl/>
+          <w:cs/>
+          <w:lang w:val="ar_AE" w:bidi="ar_AE"/>
+        </w:rPr>
+      </w:r>
+      <w:r>
+        <w:rPr>
+          <w:rtl/>
+          <w:cs/>
           <w:lang w:val="ar_AE" w:bidi="ar_AE"/>
         </w:rPr>
       </w:r>
@@ -217,6 +263,8 @@
       </w:pPr>
       <w:r>
         <w:rPr>
+          <w:rtl/>
+          <w:cs/>
           <w:lang w:val="ar_AE" w:bidi="ar_AE"/>
         </w:rPr>
       </w:r>
@@ -228,12 +276,16 @@
       </w:pPr>
       <w:r>
         <w:rPr>
+          <w:rtl/>
+          <w:cs/>
           <w:lang w:val="ar_AE" w:bidi="ar_AE"/>
         </w:rPr>
         <w:t>سِفْرُ المَزامِيرُ</w:t>
       </w:r>
       <w:r>
         <w:rPr>
+          <w:rtl/>
+          <w:cs/>
           <w:lang w:val="ar_AE" w:bidi="ar_AE"/>
         </w:rPr>
       </w:r>
@@ -244,11 +296,15 @@
       </w:pPr>
       <w:r>
         <w:rPr>
-          <w:lang w:val="ar_AE" w:bidi="ar_AE"/>
-        </w:rPr>
-      </w:r>
-      <w:r>
-        <w:rPr>
+          <w:rtl/>
+          <w:cs/>
+          <w:lang w:val="ar_AE" w:bidi="ar_AE"/>
+        </w:rPr>
+      </w:r>
+      <w:r>
+        <w:rPr>
+          <w:rtl/>
+          <w:cs/>
           <w:lang w:val="ar_AE" w:bidi="ar_AE"/>
         </w:rPr>
         <w:t>أَحَبَّ الرَّبُّ يسوع ورُسُلُه سِفْر المَزَامِير - لقد اقتبسوا منه وعاشوا وَفْقًا لمحتواه. إن هذه الصَّلَوات والتسابيح القديمة لبني إسرائيل تَمُدُّنا بجسرٍ بين العَهْدَين القَدِيم والجَدِيدِ؛ فالمواضيع المطروحة في سِفْر المَزَامِير تجِدُ تطوُّرًا أَبْعَد في أسفارِ العَهْدِ الجَدِيدِ. بعد أن أخفقتْ السُّلاله المَلَكِيَّة للمَلِك داود، يأتي الرَّبُّ يسوع بالرجاء. ومع ذلك، فإن بعض الآمال التي تَظْهَرُ في المَزَامِير باقية إلى الآن تنتظِرُ التحقيقَ المستقبليَّ، وعلى وجه التحديد أن يحقِّقَ شعبُ الله بالتمامِ المقاصِد الإلهية؛ أن تخضعَ كلُّ الأمم للمسيَّا.</w:t>
@@ -262,6 +318,8 @@
       <w:r>
         <w:rPr>
           <w:b/>
+          <w:rtl/>
+          <w:cs/>
           <w:lang w:val="ar_AE" w:bidi="ar_AE"/>
         </w:rPr>
         <w:t>مُوجَزُ السِّفْرِ</w:t>
@@ -273,11 +331,15 @@
       </w:pPr>
       <w:r>
         <w:rPr>
-          <w:lang w:val="ar_AE" w:bidi="ar_AE"/>
-        </w:rPr>
-      </w:r>
-      <w:r>
-        <w:rPr>
+          <w:rtl/>
+          <w:cs/>
+          <w:lang w:val="ar_AE" w:bidi="ar_AE"/>
+        </w:rPr>
+      </w:r>
+      <w:r>
+        <w:rPr>
+          <w:rtl/>
+          <w:cs/>
           <w:lang w:val="ar_AE" w:bidi="ar_AE"/>
         </w:rPr>
         <w:t>المَزامِيرُ، كسائرِ الأسفارِ المُقَدَّسَة، مُوحًى بها من الله، فهو مصدرُها (</w:t>
@@ -285,6 +347,8 @@
       <w:hyperlink r:id="rId13">
         <w:r>
           <w:rPr>
+            <w:rtl/>
+            <w:cs/>
             <w:lang w:val="ar_AE" w:bidi="ar_AE"/>
           </w:rPr>
           <w:rPr>
@@ -296,18 +360,24 @@
       </w:hyperlink>
       <w:r>
         <w:rPr>
+          <w:rtl/>
+          <w:cs/>
           <w:lang w:val="ar_AE" w:bidi="ar_AE"/>
         </w:rPr>
         <w:t xml:space="preserve">). </w:t>
       </w:r>
       <w:r>
         <w:rPr>
+          <w:rtl/>
+          <w:cs/>
           <w:lang w:val="ar_AE" w:bidi="ar_AE"/>
         </w:rPr>
         <w:t>ومع ذلك، كلُّ مزمورٍ على حدةٍ هو عملٌ خاص بكاتبٍ بشريٍّ، سواء كان صلاةً أو تسبيحًا. فالمزامير مُتَنَوِّعَةٌ، إذ يضمُّ السًّفْرُ أنواعًا شتَّى، منها على سبيل المثال مزامير الرِّثاء، التسبيحِ، الحِكْمَةِ، الشُّكْرِ، التأمُّل في أعمال الله، والاحتفاء بإعلاناته، وعبادته.</w:t>
       </w:r>
       <w:r>
         <w:rPr>
+          <w:rtl/>
+          <w:cs/>
           <w:lang w:val="ar_AE" w:bidi="ar_AE"/>
         </w:rPr>
         <w:t>.</w:t>
@@ -319,11 +389,15 @@
       </w:pPr>
       <w:r>
         <w:rPr>
-          <w:lang w:val="ar_AE" w:bidi="ar_AE"/>
-        </w:rPr>
-      </w:r>
-      <w:r>
-        <w:rPr>
+          <w:rtl/>
+          <w:cs/>
+          <w:lang w:val="ar_AE" w:bidi="ar_AE"/>
+        </w:rPr>
+      </w:r>
+      <w:r>
+        <w:rPr>
+          <w:rtl/>
+          <w:cs/>
           <w:lang w:val="ar_AE" w:bidi="ar_AE"/>
         </w:rPr>
         <w:t xml:space="preserve">يعملُ أوَّل مزمورَيْن كمقدمةٍ لِسِفْر المَزامِير بأكمله. يَصِفُ </w:t>
@@ -331,6 +405,8 @@
       <w:hyperlink r:id="rId14">
         <w:r>
           <w:rPr>
+            <w:rtl/>
+            <w:cs/>
             <w:lang w:val="ar_AE" w:bidi="ar_AE"/>
           </w:rPr>
           <w:rPr>
@@ -342,6 +418,8 @@
       </w:hyperlink>
       <w:r>
         <w:rPr>
+          <w:rtl/>
+          <w:cs/>
           <w:lang w:val="ar_AE" w:bidi="ar_AE"/>
         </w:rPr>
         <w:t xml:space="preserve"> الرَّجُلُ التقِيَّ المسرور بالله، والذي يحيا بموجب تعاليمه، ولا يتأثرُ بالأشرار. يشيرُ </w:t>
@@ -349,6 +427,8 @@
       <w:hyperlink r:id="rId14">
         <w:r>
           <w:rPr>
+            <w:rtl/>
+            <w:cs/>
             <w:lang w:val="ar_AE" w:bidi="ar_AE"/>
           </w:rPr>
           <w:rPr>
@@ -360,6 +440,8 @@
       </w:hyperlink>
       <w:r>
         <w:rPr>
+          <w:rtl/>
+          <w:cs/>
           <w:lang w:val="ar_AE" w:bidi="ar_AE"/>
         </w:rPr>
         <w:t xml:space="preserve"> إلى ثلاثة قضايا: (1) هل هناك غفران للخطايا؟ (2) لماذا يتألَّمُ الأتقياء؟ و(3) لماذا يزدَهِرُ الأشرار؟ إن بقية المزامير تتأمَّل بعمق في هذه الأسئلة.</w:t>
@@ -371,11 +453,15 @@
       </w:pPr>
       <w:r>
         <w:rPr>
-          <w:lang w:val="ar_AE" w:bidi="ar_AE"/>
-        </w:rPr>
-      </w:r>
-      <w:r>
-        <w:rPr>
+          <w:rtl/>
+          <w:cs/>
+          <w:lang w:val="ar_AE" w:bidi="ar_AE"/>
+        </w:rPr>
+      </w:r>
+      <w:r>
+        <w:rPr>
+          <w:rtl/>
+          <w:cs/>
           <w:lang w:val="ar_AE" w:bidi="ar_AE"/>
         </w:rPr>
         <w:t xml:space="preserve">يتحدَّث </w:t>
@@ -383,6 +469,8 @@
       <w:hyperlink r:id="rId15">
         <w:r>
           <w:rPr>
+            <w:rtl/>
+            <w:cs/>
             <w:lang w:val="ar_AE" w:bidi="ar_AE"/>
           </w:rPr>
           <w:rPr>
@@ -394,6 +482,8 @@
       </w:hyperlink>
       <w:r>
         <w:rPr>
+          <w:rtl/>
+          <w:cs/>
           <w:lang w:val="ar_AE" w:bidi="ar_AE"/>
         </w:rPr>
         <w:t xml:space="preserve"> عن كيفية تمرُّد الأمم والأشرار ضد الحُكْمِ المَلَكِي لله. يدين الله المتمردين ويحمي الأتقياء. يثير </w:t>
@@ -401,6 +491,8 @@
       <w:hyperlink r:id="rId15">
         <w:r>
           <w:rPr>
+            <w:rtl/>
+            <w:cs/>
             <w:lang w:val="ar_AE" w:bidi="ar_AE"/>
           </w:rPr>
           <w:rPr>
@@ -412,6 +504,8 @@
       </w:hyperlink>
       <w:r>
         <w:rPr>
+          <w:rtl/>
+          <w:cs/>
           <w:lang w:val="ar_AE" w:bidi="ar_AE"/>
         </w:rPr>
         <w:t xml:space="preserve"> سؤالَيْن: (1) لماذا تزدَهِرُ الأممُ المتمرِّدَةُ والأشرارُ؟ (2) لماذا لا يَنْعَمُ الملوكُ من نسلِ المَلِك داود بالنُّصْرَةِ؟</w:t>
@@ -423,11 +517,15 @@
       </w:pPr>
       <w:r>
         <w:rPr>
-          <w:lang w:val="ar_AE" w:bidi="ar_AE"/>
-        </w:rPr>
-      </w:r>
-      <w:r>
-        <w:rPr>
+          <w:rtl/>
+          <w:cs/>
+          <w:lang w:val="ar_AE" w:bidi="ar_AE"/>
+        </w:rPr>
+      </w:r>
+      <w:r>
+        <w:rPr>
+          <w:rtl/>
+          <w:cs/>
           <w:lang w:val="ar_AE" w:bidi="ar_AE"/>
         </w:rPr>
         <w:t>بشكلٍ كبيرٍ، يصارعُ كَتَبَةُ المَزامِير مع هذه القضايا. يقبلُ البعضُ منهم مشاكلَهم بهدوءٍ، بينما يتحاورُ الآخرون مع الله أو مجدهم شاعرين بالاستياء. وأثناء ذلك، ومن قلب حواراتهم مع الله، تنشأ أسئلةٌ وقضايا جديدةٌ.</w:t>
@@ -441,6 +539,8 @@
       <w:r>
         <w:rPr>
           <w:b/>
+          <w:rtl/>
+          <w:cs/>
           <w:lang w:val="ar_AE" w:bidi="ar_AE"/>
         </w:rPr>
         <w:t>نَشْأةُ المَزامِير</w:t>
@@ -452,11 +552,15 @@
       </w:pPr>
       <w:r>
         <w:rPr>
-          <w:lang w:val="ar_AE" w:bidi="ar_AE"/>
-        </w:rPr>
-      </w:r>
-      <w:r>
-        <w:rPr>
+          <w:rtl/>
+          <w:cs/>
+          <w:lang w:val="ar_AE" w:bidi="ar_AE"/>
+        </w:rPr>
+      </w:r>
+      <w:r>
+        <w:rPr>
+          <w:rtl/>
+          <w:cs/>
           <w:lang w:val="ar_AE" w:bidi="ar_AE"/>
         </w:rPr>
         <w:t>على مدى ألفِ سنةٍ، كلما كَتَبَ الشُّعراء قصائد من هذه المزامِير، كان النَّاس يردِّدُونها ويَجْمَعُونها. شجَّعَتْ طقوسُ العبادة في الهيكل على كتابَةِ المَزَامِير وجَمْعِها. تدريجيًّا، قَامَ المُحَرِّرُون بدَمْجِ مجموعاتٍ أصغر داخل مجموعات أكبر من المَزامِير، الأمر الذي أدَّى إلى تشكيل خمس مجموعات لها في سِفْرٍ واحدٍ يُعرَفُ الآن باسم سِفْر المزامير. جَرَتْ عملية الجَمْعِ التحريريِّ للمَزامِير في سِفْرٍ واحدٍ عَبْرَ الزمن إلى أن اكْتَمَلَتْ بعد السبي البابلي. هناك عدة ملاحظات على هذا العمل التحريري:</w:t>
@@ -475,11 +579,15 @@
       </w:pPr>
       <w:r>
         <w:rPr>
-          <w:lang w:val="ar_AE" w:bidi="ar_AE"/>
-        </w:rPr>
-      </w:r>
-      <w:r>
-        <w:rPr>
+          <w:rtl/>
+          <w:cs/>
+          <w:lang w:val="ar_AE" w:bidi="ar_AE"/>
+        </w:rPr>
+      </w:r>
+      <w:r>
+        <w:rPr>
+          <w:rtl/>
+          <w:cs/>
           <w:lang w:val="ar_AE" w:bidi="ar_AE"/>
         </w:rPr>
         <w:t xml:space="preserve">قام المحرِّرون بوضعِ </w:t>
@@ -487,6 +595,8 @@
       <w:hyperlink r:id="rId14">
         <w:r>
           <w:rPr>
+            <w:rtl/>
+            <w:cs/>
             <w:lang w:val="ar_AE" w:bidi="ar_AE"/>
           </w:rPr>
           <w:rPr>
@@ -498,6 +608,8 @@
       </w:hyperlink>
       <w:r>
         <w:rPr>
+          <w:rtl/>
+          <w:cs/>
           <w:lang w:val="ar_AE" w:bidi="ar_AE"/>
         </w:rPr>
         <w:t xml:space="preserve"> و</w:t>
@@ -505,6 +617,8 @@
       <w:hyperlink r:id="rId15">
         <w:r>
           <w:rPr>
+            <w:rtl/>
+            <w:cs/>
             <w:lang w:val="ar_AE" w:bidi="ar_AE"/>
           </w:rPr>
           <w:rPr>
@@ -516,6 +630,8 @@
       </w:hyperlink>
       <w:r>
         <w:rPr>
+          <w:rtl/>
+          <w:cs/>
           <w:lang w:val="ar_AE" w:bidi="ar_AE"/>
         </w:rPr>
         <w:t xml:space="preserve"> كمقدمةٍ لِسِفْرِ المَزامِير بأكملِهِ. يقدِّم كلا المزمورَيْن صورًا مثالية: يُصَوِّرُ </w:t>
@@ -523,6 +639,8 @@
       <w:hyperlink r:id="rId14">
         <w:r>
           <w:rPr>
+            <w:rtl/>
+            <w:cs/>
             <w:lang w:val="ar_AE" w:bidi="ar_AE"/>
           </w:rPr>
           <w:rPr>
@@ -534,6 +652,8 @@
       </w:hyperlink>
       <w:r>
         <w:rPr>
+          <w:rtl/>
+          <w:cs/>
           <w:lang w:val="ar_AE" w:bidi="ar_AE"/>
         </w:rPr>
         <w:t xml:space="preserve"> الرَّجُل المثاليَّ التَّقِيَّ الذي يحيا بموجب ناموس الله. يُصَوِّرُ </w:t>
@@ -541,6 +661,8 @@
       <w:hyperlink r:id="rId15">
         <w:r>
           <w:rPr>
+            <w:rtl/>
+            <w:cs/>
             <w:lang w:val="ar_AE" w:bidi="ar_AE"/>
           </w:rPr>
           <w:rPr>
@@ -552,6 +674,8 @@
       </w:hyperlink>
       <w:r>
         <w:rPr>
+          <w:rtl/>
+          <w:cs/>
           <w:lang w:val="ar_AE" w:bidi="ar_AE"/>
         </w:rPr>
         <w:t xml:space="preserve"> المسيَّا، المَلِكَ المثاليَّ لإسْرَائِيل. تطوِّر وتُعَمِّق بقيَّةُ المَزامِير هذه الصُّوَرَ، لكن تَكْشِفُ في نفس الوقتِ كيف عَجِزَ شعبُ الله ومَلِكُهُ عن تتميم المثاليات الإلهية؛ عن تحقيق المسرة والسلام لمَلَكُوتِ الله.</w:t>
@@ -566,11 +690,15 @@
       </w:pPr>
       <w:r>
         <w:rPr>
-          <w:lang w:val="ar_AE" w:bidi="ar_AE"/>
-        </w:rPr>
-      </w:r>
-      <w:r>
-        <w:rPr>
+          <w:rtl/>
+          <w:cs/>
+          <w:lang w:val="ar_AE" w:bidi="ar_AE"/>
+        </w:rPr>
+      </w:r>
+      <w:r>
+        <w:rPr>
+          <w:rtl/>
+          <w:cs/>
           <w:lang w:val="ar_AE" w:bidi="ar_AE"/>
         </w:rPr>
         <w:t>جُمِعَتْ المَزامِيرُ الفردِيَّةُ في مجموعات. قام المحرِّرُون بترتيب هذه المجموعات من المَزامِير في خمس كُتُبٍ: "الكتاب الأوَّل" (</w:t>
@@ -578,6 +706,8 @@
       <w:hyperlink r:id="rId16">
         <w:r>
           <w:rPr>
+            <w:rtl/>
+            <w:cs/>
             <w:lang w:val="ar_AE" w:bidi="ar_AE"/>
           </w:rPr>
           <w:rPr>
@@ -589,6 +719,8 @@
       </w:hyperlink>
       <w:r>
         <w:rPr>
+          <w:rtl/>
+          <w:cs/>
           <w:lang w:val="ar_AE" w:bidi="ar_AE"/>
         </w:rPr>
         <w:t xml:space="preserve">، مع تمجيد في </w:t>
@@ -596,6 +728,8 @@
       <w:hyperlink r:id="rId17">
         <w:r>
           <w:rPr>
+            <w:rtl/>
+            <w:cs/>
             <w:lang w:val="ar_AE" w:bidi="ar_AE"/>
           </w:rPr>
           <w:rPr>
@@ -607,6 +741,8 @@
       </w:hyperlink>
       <w:r>
         <w:rPr>
+          <w:rtl/>
+          <w:cs/>
           <w:lang w:val="ar_AE" w:bidi="ar_AE"/>
         </w:rPr>
         <w:t>)، "الكتاب الثَّانِي" (</w:t>
@@ -614,6 +750,8 @@
       <w:hyperlink r:id="rId18">
         <w:r>
           <w:rPr>
+            <w:rtl/>
+            <w:cs/>
             <w:lang w:val="ar_AE" w:bidi="ar_AE"/>
           </w:rPr>
           <w:rPr>
@@ -625,6 +763,8 @@
       </w:hyperlink>
       <w:r>
         <w:rPr>
+          <w:rtl/>
+          <w:cs/>
           <w:lang w:val="ar_AE" w:bidi="ar_AE"/>
         </w:rPr>
         <w:t xml:space="preserve">، مع تمجيد في </w:t>
@@ -632,6 +772,8 @@
       <w:hyperlink r:id="rId19">
         <w:r>
           <w:rPr>
+            <w:rtl/>
+            <w:cs/>
             <w:lang w:val="ar_AE" w:bidi="ar_AE"/>
           </w:rPr>
           <w:rPr>
@@ -643,6 +785,8 @@
       </w:hyperlink>
       <w:r>
         <w:rPr>
+          <w:rtl/>
+          <w:cs/>
           <w:lang w:val="ar_AE" w:bidi="ar_AE"/>
         </w:rPr>
         <w:t>)، "الكتاب الثَّالِث" (</w:t>
@@ -650,6 +794,8 @@
       <w:hyperlink r:id="rId20">
         <w:r>
           <w:rPr>
+            <w:rtl/>
+            <w:cs/>
             <w:lang w:val="ar_AE" w:bidi="ar_AE"/>
           </w:rPr>
           <w:rPr>
@@ -661,6 +807,8 @@
       </w:hyperlink>
       <w:r>
         <w:rPr>
+          <w:rtl/>
+          <w:cs/>
           <w:lang w:val="ar_AE" w:bidi="ar_AE"/>
         </w:rPr>
         <w:t xml:space="preserve">، مع تمجيد في </w:t>
@@ -668,6 +816,8 @@
       <w:hyperlink r:id="rId21">
         <w:r>
           <w:rPr>
+            <w:rtl/>
+            <w:cs/>
             <w:lang w:val="ar_AE" w:bidi="ar_AE"/>
           </w:rPr>
           <w:rPr>
@@ -679,6 +829,8 @@
       </w:hyperlink>
       <w:r>
         <w:rPr>
+          <w:rtl/>
+          <w:cs/>
           <w:lang w:val="ar_AE" w:bidi="ar_AE"/>
         </w:rPr>
         <w:t>)، "الكتاب الرَّابِع" (</w:t>
@@ -686,6 +838,8 @@
       <w:hyperlink r:id="rId22">
         <w:r>
           <w:rPr>
+            <w:rtl/>
+            <w:cs/>
             <w:lang w:val="ar_AE" w:bidi="ar_AE"/>
           </w:rPr>
           <w:rPr>
@@ -697,6 +851,8 @@
       </w:hyperlink>
       <w:r>
         <w:rPr>
+          <w:rtl/>
+          <w:cs/>
           <w:lang w:val="ar_AE" w:bidi="ar_AE"/>
         </w:rPr>
         <w:t xml:space="preserve">، مع تمجيد في </w:t>
@@ -704,6 +860,8 @@
       <w:hyperlink r:id="rId23">
         <w:r>
           <w:rPr>
+            <w:rtl/>
+            <w:cs/>
             <w:lang w:val="ar_AE" w:bidi="ar_AE"/>
           </w:rPr>
           <w:rPr>
@@ -715,6 +873,8 @@
       </w:hyperlink>
       <w:r>
         <w:rPr>
+          <w:rtl/>
+          <w:cs/>
           <w:lang w:val="ar_AE" w:bidi="ar_AE"/>
         </w:rPr>
         <w:t>)، و"الكتاب الخَامِس" (</w:t>
@@ -722,6 +882,8 @@
       <w:hyperlink r:id="rId24">
         <w:r>
           <w:rPr>
+            <w:rtl/>
+            <w:cs/>
             <w:lang w:val="ar_AE" w:bidi="ar_AE"/>
           </w:rPr>
           <w:rPr>
@@ -733,6 +895,8 @@
       </w:hyperlink>
       <w:r>
         <w:rPr>
+          <w:rtl/>
+          <w:cs/>
           <w:lang w:val="ar_AE" w:bidi="ar_AE"/>
         </w:rPr>
         <w:t>، ودون تمجيد).</w:t>
@@ -747,11 +911,15 @@
       </w:pPr>
       <w:r>
         <w:rPr>
-          <w:lang w:val="ar_AE" w:bidi="ar_AE"/>
-        </w:rPr>
-      </w:r>
-      <w:r>
-        <w:rPr>
+          <w:rtl/>
+          <w:cs/>
+          <w:lang w:val="ar_AE" w:bidi="ar_AE"/>
+        </w:rPr>
+      </w:r>
+      <w:r>
+        <w:rPr>
+          <w:rtl/>
+          <w:cs/>
           <w:lang w:val="ar_AE" w:bidi="ar_AE"/>
         </w:rPr>
         <w:t>الكتابان "الأول" (</w:t>
@@ -759,6 +927,8 @@
       <w:hyperlink r:id="rId16">
         <w:r>
           <w:rPr>
+            <w:rtl/>
+            <w:cs/>
             <w:lang w:val="ar_AE" w:bidi="ar_AE"/>
           </w:rPr>
           <w:rPr>
@@ -770,6 +940,8 @@
       </w:hyperlink>
       <w:r>
         <w:rPr>
+          <w:rtl/>
+          <w:cs/>
           <w:lang w:val="ar_AE" w:bidi="ar_AE"/>
         </w:rPr>
         <w:t>) و"الثاني" (</w:t>
@@ -777,6 +949,8 @@
       <w:hyperlink r:id="rId18">
         <w:r>
           <w:rPr>
+            <w:rtl/>
+            <w:cs/>
             <w:lang w:val="ar_AE" w:bidi="ar_AE"/>
           </w:rPr>
           <w:rPr>
@@ -788,6 +962,8 @@
       </w:hyperlink>
       <w:r>
         <w:rPr>
+          <w:rtl/>
+          <w:cs/>
           <w:lang w:val="ar_AE" w:bidi="ar_AE"/>
         </w:rPr>
         <w:t>) يشكِّلان المرحلة الأولى من المَزامِير. هناك تَغيُّر من دَاودَ في "الكتابِ الأوَّل" (</w:t>
@@ -795,6 +971,8 @@
       <w:hyperlink r:id="rId25">
         <w:r>
           <w:rPr>
+            <w:rtl/>
+            <w:cs/>
             <w:lang w:val="ar_AE" w:bidi="ar_AE"/>
           </w:rPr>
           <w:rPr>
@@ -806,6 +984,8 @@
       </w:hyperlink>
       <w:r>
         <w:rPr>
+          <w:rtl/>
+          <w:cs/>
           <w:lang w:val="ar_AE" w:bidi="ar_AE"/>
         </w:rPr>
         <w:t xml:space="preserve">; </w:t>
@@ -813,6 +993,8 @@
       <w:hyperlink r:id="rId26">
         <w:r>
           <w:rPr>
+            <w:rtl/>
+            <w:cs/>
             <w:lang w:val="ar_AE" w:bidi="ar_AE"/>
           </w:rPr>
           <w:rPr>
@@ -824,6 +1006,8 @@
       </w:hyperlink>
       <w:r>
         <w:rPr>
+          <w:rtl/>
+          <w:cs/>
           <w:lang w:val="ar_AE" w:bidi="ar_AE"/>
         </w:rPr>
         <w:t>) إلى مجموعاتٍ من المزامير لكَتَبَةٍ متنوعين في "الكتابِ الثَّاني" على سبيل المثال: بني قورَحَ (</w:t>
@@ -831,6 +1015,8 @@
       <w:hyperlink r:id="rId27">
         <w:r>
           <w:rPr>
+            <w:rtl/>
+            <w:cs/>
             <w:lang w:val="ar_AE" w:bidi="ar_AE"/>
           </w:rPr>
           <w:rPr>
@@ -842,6 +1028,8 @@
       </w:hyperlink>
       <w:r>
         <w:rPr>
+          <w:rtl/>
+          <w:cs/>
           <w:lang w:val="ar_AE" w:bidi="ar_AE"/>
         </w:rPr>
         <w:t>؛ آسَاف (</w:t>
@@ -849,6 +1037,8 @@
       <w:hyperlink r:id="rId28">
         <w:r>
           <w:rPr>
+            <w:rtl/>
+            <w:cs/>
             <w:lang w:val="ar_AE" w:bidi="ar_AE"/>
           </w:rPr>
           <w:rPr>
@@ -860,6 +1050,8 @@
       </w:hyperlink>
       <w:r>
         <w:rPr>
+          <w:rtl/>
+          <w:cs/>
           <w:lang w:val="ar_AE" w:bidi="ar_AE"/>
         </w:rPr>
         <w:t>)؛ دَاودَ (</w:t>
@@ -867,6 +1059,8 @@
       <w:hyperlink r:id="rId29">
         <w:r>
           <w:rPr>
+            <w:rtl/>
+            <w:cs/>
             <w:lang w:val="ar_AE" w:bidi="ar_AE"/>
           </w:rPr>
           <w:rPr>
@@ -878,6 +1072,8 @@
       </w:hyperlink>
       <w:r>
         <w:rPr>
+          <w:rtl/>
+          <w:cs/>
           <w:lang w:val="ar_AE" w:bidi="ar_AE"/>
         </w:rPr>
         <w:t xml:space="preserve">؛ </w:t>
@@ -885,6 +1081,8 @@
       <w:hyperlink r:id="rId30">
         <w:r>
           <w:rPr>
+            <w:rtl/>
+            <w:cs/>
             <w:lang w:val="ar_AE" w:bidi="ar_AE"/>
           </w:rPr>
           <w:rPr>
@@ -896,6 +1094,8 @@
       </w:hyperlink>
       <w:r>
         <w:rPr>
+          <w:rtl/>
+          <w:cs/>
           <w:lang w:val="ar_AE" w:bidi="ar_AE"/>
         </w:rPr>
         <w:t>)؛ سُلَيْمَانَ (</w:t>
@@ -903,6 +1103,8 @@
       <w:hyperlink r:id="rId31">
         <w:r>
           <w:rPr>
+            <w:rtl/>
+            <w:cs/>
             <w:lang w:val="ar_AE" w:bidi="ar_AE"/>
           </w:rPr>
           <w:rPr>
@@ -914,18 +1116,24 @@
       </w:hyperlink>
       <w:r>
         <w:rPr>
+          <w:rtl/>
+          <w:cs/>
           <w:lang w:val="ar_AE" w:bidi="ar_AE"/>
         </w:rPr>
         <w:t>). يكشفُ هذا التَّغَيُّر عن انتقال موضوعي من دَاودَ بوصفِهِ المعلمَ والنموذجَ الفريدَ إلى آخرين ممن لديهم رؤى أخرى. وفي نهاية "الكتابِ الثَّاني"، يعلِّق المُحَرِّر بالقول: "</w:t>
       </w:r>
       <w:r>
         <w:rPr>
+          <w:rtl/>
+          <w:cs/>
           <w:lang w:val="ar_AE" w:bidi="ar_AE"/>
         </w:rPr>
         <w:t>تَمَّتْ صَلَوَاتُ دَاوُدَ بْنِ يَسَّى</w:t>
       </w:r>
       <w:r>
         <w:rPr>
+          <w:rtl/>
+          <w:cs/>
           <w:lang w:val="ar_AE" w:bidi="ar_AE"/>
         </w:rPr>
         <w:t>" (</w:t>
@@ -933,6 +1141,8 @@
       <w:hyperlink r:id="rId32">
         <w:r>
           <w:rPr>
+            <w:rtl/>
+            <w:cs/>
             <w:lang w:val="ar_AE" w:bidi="ar_AE"/>
           </w:rPr>
           <w:rPr>
@@ -944,6 +1154,8 @@
       </w:hyperlink>
       <w:r>
         <w:rPr>
+          <w:rtl/>
+          <w:cs/>
           <w:lang w:val="ar_AE" w:bidi="ar_AE"/>
         </w:rPr>
         <w:t>). لقد ظَلَّ هذا التعليق باقيًا في موضعِهِ حتى بعد إضافة الكتاب الثَّالِث، والرَّابِع، والخَامِس (مع مَزامِير إضافية لدَاود) داخل الكتُبِ التي تمَّ جمعُها.</w:t>
@@ -958,11 +1170,15 @@
       </w:pPr>
       <w:r>
         <w:rPr>
-          <w:lang w:val="ar_AE" w:bidi="ar_AE"/>
-        </w:rPr>
-      </w:r>
-      <w:r>
-        <w:rPr>
+          <w:rtl/>
+          <w:cs/>
+          <w:lang w:val="ar_AE" w:bidi="ar_AE"/>
+        </w:rPr>
+      </w:r>
+      <w:r>
+        <w:rPr>
+          <w:rtl/>
+          <w:cs/>
           <w:lang w:val="ar_AE" w:bidi="ar_AE"/>
         </w:rPr>
         <w:t>"الكتاب الثَّالِث" (</w:t>
@@ -970,6 +1186,8 @@
       <w:hyperlink r:id="rId20">
         <w:r>
           <w:rPr>
+            <w:rtl/>
+            <w:cs/>
             <w:lang w:val="ar_AE" w:bidi="ar_AE"/>
           </w:rPr>
           <w:rPr>
@@ -981,6 +1199,8 @@
       </w:hyperlink>
       <w:r>
         <w:rPr>
+          <w:rtl/>
+          <w:cs/>
           <w:lang w:val="ar_AE" w:bidi="ar_AE"/>
         </w:rPr>
         <w:t>) يشترِكُ مع "الكتابِ الثَّاني" في تفضيله لاستخدام لقب التنزيه "</w:t>
@@ -988,12 +1208,16 @@
       <w:r>
         <w:rPr>
           <w:b/>
+          <w:rtl/>
+          <w:cs/>
           <w:lang w:val="ar_AE" w:bidi="ar_AE"/>
         </w:rPr>
         <w:t>إلوهيم</w:t>
       </w:r>
       <w:r>
         <w:rPr>
+          <w:rtl/>
+          <w:cs/>
           <w:lang w:val="ar_AE" w:bidi="ar_AE"/>
         </w:rPr>
         <w:t>" للإشارة إلى ٱللهِ (</w:t>
@@ -1001,6 +1225,8 @@
       <w:hyperlink r:id="rId33">
         <w:r>
           <w:rPr>
+            <w:rtl/>
+            <w:cs/>
             <w:lang w:val="ar_AE" w:bidi="ar_AE"/>
           </w:rPr>
           <w:rPr>
@@ -1012,6 +1238,8 @@
       </w:hyperlink>
       <w:r>
         <w:rPr>
+          <w:rtl/>
+          <w:cs/>
           <w:lang w:val="ar_AE" w:bidi="ar_AE"/>
         </w:rPr>
         <w:t>)، كما يتنوع كاتبوه: آسَاف (</w:t>
@@ -1019,6 +1247,8 @@
       <w:hyperlink r:id="rId34">
         <w:r>
           <w:rPr>
+            <w:rtl/>
+            <w:cs/>
             <w:lang w:val="ar_AE" w:bidi="ar_AE"/>
           </w:rPr>
           <w:rPr>
@@ -1030,6 +1260,8 @@
       </w:hyperlink>
       <w:r>
         <w:rPr>
+          <w:rtl/>
+          <w:cs/>
           <w:lang w:val="ar_AE" w:bidi="ar_AE"/>
         </w:rPr>
         <w:t>)؛ بنو قورَحَ (</w:t>
@@ -1037,6 +1269,8 @@
       <w:hyperlink r:id="rId35">
         <w:r>
           <w:rPr>
+            <w:rtl/>
+            <w:cs/>
             <w:lang w:val="ar_AE" w:bidi="ar_AE"/>
           </w:rPr>
           <w:rPr>
@@ -1048,6 +1282,8 @@
       </w:hyperlink>
       <w:r>
         <w:rPr>
+          <w:rtl/>
+          <w:cs/>
           <w:lang w:val="ar_AE" w:bidi="ar_AE"/>
         </w:rPr>
         <w:t xml:space="preserve">؛ </w:t>
@@ -1055,6 +1291,8 @@
       <w:hyperlink r:id="rId36">
         <w:r>
           <w:rPr>
+            <w:rtl/>
+            <w:cs/>
             <w:lang w:val="ar_AE" w:bidi="ar_AE"/>
           </w:rPr>
           <w:rPr>
@@ -1066,6 +1304,8 @@
       </w:hyperlink>
       <w:r>
         <w:rPr>
+          <w:rtl/>
+          <w:cs/>
           <w:lang w:val="ar_AE" w:bidi="ar_AE"/>
         </w:rPr>
         <w:t>)؛ دَاودَ (</w:t>
@@ -1073,6 +1313,8 @@
       <w:hyperlink r:id="rId37">
         <w:r>
           <w:rPr>
+            <w:rtl/>
+            <w:cs/>
             <w:lang w:val="ar_AE" w:bidi="ar_AE"/>
           </w:rPr>
           <w:rPr>
@@ -1084,6 +1326,8 @@
       </w:hyperlink>
       <w:r>
         <w:rPr>
+          <w:rtl/>
+          <w:cs/>
           <w:lang w:val="ar_AE" w:bidi="ar_AE"/>
         </w:rPr>
         <w:t xml:space="preserve">). يبدأ "الكتاب الثَّالِث" </w:t>
@@ -1091,6 +1335,8 @@
       <w:hyperlink r:id="rId38">
         <w:r>
           <w:rPr>
+            <w:rtl/>
+            <w:cs/>
             <w:lang w:val="ar_AE" w:bidi="ar_AE"/>
           </w:rPr>
           <w:rPr>
@@ -1102,6 +1348,8 @@
       </w:hyperlink>
       <w:r>
         <w:rPr>
+          <w:rtl/>
+          <w:cs/>
           <w:lang w:val="ar_AE" w:bidi="ar_AE"/>
         </w:rPr>
         <w:t>. يتساءل المَزمُور عن عدل ٱللهِ وقدرَتِهِ، مما يثير الشكوك حول الرؤية النبوية المهيبة الخاصة بالمَمْلَكَةِ المسيَّاوِيَّة المعروضة بالتفصيل في المَزمُور الأخير من "الكتاب الثَّانِي" (</w:t>
@@ -1109,6 +1357,8 @@
       <w:hyperlink r:id="rId31">
         <w:r>
           <w:rPr>
+            <w:rtl/>
+            <w:cs/>
             <w:lang w:val="ar_AE" w:bidi="ar_AE"/>
           </w:rPr>
           <w:rPr>
@@ -1120,6 +1370,8 @@
       </w:hyperlink>
       <w:r>
         <w:rPr>
+          <w:rtl/>
+          <w:cs/>
           <w:lang w:val="ar_AE" w:bidi="ar_AE"/>
         </w:rPr>
         <w:t xml:space="preserve">). تعود هذه التساؤلات في </w:t>
@@ -1127,6 +1379,8 @@
       <w:hyperlink r:id="rId39">
         <w:r>
           <w:rPr>
+            <w:rtl/>
+            <w:cs/>
             <w:lang w:val="ar_AE" w:bidi="ar_AE"/>
           </w:rPr>
           <w:rPr>
@@ -1138,6 +1392,8 @@
       </w:hyperlink>
       <w:r>
         <w:rPr>
+          <w:rtl/>
+          <w:cs/>
           <w:lang w:val="ar_AE" w:bidi="ar_AE"/>
         </w:rPr>
         <w:t>، في نهاية "الكتابِ الثَّالِث".</w:t>
@@ -1152,11 +1408,15 @@
       </w:pPr>
       <w:r>
         <w:rPr>
-          <w:lang w:val="ar_AE" w:bidi="ar_AE"/>
-        </w:rPr>
-      </w:r>
-      <w:r>
-        <w:rPr>
+          <w:rtl/>
+          <w:cs/>
+          <w:lang w:val="ar_AE" w:bidi="ar_AE"/>
+        </w:rPr>
+      </w:r>
+      <w:r>
+        <w:rPr>
+          <w:rtl/>
+          <w:cs/>
           <w:lang w:val="ar_AE" w:bidi="ar_AE"/>
         </w:rPr>
         <w:t>تتناول مَزامِيرُ "الكتابِ الرَّابِع" (</w:t>
@@ -1164,6 +1424,8 @@
       <w:hyperlink r:id="rId22">
         <w:r>
           <w:rPr>
+            <w:rtl/>
+            <w:cs/>
             <w:lang w:val="ar_AE" w:bidi="ar_AE"/>
           </w:rPr>
           <w:rPr>
@@ -1175,6 +1437,8 @@
       </w:hyperlink>
       <w:r>
         <w:rPr>
+          <w:rtl/>
+          <w:cs/>
           <w:lang w:val="ar_AE" w:bidi="ar_AE"/>
         </w:rPr>
         <w:t>) أسئلة أُثِيرَتْ وقتَ السبي البابلي، عندما بدا أن عَهْدَ اللهِ مع داود قد انفضَّ (</w:t>
@@ -1182,6 +1446,8 @@
       <w:hyperlink r:id="rId39">
         <w:r>
           <w:rPr>
+            <w:rtl/>
+            <w:cs/>
             <w:lang w:val="ar_AE" w:bidi="ar_AE"/>
           </w:rPr>
           <w:rPr>
@@ -1193,6 +1459,8 @@
       </w:hyperlink>
       <w:r>
         <w:rPr>
+          <w:rtl/>
+          <w:cs/>
           <w:lang w:val="ar_AE" w:bidi="ar_AE"/>
         </w:rPr>
         <w:t>). كرَدِّ فعلٍ على هذه الأَزَمَةِ، يشجِّع الكثير من المَزامِير على النُّمُو الفردي في الشخصية والتقوى (</w:t>
@@ -1200,6 +1468,8 @@
       <w:hyperlink r:id="rId40">
         <w:r>
           <w:rPr>
+            <w:rtl/>
+            <w:cs/>
             <w:lang w:val="ar_AE" w:bidi="ar_AE"/>
           </w:rPr>
           <w:rPr>
@@ -1211,6 +1481,8 @@
       </w:hyperlink>
       <w:r>
         <w:rPr>
+          <w:rtl/>
+          <w:cs/>
           <w:lang w:val="ar_AE" w:bidi="ar_AE"/>
         </w:rPr>
         <w:t>). معظم المزامير في هذه المجموعة تقدِّمُ الله كمَلِكٍ حقيقيٍّ أمينٍ يمتدُّ مُلْكُهُ إلى كلِّ جزءٍ من أجزاء الخليقة (</w:t>
@@ -1218,6 +1490,8 @@
       <w:hyperlink r:id="rId41">
         <w:r>
           <w:rPr>
+            <w:rtl/>
+            <w:cs/>
             <w:lang w:val="ar_AE" w:bidi="ar_AE"/>
           </w:rPr>
           <w:rPr>
@@ -1229,6 +1503,8 @@
       </w:hyperlink>
       <w:r>
         <w:rPr>
+          <w:rtl/>
+          <w:cs/>
           <w:lang w:val="ar_AE" w:bidi="ar_AE"/>
         </w:rPr>
         <w:t>). فالله لا يزال يحبُّ شعْبَهُ، غَنَمَ مرعاهُ (</w:t>
@@ -1236,6 +1512,8 @@
       <w:hyperlink r:id="rId42">
         <w:r>
           <w:rPr>
+            <w:rtl/>
+            <w:cs/>
             <w:lang w:val="ar_AE" w:bidi="ar_AE"/>
           </w:rPr>
           <w:rPr>
@@ -1247,6 +1525,8 @@
       </w:hyperlink>
       <w:r>
         <w:rPr>
+          <w:rtl/>
+          <w:cs/>
           <w:lang w:val="ar_AE" w:bidi="ar_AE"/>
         </w:rPr>
         <w:t>)، الذي ينبغي عليه الإصغاء إلى الله (</w:t>
@@ -1254,6 +1534,8 @@
       <w:hyperlink r:id="rId43">
         <w:r>
           <w:rPr>
+            <w:rtl/>
+            <w:cs/>
             <w:lang w:val="ar_AE" w:bidi="ar_AE"/>
           </w:rPr>
           <w:rPr>
@@ -1265,6 +1547,8 @@
       </w:hyperlink>
       <w:r>
         <w:rPr>
+          <w:rtl/>
+          <w:cs/>
           <w:lang w:val="ar_AE" w:bidi="ar_AE"/>
         </w:rPr>
         <w:t xml:space="preserve">؛ </w:t>
@@ -1272,6 +1556,8 @@
       <w:hyperlink r:id="rId42">
         <w:r>
           <w:rPr>
+            <w:rtl/>
+            <w:cs/>
             <w:lang w:val="ar_AE" w:bidi="ar_AE"/>
           </w:rPr>
           <w:rPr>
@@ -1283,6 +1569,8 @@
       </w:hyperlink>
       <w:r>
         <w:rPr>
+          <w:rtl/>
+          <w:cs/>
           <w:lang w:val="ar_AE" w:bidi="ar_AE"/>
         </w:rPr>
         <w:t>). الله هو مصدَرُ الغفران، كما تؤكِّد رأفتُهُ لشَعْبِهِ المسبي أنه لا يزال مُهْتَمًّا به. ويهدُف استعراض تاريخ الفداء، بدءًا من الخليقة وحتى السبي، إلى التأكيد على حكمَةِ الله وحماقة إسرائيل كإطارٍ لفهم السبي (</w:t>
@@ -1290,6 +1578,8 @@
       <w:hyperlink r:id="rId44">
         <w:r>
           <w:rPr>
+            <w:rtl/>
+            <w:cs/>
             <w:lang w:val="ar_AE" w:bidi="ar_AE"/>
           </w:rPr>
           <w:rPr>
@@ -1301,6 +1591,8 @@
       </w:hyperlink>
       <w:r>
         <w:rPr>
+          <w:rtl/>
+          <w:cs/>
           <w:lang w:val="ar_AE" w:bidi="ar_AE"/>
         </w:rPr>
         <w:t xml:space="preserve">). </w:t>
@@ -1315,11 +1607,15 @@
       </w:pPr>
       <w:r>
         <w:rPr>
-          <w:lang w:val="ar_AE" w:bidi="ar_AE"/>
-        </w:rPr>
-      </w:r>
-      <w:r>
-        <w:rPr>
+          <w:rtl/>
+          <w:cs/>
+          <w:lang w:val="ar_AE" w:bidi="ar_AE"/>
+        </w:rPr>
+      </w:r>
+      <w:r>
+        <w:rPr>
+          <w:rtl/>
+          <w:cs/>
           <w:lang w:val="ar_AE" w:bidi="ar_AE"/>
         </w:rPr>
         <w:t xml:space="preserve">بَرَكَةُ </w:t>
@@ -1327,6 +1623,8 @@
       <w:hyperlink r:id="rId23">
         <w:r>
           <w:rPr>
+            <w:rtl/>
+            <w:cs/>
             <w:lang w:val="ar_AE" w:bidi="ar_AE"/>
           </w:rPr>
           <w:rPr>
@@ -1338,6 +1636,8 @@
       </w:hyperlink>
       <w:r>
         <w:rPr>
+          <w:rtl/>
+          <w:cs/>
           <w:lang w:val="ar_AE" w:bidi="ar_AE"/>
         </w:rPr>
         <w:t xml:space="preserve">موجودةٌ أيضًا في </w:t>
@@ -1345,6 +1645,8 @@
       <w:hyperlink r:id="rId45">
         <w:r>
           <w:rPr>
+            <w:rtl/>
+            <w:cs/>
             <w:lang w:val="ar_AE" w:bidi="ar_AE"/>
           </w:rPr>
           <w:rPr>
@@ -1356,6 +1658,8 @@
       </w:hyperlink>
       <w:r>
         <w:rPr>
+          <w:rtl/>
+          <w:cs/>
           <w:lang w:val="ar_AE" w:bidi="ar_AE"/>
         </w:rPr>
         <w:t>، وربما تشيرُ إلى أن "الكتاب الرَّابِع" قد اكْتَمَلَ بعد السبي (أثناء جَمْعِ مادة سفري أخبار الأيام).</w:t>
@@ -1370,11 +1674,15 @@
       </w:pPr>
       <w:r>
         <w:rPr>
-          <w:lang w:val="ar_AE" w:bidi="ar_AE"/>
-        </w:rPr>
-      </w:r>
-      <w:r>
-        <w:rPr>
+          <w:rtl/>
+          <w:cs/>
+          <w:lang w:val="ar_AE" w:bidi="ar_AE"/>
+        </w:rPr>
+      </w:r>
+      <w:r>
+        <w:rPr>
+          <w:rtl/>
+          <w:cs/>
           <w:lang w:val="ar_AE" w:bidi="ar_AE"/>
         </w:rPr>
         <w:t>ينطوي "الكتابُ الخَامِس" (</w:t>
@@ -1382,6 +1690,8 @@
       <w:hyperlink r:id="rId24">
         <w:r>
           <w:rPr>
+            <w:rtl/>
+            <w:cs/>
             <w:lang w:val="ar_AE" w:bidi="ar_AE"/>
           </w:rPr>
           <w:rPr>
@@ -1393,6 +1703,8 @@
       </w:hyperlink>
       <w:r>
         <w:rPr>
+          <w:rtl/>
+          <w:cs/>
           <w:lang w:val="ar_AE" w:bidi="ar_AE"/>
         </w:rPr>
         <w:t>) على عددٍ من مجموعات أصغر: مزامير "</w:t>
@@ -1400,12 +1712,16 @@
       <w:r>
         <w:rPr>
           <w:b/>
+          <w:rtl/>
+          <w:cs/>
           <w:lang w:val="ar_AE" w:bidi="ar_AE"/>
         </w:rPr>
         <w:t>الهَلِّيل المصري"</w:t>
       </w:r>
       <w:r>
         <w:rPr>
+          <w:rtl/>
+          <w:cs/>
           <w:lang w:val="ar_AE" w:bidi="ar_AE"/>
         </w:rPr>
         <w:t xml:space="preserve"> أي التسبيح احتفاءً بالخروج من مصر (</w:t>
@@ -1413,6 +1729,8 @@
       <w:hyperlink r:id="rId46">
         <w:r>
           <w:rPr>
+            <w:rtl/>
+            <w:cs/>
             <w:lang w:val="ar_AE" w:bidi="ar_AE"/>
           </w:rPr>
           <w:rPr>
@@ -1424,6 +1742,8 @@
       </w:hyperlink>
       <w:r>
         <w:rPr>
+          <w:rtl/>
+          <w:cs/>
           <w:lang w:val="ar_AE" w:bidi="ar_AE"/>
         </w:rPr>
         <w:t xml:space="preserve">)؛ </w:t>
@@ -1431,12 +1751,16 @@
       <w:r>
         <w:rPr>
           <w:b/>
+          <w:rtl/>
+          <w:cs/>
           <w:lang w:val="ar_AE" w:bidi="ar_AE"/>
         </w:rPr>
         <w:t xml:space="preserve">مَزمُور التوراة </w:t>
       </w:r>
       <w:r>
         <w:rPr>
+          <w:rtl/>
+          <w:cs/>
           <w:lang w:val="ar_AE" w:bidi="ar_AE"/>
         </w:rPr>
         <w:t>(</w:t>
@@ -1444,6 +1768,8 @@
       <w:hyperlink r:id="rId47">
         <w:r>
           <w:rPr>
+            <w:rtl/>
+            <w:cs/>
             <w:lang w:val="ar_AE" w:bidi="ar_AE"/>
           </w:rPr>
           <w:rPr>
@@ -1455,6 +1781,8 @@
       </w:hyperlink>
       <w:r>
         <w:rPr>
+          <w:rtl/>
+          <w:cs/>
           <w:lang w:val="ar_AE" w:bidi="ar_AE"/>
         </w:rPr>
         <w:t>); مزامير "</w:t>
@@ -1462,12 +1790,16 @@
       <w:r>
         <w:rPr>
           <w:b/>
+          <w:rtl/>
+          <w:cs/>
           <w:lang w:val="ar_AE" w:bidi="ar_AE"/>
         </w:rPr>
         <w:t xml:space="preserve">الهَلِّيل الأعظم" </w:t>
       </w:r>
       <w:r>
         <w:rPr>
+          <w:rtl/>
+          <w:cs/>
           <w:lang w:val="ar_AE" w:bidi="ar_AE"/>
         </w:rPr>
         <w:t>(</w:t>
@@ -1475,6 +1807,8 @@
       <w:hyperlink r:id="rId48">
         <w:r>
           <w:rPr>
+            <w:rtl/>
+            <w:cs/>
             <w:lang w:val="ar_AE" w:bidi="ar_AE"/>
           </w:rPr>
           <w:rPr>
@@ -1486,6 +1820,8 @@
       </w:hyperlink>
       <w:r>
         <w:rPr>
+          <w:rtl/>
+          <w:cs/>
           <w:lang w:val="ar_AE" w:bidi="ar_AE"/>
         </w:rPr>
         <w:t>)، والتي تَضُمُّ "</w:t>
@@ -1493,12 +1829,16 @@
       <w:r>
         <w:rPr>
           <w:b/>
+          <w:rtl/>
+          <w:cs/>
           <w:lang w:val="ar_AE" w:bidi="ar_AE"/>
         </w:rPr>
         <w:t xml:space="preserve">ترانيم المَصَاعِد" </w:t>
       </w:r>
       <w:r>
         <w:rPr>
+          <w:rtl/>
+          <w:cs/>
           <w:lang w:val="ar_AE" w:bidi="ar_AE"/>
         </w:rPr>
         <w:t>(</w:t>
@@ -1506,6 +1846,8 @@
       <w:hyperlink r:id="rId49">
         <w:r>
           <w:rPr>
+            <w:rtl/>
+            <w:cs/>
             <w:lang w:val="ar_AE" w:bidi="ar_AE"/>
           </w:rPr>
           <w:rPr>
@@ -1517,6 +1859,8 @@
       </w:hyperlink>
       <w:r>
         <w:rPr>
+          <w:rtl/>
+          <w:cs/>
           <w:lang w:val="ar_AE" w:bidi="ar_AE"/>
         </w:rPr>
         <w:t>)؛ ثمانية مزامير لدَاودَ (</w:t>
@@ -1524,6 +1868,8 @@
       <w:hyperlink r:id="rId50">
         <w:r>
           <w:rPr>
+            <w:rtl/>
+            <w:cs/>
             <w:lang w:val="ar_AE" w:bidi="ar_AE"/>
           </w:rPr>
           <w:rPr>
@@ -1535,6 +1881,8 @@
       </w:hyperlink>
       <w:r>
         <w:rPr>
+          <w:rtl/>
+          <w:cs/>
           <w:lang w:val="ar_AE" w:bidi="ar_AE"/>
         </w:rPr>
         <w:t>); وخمس مزامير ختامية للتسبيح (</w:t>
@@ -1542,6 +1890,8 @@
       <w:hyperlink r:id="rId51">
         <w:r>
           <w:rPr>
+            <w:rtl/>
+            <w:cs/>
             <w:lang w:val="ar_AE" w:bidi="ar_AE"/>
           </w:rPr>
           <w:rPr>
@@ -1553,6 +1903,8 @@
       </w:hyperlink>
       <w:r>
         <w:rPr>
+          <w:rtl/>
+          <w:cs/>
           <w:lang w:val="ar_AE" w:bidi="ar_AE"/>
         </w:rPr>
         <w:t>). يعكس "الكِتَابُ الخَامِس" التطوُّر الفكري من الضيق والرثاء إلى إنقاذ الله والتسبيح. وأوَّل مزامير هذا الكتاب هو (</w:t>
@@ -1560,6 +1912,8 @@
       <w:hyperlink r:id="rId52">
         <w:r>
           <w:rPr>
+            <w:rtl/>
+            <w:cs/>
             <w:lang w:val="ar_AE" w:bidi="ar_AE"/>
           </w:rPr>
           <w:rPr>
@@ -1571,6 +1925,8 @@
       </w:hyperlink>
       <w:r>
         <w:rPr>
+          <w:rtl/>
+          <w:cs/>
           <w:lang w:val="ar_AE" w:bidi="ar_AE"/>
         </w:rPr>
         <w:t>)، الذي يعكس ذلك النَّمَط، كما يشير النص الأخير منه إلى أهمية الحكمة لِفَهْمِ طرقِ الله (</w:t>
@@ -1578,6 +1934,8 @@
       <w:hyperlink r:id="rId53">
         <w:r>
           <w:rPr>
+            <w:rtl/>
+            <w:cs/>
             <w:lang w:val="ar_AE" w:bidi="ar_AE"/>
           </w:rPr>
           <w:rPr>
@@ -1589,6 +1947,8 @@
       </w:hyperlink>
       <w:r>
         <w:rPr>
+          <w:rtl/>
+          <w:cs/>
           <w:lang w:val="ar_AE" w:bidi="ar_AE"/>
         </w:rPr>
         <w:t xml:space="preserve">). ويُعَدُّ </w:t>
@@ -1596,6 +1956,8 @@
       <w:hyperlink r:id="rId47">
         <w:r>
           <w:rPr>
+            <w:rtl/>
+            <w:cs/>
             <w:lang w:val="ar_AE" w:bidi="ar_AE"/>
           </w:rPr>
           <w:rPr>
@@ -1607,6 +1969,8 @@
       </w:hyperlink>
       <w:r>
         <w:rPr>
+          <w:rtl/>
+          <w:cs/>
           <w:lang w:val="ar_AE" w:bidi="ar_AE"/>
         </w:rPr>
         <w:t xml:space="preserve"> أطولَ المَزامِير. ويَتَغَنَّي هذا المزمور بحكمَةِ الله وكلمتِهِ. أما المَزامِير التي تسرِدُ عنايةَ الرب التاريخية بإسرائيل في البرية (مثل </w:t>
@@ -1614,6 +1978,8 @@
       <w:hyperlink r:id="rId54">
         <w:r>
           <w:rPr>
+            <w:rtl/>
+            <w:cs/>
             <w:lang w:val="ar_AE" w:bidi="ar_AE"/>
           </w:rPr>
           <w:rPr>
@@ -1625,6 +1991,8 @@
       </w:hyperlink>
       <w:r>
         <w:rPr>
+          <w:rtl/>
+          <w:cs/>
           <w:lang w:val="ar_AE" w:bidi="ar_AE"/>
         </w:rPr>
         <w:t xml:space="preserve">; </w:t>
@@ -1632,6 +2000,8 @@
       <w:hyperlink r:id="rId55">
         <w:r>
           <w:rPr>
+            <w:rtl/>
+            <w:cs/>
             <w:lang w:val="ar_AE" w:bidi="ar_AE"/>
           </w:rPr>
           <w:rPr>
@@ -1643,6 +2013,8 @@
       </w:hyperlink>
       <w:r>
         <w:rPr>
+          <w:rtl/>
+          <w:cs/>
           <w:lang w:val="ar_AE" w:bidi="ar_AE"/>
         </w:rPr>
         <w:t>) فتساهِم في إعداد إسرائيل سواء في السبي أو بعد السَّبي لِقراءةِ صلوات دَاود الأخيرة (</w:t>
@@ -1650,6 +2022,8 @@
       <w:hyperlink r:id="rId50">
         <w:r>
           <w:rPr>
+            <w:rtl/>
+            <w:cs/>
             <w:lang w:val="ar_AE" w:bidi="ar_AE"/>
           </w:rPr>
           <w:rPr>
@@ -1661,6 +2035,8 @@
       </w:hyperlink>
       <w:r>
         <w:rPr>
+          <w:rtl/>
+          <w:cs/>
           <w:lang w:val="ar_AE" w:bidi="ar_AE"/>
         </w:rPr>
         <w:t>) بنورٍ جديد، إذ يتطلَّع المَلِك دَاود إلى ملكوتِ الله (</w:t>
@@ -1668,6 +2044,8 @@
       <w:hyperlink r:id="rId56">
         <w:r>
           <w:rPr>
+            <w:rtl/>
+            <w:cs/>
             <w:lang w:val="ar_AE" w:bidi="ar_AE"/>
           </w:rPr>
           <w:rPr>
@@ -1679,6 +2057,8 @@
       </w:hyperlink>
       <w:r>
         <w:rPr>
+          <w:rtl/>
+          <w:cs/>
           <w:lang w:val="ar_AE" w:bidi="ar_AE"/>
         </w:rPr>
         <w:t>)، كما تؤكِّد مَزامِير التسبيح على هذا الرجاء (</w:t>
@@ -1686,6 +2066,8 @@
       <w:hyperlink r:id="rId51">
         <w:r>
           <w:rPr>
+            <w:rtl/>
+            <w:cs/>
             <w:lang w:val="ar_AE" w:bidi="ar_AE"/>
           </w:rPr>
           <w:rPr>
@@ -1697,6 +2079,8 @@
       </w:hyperlink>
       <w:r>
         <w:rPr>
+          <w:rtl/>
+          <w:cs/>
           <w:lang w:val="ar_AE" w:bidi="ar_AE"/>
         </w:rPr>
         <w:t>).</w:t>
@@ -1711,11 +2095,15 @@
       </w:pPr>
       <w:r>
         <w:rPr>
-          <w:lang w:val="ar_AE" w:bidi="ar_AE"/>
-        </w:rPr>
-      </w:r>
-      <w:r>
-        <w:rPr>
+          <w:rtl/>
+          <w:cs/>
+          <w:lang w:val="ar_AE" w:bidi="ar_AE"/>
+        </w:rPr>
+      </w:r>
+      <w:r>
+        <w:rPr>
+          <w:rtl/>
+          <w:cs/>
           <w:lang w:val="ar_AE" w:bidi="ar_AE"/>
         </w:rPr>
         <w:t>يبدو أن بعض الملاحق قد أُضيفت إلى المزامير الموجودة بالفعلِ. ربما يُفَسِّر هذا وجود الصلاة من أجل رَدِّ صِهْيَوْنَ (</w:t>
@@ -1723,6 +2111,8 @@
       <w:hyperlink r:id="rId57">
         <w:r>
           <w:rPr>
+            <w:rtl/>
+            <w:cs/>
             <w:lang w:val="ar_AE" w:bidi="ar_AE"/>
           </w:rPr>
           <w:rPr>
@@ -1734,6 +2124,8 @@
       </w:hyperlink>
       <w:r>
         <w:rPr>
+          <w:rtl/>
+          <w:cs/>
           <w:lang w:val="ar_AE" w:bidi="ar_AE"/>
         </w:rPr>
         <w:t>)، وبركةُ الله على أورشليم (</w:t>
@@ -1741,6 +2133,8 @@
       <w:hyperlink r:id="rId58">
         <w:r>
           <w:rPr>
+            <w:rtl/>
+            <w:cs/>
             <w:lang w:val="ar_AE" w:bidi="ar_AE"/>
           </w:rPr>
           <w:rPr>
@@ -1752,6 +2146,8 @@
       </w:hyperlink>
       <w:r>
         <w:rPr>
+          <w:rtl/>
+          <w:cs/>
           <w:lang w:val="ar_AE" w:bidi="ar_AE"/>
         </w:rPr>
         <w:t>). ربما أدت التغيرات في الظروف إلى إضافة مقاطع جديدة.</w:t>
@@ -1766,11 +2162,15 @@
       </w:pPr>
       <w:r>
         <w:rPr>
-          <w:lang w:val="ar_AE" w:bidi="ar_AE"/>
-        </w:rPr>
-      </w:r>
-      <w:r>
-        <w:rPr>
+          <w:rtl/>
+          <w:cs/>
+          <w:lang w:val="ar_AE" w:bidi="ar_AE"/>
+        </w:rPr>
+      </w:r>
+      <w:r>
+        <w:rPr>
+          <w:rtl/>
+          <w:cs/>
           <w:lang w:val="ar_AE" w:bidi="ar_AE"/>
         </w:rPr>
         <w:t xml:space="preserve">تكشفُ المخطوطات المتاحة عن شيءٍ من المرونة في تنظيم المَزامِير وعناوينِها. تحتوي كل من النسخ العبرية واليونانية للمَزامِير على 150 مزمورًا، لكن مع تقسيمات وترقيمات مختلفة وكذلك اختلافات فيما يرتبط بالمَزامِير التي لها عناوين. يجمَعُ النَّصُّ اليوناني </w:t>
@@ -1778,6 +2178,8 @@
       <w:hyperlink r:id="rId59">
         <w:r>
           <w:rPr>
+            <w:rtl/>
+            <w:cs/>
             <w:lang w:val="ar_AE" w:bidi="ar_AE"/>
           </w:rPr>
           <w:rPr>
@@ -1789,6 +2191,8 @@
       </w:hyperlink>
       <w:r>
         <w:rPr>
+          <w:rtl/>
+          <w:cs/>
           <w:lang w:val="ar_AE" w:bidi="ar_AE"/>
         </w:rPr>
         <w:t xml:space="preserve"> و</w:t>
@@ -1796,6 +2200,8 @@
       <w:hyperlink r:id="rId60">
         <w:r>
           <w:rPr>
+            <w:rtl/>
+            <w:cs/>
             <w:lang w:val="ar_AE" w:bidi="ar_AE"/>
           </w:rPr>
           <w:rPr>
@@ -1807,6 +2213,8 @@
       </w:hyperlink>
       <w:r>
         <w:rPr>
+          <w:rtl/>
+          <w:cs/>
           <w:lang w:val="ar_AE" w:bidi="ar_AE"/>
         </w:rPr>
         <w:t xml:space="preserve"> في مَزمُورٍ واحدٍ وكذلك </w:t>
@@ -1814,6 +2222,8 @@
       <w:hyperlink r:id="rId61">
         <w:r>
           <w:rPr>
+            <w:rtl/>
+            <w:cs/>
             <w:lang w:val="ar_AE" w:bidi="ar_AE"/>
           </w:rPr>
           <w:rPr>
@@ -1825,6 +2235,8 @@
       </w:hyperlink>
       <w:r>
         <w:rPr>
+          <w:rtl/>
+          <w:cs/>
           <w:lang w:val="ar_AE" w:bidi="ar_AE"/>
         </w:rPr>
         <w:t xml:space="preserve"> و</w:t>
@@ -1832,6 +2244,8 @@
       <w:hyperlink r:id="rId62">
         <w:r>
           <w:rPr>
+            <w:rtl/>
+            <w:cs/>
             <w:lang w:val="ar_AE" w:bidi="ar_AE"/>
           </w:rPr>
           <w:rPr>
@@ -1843,6 +2257,8 @@
       </w:hyperlink>
       <w:r>
         <w:rPr>
+          <w:rtl/>
+          <w:cs/>
           <w:lang w:val="ar_AE" w:bidi="ar_AE"/>
         </w:rPr>
         <w:t xml:space="preserve">، لكنه يقسِمُ كلا </w:t>
@@ -1850,6 +2266,8 @@
       <w:hyperlink r:id="rId63">
         <w:r>
           <w:rPr>
+            <w:rtl/>
+            <w:cs/>
             <w:lang w:val="ar_AE" w:bidi="ar_AE"/>
           </w:rPr>
           <w:rPr>
@@ -1861,6 +2279,8 @@
       </w:hyperlink>
       <w:r>
         <w:rPr>
+          <w:rtl/>
+          <w:cs/>
           <w:lang w:val="ar_AE" w:bidi="ar_AE"/>
         </w:rPr>
         <w:t>-</w:t>
@@ -1868,6 +2288,8 @@
       <w:hyperlink r:id="rId64">
         <w:r>
           <w:rPr>
+            <w:rtl/>
+            <w:cs/>
             <w:lang w:val="ar_AE" w:bidi="ar_AE"/>
           </w:rPr>
           <w:rPr>
@@ -1879,6 +2301,8 @@
       </w:hyperlink>
       <w:r>
         <w:rPr>
+          <w:rtl/>
+          <w:cs/>
           <w:lang w:val="ar_AE" w:bidi="ar_AE"/>
         </w:rPr>
         <w:t xml:space="preserve"> على التوالي إلى مَزمورَيْن، وتتم الإشارة إلى الاختلافات بين الترقيم العبري والإنجليزي في التعليقات التي تقوم بإدراجها بعض الترجمات الإنجليزية.</w:t>
@@ -1890,11 +2314,15 @@
       </w:pPr>
       <w:r>
         <w:rPr>
-          <w:lang w:val="ar_AE" w:bidi="ar_AE"/>
-        </w:rPr>
-      </w:r>
-      <w:r>
-        <w:rPr>
+          <w:rtl/>
+          <w:cs/>
+          <w:lang w:val="ar_AE" w:bidi="ar_AE"/>
+        </w:rPr>
+      </w:r>
+      <w:r>
+        <w:rPr>
+          <w:rtl/>
+          <w:cs/>
           <w:lang w:val="ar_AE" w:bidi="ar_AE"/>
         </w:rPr>
         <w:t>بحلول زمن الرَّبِّ يسوع، كانَتْ المَزامِير التي تَمَّ جمعُها معروفةً بشكلٍ جيِّدٍ (</w:t>
@@ -1902,6 +2330,8 @@
       <w:hyperlink r:id="rId65">
         <w:r>
           <w:rPr>
+            <w:rtl/>
+            <w:cs/>
             <w:lang w:val="ar_AE" w:bidi="ar_AE"/>
           </w:rPr>
           <w:rPr>
@@ -1913,6 +2343,8 @@
       </w:hyperlink>
       <w:r>
         <w:rPr>
+          <w:rtl/>
+          <w:cs/>
           <w:lang w:val="ar_AE" w:bidi="ar_AE"/>
         </w:rPr>
         <w:t xml:space="preserve">؛ </w:t>
@@ -1920,6 +2352,8 @@
       <w:hyperlink r:id="rId66">
         <w:r>
           <w:rPr>
+            <w:rtl/>
+            <w:cs/>
             <w:lang w:val="ar_AE" w:bidi="ar_AE"/>
           </w:rPr>
           <w:rPr>
@@ -1931,6 +2365,8 @@
       </w:hyperlink>
       <w:r>
         <w:rPr>
+          <w:rtl/>
+          <w:cs/>
           <w:lang w:val="ar_AE" w:bidi="ar_AE"/>
         </w:rPr>
         <w:t>). فقد صَارَتْ المَزامِير جزءًا من القِسْمِ الثَّالِث من الأسفار القانونية العبرية، المعروفة باسم "المَكْتوبات" (</w:t>
@@ -1938,6 +2374,8 @@
       <w:hyperlink r:id="rId67">
         <w:r>
           <w:rPr>
+            <w:rtl/>
+            <w:cs/>
             <w:lang w:val="ar_AE" w:bidi="ar_AE"/>
           </w:rPr>
           <w:rPr>
@@ -1949,6 +2387,8 @@
       </w:hyperlink>
       <w:r>
         <w:rPr>
+          <w:rtl/>
+          <w:cs/>
           <w:lang w:val="ar_AE" w:bidi="ar_AE"/>
         </w:rPr>
         <w:t>).</w:t>
@@ -1962,6 +2402,8 @@
       <w:r>
         <w:rPr>
           <w:b/>
+          <w:rtl/>
+          <w:cs/>
           <w:lang w:val="ar_AE" w:bidi="ar_AE"/>
         </w:rPr>
         <w:t>كَاتِبُ السِّفْر</w:t>
@@ -1973,11 +2415,15 @@
       </w:pPr>
       <w:r>
         <w:rPr>
-          <w:lang w:val="ar_AE" w:bidi="ar_AE"/>
-        </w:rPr>
-      </w:r>
-      <w:r>
-        <w:rPr>
+          <w:rtl/>
+          <w:cs/>
+          <w:lang w:val="ar_AE" w:bidi="ar_AE"/>
+        </w:rPr>
+      </w:r>
+      <w:r>
+        <w:rPr>
+          <w:rtl/>
+          <w:cs/>
           <w:lang w:val="ar_AE" w:bidi="ar_AE"/>
         </w:rPr>
         <w:t>يُنْسَبُ الكثيرُ من المَزامِير إلى المَلِكِ دَاوُد، وليس كلُّ المزامير؛ في واقِعِ الأمْرِ، أقل من نصف المزامير يرتبط بالمَلِك داود بشكلٍ صريحٍ. أما البعض الآخر فَيُنسَبُ إلى آسَاف (</w:t>
@@ -1985,6 +2431,8 @@
       <w:hyperlink r:id="rId28">
         <w:r>
           <w:rPr>
+            <w:rtl/>
+            <w:cs/>
             <w:lang w:val="ar_AE" w:bidi="ar_AE"/>
           </w:rPr>
           <w:rPr>
@@ -1996,6 +2444,8 @@
       </w:hyperlink>
       <w:r>
         <w:rPr>
+          <w:rtl/>
+          <w:cs/>
           <w:lang w:val="ar_AE" w:bidi="ar_AE"/>
         </w:rPr>
         <w:t xml:space="preserve">; </w:t>
@@ -2003,6 +2453,8 @@
       <w:hyperlink r:id="rId34">
         <w:r>
           <w:rPr>
+            <w:rtl/>
+            <w:cs/>
             <w:lang w:val="ar_AE" w:bidi="ar_AE"/>
           </w:rPr>
           <w:rPr>
@@ -2014,6 +2466,8 @@
       </w:hyperlink>
       <w:r>
         <w:rPr>
+          <w:rtl/>
+          <w:cs/>
           <w:lang w:val="ar_AE" w:bidi="ar_AE"/>
         </w:rPr>
         <w:t>)، بني قُورَحَ (</w:t>
@@ -2021,6 +2475,8 @@
       <w:hyperlink r:id="rId27">
         <w:r>
           <w:rPr>
+            <w:rtl/>
+            <w:cs/>
             <w:lang w:val="ar_AE" w:bidi="ar_AE"/>
           </w:rPr>
           <w:rPr>
@@ -2032,6 +2488,8 @@
       </w:hyperlink>
       <w:r>
         <w:rPr>
+          <w:rtl/>
+          <w:cs/>
           <w:lang w:val="ar_AE" w:bidi="ar_AE"/>
         </w:rPr>
         <w:t xml:space="preserve">; </w:t>
@@ -2039,6 +2497,8 @@
       <w:hyperlink r:id="rId35">
         <w:r>
           <w:rPr>
+            <w:rtl/>
+            <w:cs/>
             <w:lang w:val="ar_AE" w:bidi="ar_AE"/>
           </w:rPr>
           <w:rPr>
@@ -2050,6 +2510,8 @@
       </w:hyperlink>
       <w:r>
         <w:rPr>
+          <w:rtl/>
+          <w:cs/>
           <w:lang w:val="ar_AE" w:bidi="ar_AE"/>
         </w:rPr>
         <w:t xml:space="preserve">; </w:t>
@@ -2057,6 +2519,8 @@
       <w:hyperlink r:id="rId68">
         <w:r>
           <w:rPr>
+            <w:rtl/>
+            <w:cs/>
             <w:lang w:val="ar_AE" w:bidi="ar_AE"/>
           </w:rPr>
           <w:rPr>
@@ -2068,6 +2532,8 @@
       </w:hyperlink>
       <w:r>
         <w:rPr>
+          <w:rtl/>
+          <w:cs/>
           <w:lang w:val="ar_AE" w:bidi="ar_AE"/>
         </w:rPr>
         <w:t>)، المَلِك سُلَيْمَانَ (</w:t>
@@ -2075,6 +2541,8 @@
       <w:hyperlink r:id="rId31">
         <w:r>
           <w:rPr>
+            <w:rtl/>
+            <w:cs/>
             <w:lang w:val="ar_AE" w:bidi="ar_AE"/>
           </w:rPr>
           <w:rPr>
@@ -2086,6 +2554,8 @@
       </w:hyperlink>
       <w:r>
         <w:rPr>
+          <w:rtl/>
+          <w:cs/>
           <w:lang w:val="ar_AE" w:bidi="ar_AE"/>
         </w:rPr>
         <w:t xml:space="preserve">; </w:t>
@@ -2093,6 +2563,8 @@
       <w:hyperlink r:id="rId69">
         <w:r>
           <w:rPr>
+            <w:rtl/>
+            <w:cs/>
             <w:lang w:val="ar_AE" w:bidi="ar_AE"/>
           </w:rPr>
           <w:rPr>
@@ -2104,6 +2576,8 @@
       </w:hyperlink>
       <w:r>
         <w:rPr>
+          <w:rtl/>
+          <w:cs/>
           <w:lang w:val="ar_AE" w:bidi="ar_AE"/>
         </w:rPr>
         <w:t>)، هَيْمَان (</w:t>
@@ -2111,6 +2585,8 @@
       <w:hyperlink r:id="rId70">
         <w:r>
           <w:rPr>
+            <w:rtl/>
+            <w:cs/>
             <w:lang w:val="ar_AE" w:bidi="ar_AE"/>
           </w:rPr>
           <w:rPr>
@@ -2122,6 +2598,8 @@
       </w:hyperlink>
       <w:r>
         <w:rPr>
+          <w:rtl/>
+          <w:cs/>
           <w:lang w:val="ar_AE" w:bidi="ar_AE"/>
         </w:rPr>
         <w:t>)، أَيْثَان (</w:t>
@@ -2129,6 +2607,8 @@
       <w:hyperlink r:id="rId39">
         <w:r>
           <w:rPr>
+            <w:rtl/>
+            <w:cs/>
             <w:lang w:val="ar_AE" w:bidi="ar_AE"/>
           </w:rPr>
           <w:rPr>
@@ -2140,6 +2620,8 @@
       </w:hyperlink>
       <w:r>
         <w:rPr>
+          <w:rtl/>
+          <w:cs/>
           <w:lang w:val="ar_AE" w:bidi="ar_AE"/>
         </w:rPr>
         <w:t>)، والنَّبِيِّ مُوسَى (</w:t>
@@ -2147,6 +2629,8 @@
       <w:hyperlink r:id="rId71">
         <w:r>
           <w:rPr>
+            <w:rtl/>
+            <w:cs/>
             <w:lang w:val="ar_AE" w:bidi="ar_AE"/>
           </w:rPr>
           <w:rPr>
@@ -2158,6 +2642,8 @@
       </w:hyperlink>
       <w:r>
         <w:rPr>
+          <w:rtl/>
+          <w:cs/>
           <w:lang w:val="ar_AE" w:bidi="ar_AE"/>
         </w:rPr>
         <w:t>).</w:t>
@@ -2169,11 +2655,15 @@
       </w:pPr>
       <w:r>
         <w:rPr>
-          <w:lang w:val="ar_AE" w:bidi="ar_AE"/>
-        </w:rPr>
-      </w:r>
-      <w:r>
-        <w:rPr>
+          <w:rtl/>
+          <w:cs/>
+          <w:lang w:val="ar_AE" w:bidi="ar_AE"/>
+        </w:rPr>
+      </w:r>
+      <w:r>
+        <w:rPr>
+          <w:rtl/>
+          <w:cs/>
           <w:lang w:val="ar_AE" w:bidi="ar_AE"/>
         </w:rPr>
         <w:t>من بين المَزامِير هناك 116 مزمورًا تحمل عنوانًا، يحدِّدُ عنوانُ المَزمُور، في معظم تلك المَزامِير، شخصًا يرتبطُ بذلك المزمور. وقد يكون الشخص المُسَمَّى هو كاتِبُ المزمور، لكن هذا ليس بالضرورة. لأن حرف الجر العبري "لامد" قبل اسم الشخص (والمُتَرْجَمُ غالبًا إلى "لـ") قد يعني أيضًا "من أجل"، "إهداءً إلى"، "عن"، "إلى"، أو "بواسطة". لذلك، فإن التعبير العبري القائل: "</w:t>
@@ -2181,6 +2671,8 @@
       <w:r>
         <w:rPr>
           <w:b/>
+          <w:rtl/>
+          <w:cs/>
           <w:lang w:val="ar_AE" w:bidi="ar_AE"/>
         </w:rPr>
         <w:t>مِزْمُور لِدَا</w:t>
@@ -2188,6 +2680,8 @@
       <w:r>
         <w:rPr>
           <w:b/>
+          <w:rtl/>
+          <w:cs/>
           <w:lang w:val="ar_AE" w:bidi="ar_AE"/>
         </w:rPr>
         <w:t>ڤِ</w:t>
@@ -2195,12 +2689,16 @@
       <w:r>
         <w:rPr>
           <w:b/>
+          <w:rtl/>
+          <w:cs/>
           <w:lang w:val="ar_AE" w:bidi="ar_AE"/>
         </w:rPr>
         <w:t>د</w:t>
       </w:r>
       <w:r>
         <w:rPr>
+          <w:rtl/>
+          <w:cs/>
           <w:lang w:val="ar_AE" w:bidi="ar_AE"/>
         </w:rPr>
         <w:t>"، والمترجم غالبًا "مَزْمُورٌ لِدَاود"، يمكنُ تفسيرُهُ على أنه "من أجل دَاود"، "إهداءً إلى دَاودَ"، "عن دَاود"، أو "بواسطة دَاودَ". مع أن الكثيرَ من المَزامِير المعنونة: "لِدَاود" من المحتمل أنها كُتبتْ بواسطَتِهِ، لكن هناك عدة أسباب تدعو للحذر. أحيانًا، تحتوي العناوين على اسمين، مثل دَاود ويَدوثون، أو آسَاف (</w:t>
@@ -2208,6 +2706,8 @@
       <w:hyperlink r:id="rId72">
         <w:r>
           <w:rPr>
+            <w:rtl/>
+            <w:cs/>
             <w:lang w:val="ar_AE" w:bidi="ar_AE"/>
           </w:rPr>
           <w:rPr>
@@ -2219,6 +2719,8 @@
       </w:hyperlink>
       <w:r>
         <w:rPr>
+          <w:rtl/>
+          <w:cs/>
           <w:lang w:val="ar_AE" w:bidi="ar_AE"/>
         </w:rPr>
         <w:t xml:space="preserve">، </w:t>
@@ -2226,6 +2728,8 @@
       <w:hyperlink r:id="rId73">
         <w:r>
           <w:rPr>
+            <w:rtl/>
+            <w:cs/>
             <w:lang w:val="ar_AE" w:bidi="ar_AE"/>
           </w:rPr>
           <w:rPr>
@@ -2237,6 +2741,8 @@
       </w:hyperlink>
       <w:r>
         <w:rPr>
+          <w:rtl/>
+          <w:cs/>
           <w:lang w:val="ar_AE" w:bidi="ar_AE"/>
         </w:rPr>
         <w:t xml:space="preserve">، </w:t>
@@ -2244,6 +2750,8 @@
       <w:hyperlink r:id="rId74">
         <w:r>
           <w:rPr>
+            <w:rtl/>
+            <w:cs/>
             <w:lang w:val="ar_AE" w:bidi="ar_AE"/>
           </w:rPr>
           <w:rPr>
@@ -2255,6 +2763,8 @@
       </w:hyperlink>
       <w:r>
         <w:rPr>
+          <w:rtl/>
+          <w:cs/>
           <w:lang w:val="ar_AE" w:bidi="ar_AE"/>
         </w:rPr>
         <w:t>). من الممكن أن يكون الاسم الثَّاني هو الكاتِبُ الفعليُّ للمزمورِ. والأكثر من ذلك، المزامير التي يربِطُ عنوانُها بين المزمورِ وبين حَدَثٍ من الأحداث الخاصة بحياة دَاود، تُقَدِّم ارتباطًا قليلاً أو غير محدَّد مع ذلك الحدث، انظرْ (</w:t>
@@ -2262,6 +2772,8 @@
       <w:hyperlink r:id="rId75">
         <w:r>
           <w:rPr>
+            <w:rtl/>
+            <w:cs/>
             <w:lang w:val="ar_AE" w:bidi="ar_AE"/>
           </w:rPr>
           <w:rPr>
@@ -2273,6 +2785,8 @@
       </w:hyperlink>
       <w:r>
         <w:rPr>
+          <w:rtl/>
+          <w:cs/>
           <w:lang w:val="ar_AE" w:bidi="ar_AE"/>
         </w:rPr>
         <w:t xml:space="preserve">، </w:t>
@@ -2280,6 +2794,8 @@
       <w:hyperlink r:id="rId76">
         <w:r>
           <w:rPr>
+            <w:rtl/>
+            <w:cs/>
             <w:lang w:val="ar_AE" w:bidi="ar_AE"/>
           </w:rPr>
           <w:rPr>
@@ -2291,6 +2807,8 @@
       </w:hyperlink>
       <w:r>
         <w:rPr>
+          <w:rtl/>
+          <w:cs/>
           <w:lang w:val="ar_AE" w:bidi="ar_AE"/>
         </w:rPr>
         <w:t xml:space="preserve">، </w:t>
@@ -2298,6 +2816,8 @@
       <w:hyperlink r:id="rId77">
         <w:r>
           <w:rPr>
+            <w:rtl/>
+            <w:cs/>
             <w:lang w:val="ar_AE" w:bidi="ar_AE"/>
           </w:rPr>
           <w:rPr>
@@ -2309,6 +2829,8 @@
       </w:hyperlink>
       <w:r>
         <w:rPr>
+          <w:rtl/>
+          <w:cs/>
           <w:lang w:val="ar_AE" w:bidi="ar_AE"/>
         </w:rPr>
         <w:t xml:space="preserve">، </w:t>
@@ -2316,6 +2838,8 @@
       <w:hyperlink r:id="rId78">
         <w:r>
           <w:rPr>
+            <w:rtl/>
+            <w:cs/>
             <w:lang w:val="ar_AE" w:bidi="ar_AE"/>
           </w:rPr>
           <w:rPr>
@@ -2327,6 +2851,8 @@
       </w:hyperlink>
       <w:r>
         <w:rPr>
+          <w:rtl/>
+          <w:cs/>
           <w:lang w:val="ar_AE" w:bidi="ar_AE"/>
         </w:rPr>
         <w:t xml:space="preserve">، </w:t>
@@ -2334,6 +2860,8 @@
       <w:hyperlink r:id="rId79">
         <w:r>
           <w:rPr>
+            <w:rtl/>
+            <w:cs/>
             <w:lang w:val="ar_AE" w:bidi="ar_AE"/>
           </w:rPr>
           <w:rPr>
@@ -2345,6 +2873,8 @@
       </w:hyperlink>
       <w:r>
         <w:rPr>
+          <w:rtl/>
+          <w:cs/>
           <w:lang w:val="ar_AE" w:bidi="ar_AE"/>
         </w:rPr>
         <w:t xml:space="preserve">، </w:t>
@@ -2352,6 +2882,8 @@
       <w:hyperlink r:id="rId80">
         <w:r>
           <w:rPr>
+            <w:rtl/>
+            <w:cs/>
             <w:lang w:val="ar_AE" w:bidi="ar_AE"/>
           </w:rPr>
           <w:rPr>
@@ -2363,6 +2895,8 @@
       </w:hyperlink>
       <w:r>
         <w:rPr>
+          <w:rtl/>
+          <w:cs/>
           <w:lang w:val="ar_AE" w:bidi="ar_AE"/>
         </w:rPr>
         <w:t xml:space="preserve">، </w:t>
@@ -2370,6 +2904,8 @@
       <w:hyperlink r:id="rId81">
         <w:r>
           <w:rPr>
+            <w:rtl/>
+            <w:cs/>
             <w:lang w:val="ar_AE" w:bidi="ar_AE"/>
           </w:rPr>
           <w:rPr>
@@ -2381,6 +2917,8 @@
       </w:hyperlink>
       <w:r>
         <w:rPr>
+          <w:rtl/>
+          <w:cs/>
           <w:lang w:val="ar_AE" w:bidi="ar_AE"/>
         </w:rPr>
         <w:t xml:space="preserve">، </w:t>
@@ -2388,6 +2926,8 @@
       <w:hyperlink r:id="rId82">
         <w:r>
           <w:rPr>
+            <w:rtl/>
+            <w:cs/>
             <w:lang w:val="ar_AE" w:bidi="ar_AE"/>
           </w:rPr>
           <w:rPr>
@@ -2399,6 +2939,8 @@
       </w:hyperlink>
       <w:r>
         <w:rPr>
+          <w:rtl/>
+          <w:cs/>
           <w:lang w:val="ar_AE" w:bidi="ar_AE"/>
         </w:rPr>
         <w:t xml:space="preserve">، </w:t>
@@ -2406,6 +2948,8 @@
       <w:hyperlink r:id="rId83">
         <w:r>
           <w:rPr>
+            <w:rtl/>
+            <w:cs/>
             <w:lang w:val="ar_AE" w:bidi="ar_AE"/>
           </w:rPr>
           <w:rPr>
@@ -2417,6 +2961,8 @@
       </w:hyperlink>
       <w:r>
         <w:rPr>
+          <w:rtl/>
+          <w:cs/>
           <w:lang w:val="ar_AE" w:bidi="ar_AE"/>
         </w:rPr>
         <w:t xml:space="preserve">، </w:t>
@@ -2424,6 +2970,8 @@
       <w:hyperlink r:id="rId84">
         <w:r>
           <w:rPr>
+            <w:rtl/>
+            <w:cs/>
             <w:lang w:val="ar_AE" w:bidi="ar_AE"/>
           </w:rPr>
           <w:rPr>
@@ -2435,6 +2983,8 @@
       </w:hyperlink>
       <w:r>
         <w:rPr>
+          <w:rtl/>
+          <w:cs/>
           <w:lang w:val="ar_AE" w:bidi="ar_AE"/>
         </w:rPr>
         <w:t xml:space="preserve">، </w:t>
@@ -2442,6 +2992,8 @@
       <w:hyperlink r:id="rId85">
         <w:r>
           <w:rPr>
+            <w:rtl/>
+            <w:cs/>
             <w:lang w:val="ar_AE" w:bidi="ar_AE"/>
           </w:rPr>
           <w:rPr>
@@ -2453,6 +3005,8 @@
       </w:hyperlink>
       <w:r>
         <w:rPr>
+          <w:rtl/>
+          <w:cs/>
           <w:lang w:val="ar_AE" w:bidi="ar_AE"/>
         </w:rPr>
         <w:t xml:space="preserve">، </w:t>
@@ -2460,6 +3014,8 @@
       <w:hyperlink r:id="rId86">
         <w:r>
           <w:rPr>
+            <w:rtl/>
+            <w:cs/>
             <w:lang w:val="ar_AE" w:bidi="ar_AE"/>
           </w:rPr>
           <w:rPr>
@@ -2471,6 +3027,8 @@
       </w:hyperlink>
       <w:r>
         <w:rPr>
+          <w:rtl/>
+          <w:cs/>
           <w:lang w:val="ar_AE" w:bidi="ar_AE"/>
         </w:rPr>
         <w:t xml:space="preserve">، </w:t>
@@ -2478,6 +3036,8 @@
       <w:hyperlink r:id="rId87">
         <w:r>
           <w:rPr>
+            <w:rtl/>
+            <w:cs/>
             <w:lang w:val="ar_AE" w:bidi="ar_AE"/>
           </w:rPr>
           <w:rPr>
@@ -2489,6 +3049,8 @@
       </w:hyperlink>
       <w:r>
         <w:rPr>
+          <w:rtl/>
+          <w:cs/>
           <w:lang w:val="ar_AE" w:bidi="ar_AE"/>
         </w:rPr>
         <w:t xml:space="preserve">). على سبيل المثال، عنوان </w:t>
@@ -2496,6 +3058,8 @@
       <w:hyperlink r:id="rId79">
         <w:r>
           <w:rPr>
+            <w:rtl/>
+            <w:cs/>
             <w:lang w:val="ar_AE" w:bidi="ar_AE"/>
           </w:rPr>
           <w:rPr>
@@ -2507,6 +3071,8 @@
       </w:hyperlink>
       <w:r>
         <w:rPr>
+          <w:rtl/>
+          <w:cs/>
           <w:lang w:val="ar_AE" w:bidi="ar_AE"/>
         </w:rPr>
         <w:t xml:space="preserve"> يَربِطُ المزمورَ بخطيَّةِ دَاود وتوبيخِ النَّبِيِّ نَاثَان له. يتحدَّث المزمور عن الخطيَّةِ، والغفران، والروح المُنْكَسِرَة، إلا أن التفاصيل الخاصة بالموقف نفسِه غائبةٌ بكلِّ وضوحٍ في المَزمُورِ. وإضافَةً إلى ذلك، الكثيرُ من المَزامِيرِ المنسوبَةِ إلى المَلِك "دَاود" تفترضُ وجودَ الهيكل، الذي لم يتمْ بناؤه إلا بعد مَوْتِ دَاود، انظُرْ (</w:t>
@@ -2514,6 +3080,8 @@
       <w:hyperlink r:id="rId88">
         <w:r>
           <w:rPr>
+            <w:rtl/>
+            <w:cs/>
             <w:lang w:val="ar_AE" w:bidi="ar_AE"/>
           </w:rPr>
           <w:rPr>
@@ -2525,6 +3093,8 @@
       </w:hyperlink>
       <w:r>
         <w:rPr>
+          <w:rtl/>
+          <w:cs/>
           <w:lang w:val="ar_AE" w:bidi="ar_AE"/>
         </w:rPr>
         <w:t xml:space="preserve">؛ </w:t>
@@ -2532,6 +3102,8 @@
       <w:hyperlink r:id="rId89">
         <w:r>
           <w:rPr>
+            <w:rtl/>
+            <w:cs/>
             <w:lang w:val="ar_AE" w:bidi="ar_AE"/>
           </w:rPr>
           <w:rPr>
@@ -2543,6 +3115,8 @@
       </w:hyperlink>
       <w:r>
         <w:rPr>
+          <w:rtl/>
+          <w:cs/>
           <w:lang w:val="ar_AE" w:bidi="ar_AE"/>
         </w:rPr>
         <w:t xml:space="preserve">؛ </w:t>
@@ -2550,6 +3124,8 @@
       <w:hyperlink r:id="rId90">
         <w:r>
           <w:rPr>
+            <w:rtl/>
+            <w:cs/>
             <w:lang w:val="ar_AE" w:bidi="ar_AE"/>
           </w:rPr>
           <w:rPr>
@@ -2561,6 +3137,8 @@
       </w:hyperlink>
       <w:r>
         <w:rPr>
+          <w:rtl/>
+          <w:cs/>
           <w:lang w:val="ar_AE" w:bidi="ar_AE"/>
         </w:rPr>
         <w:t xml:space="preserve">). وبالمثل، يَربِطُ عنوانُ </w:t>
@@ -2568,6 +3146,8 @@
       <w:hyperlink r:id="rId91">
         <w:r>
           <w:rPr>
+            <w:rtl/>
+            <w:cs/>
             <w:lang w:val="ar_AE" w:bidi="ar_AE"/>
           </w:rPr>
           <w:rPr>
@@ -2579,6 +3159,8 @@
       </w:hyperlink>
       <w:r>
         <w:rPr>
+          <w:rtl/>
+          <w:cs/>
           <w:lang w:val="ar_AE" w:bidi="ar_AE"/>
         </w:rPr>
         <w:t xml:space="preserve"> دَاودَ بتكريس أو تدشين الهيكلِ، أيضًا، لا يبدو أن </w:t>
@@ -2586,6 +3168,8 @@
       <w:hyperlink r:id="rId92">
         <w:r>
           <w:rPr>
+            <w:rtl/>
+            <w:cs/>
             <w:lang w:val="ar_AE" w:bidi="ar_AE"/>
           </w:rPr>
           <w:rPr>
@@ -2597,6 +3181,8 @@
       </w:hyperlink>
       <w:r>
         <w:rPr>
+          <w:rtl/>
+          <w:cs/>
           <w:lang w:val="ar_AE" w:bidi="ar_AE"/>
         </w:rPr>
         <w:t xml:space="preserve"> يتناسب مع ما نعرفه عن حياة المَلِك دَاود. أخيرًا، تختلف بعض التقاليد النَّصِّيَّة في إشارتها لدَاود في العنوان كما في (</w:t>
@@ -2604,6 +3190,8 @@
       <w:hyperlink r:id="rId93">
         <w:r>
           <w:rPr>
+            <w:rtl/>
+            <w:cs/>
             <w:lang w:val="ar_AE" w:bidi="ar_AE"/>
           </w:rPr>
           <w:rPr>
@@ -2615,6 +3203,8 @@
       </w:hyperlink>
       <w:r>
         <w:rPr>
+          <w:rtl/>
+          <w:cs/>
           <w:lang w:val="ar_AE" w:bidi="ar_AE"/>
         </w:rPr>
         <w:t xml:space="preserve">, </w:t>
@@ -2622,6 +3212,8 @@
       <w:hyperlink r:id="rId94">
         <w:r>
           <w:rPr>
+            <w:rtl/>
+            <w:cs/>
             <w:lang w:val="ar_AE" w:bidi="ar_AE"/>
           </w:rPr>
           <w:rPr>
@@ -2633,6 +3225,8 @@
       </w:hyperlink>
       <w:r>
         <w:rPr>
+          <w:rtl/>
+          <w:cs/>
           <w:lang w:val="ar_AE" w:bidi="ar_AE"/>
         </w:rPr>
         <w:t>). من الممكن، لذلك، أن يُفْهَمَ تعبير "لِدَاود" في العديد من الحالات على أنه يعني "من أجل، إهداءً إلى، عن دَاود" وليس "بواسطة دَاودَ". إن مثل هذه المزامير تستحضر شخصيته بوصفه المُمَثِّل للسلالة المَلَكِيَّة دون الإيحاء بأنه هو نفسُه الكاتِبُ. ومع ذلك، هناك العديد من المزامير التي من المحتمل أنها كُتِبَتْ بواسطة دَاود.</w:t>
@@ -2646,6 +3240,8 @@
       <w:r>
         <w:rPr>
           <w:b/>
+          <w:rtl/>
+          <w:cs/>
           <w:lang w:val="ar_AE" w:bidi="ar_AE"/>
         </w:rPr>
         <w:t>قضايا أَدَبِيَّة</w:t>
@@ -2657,18 +3253,24 @@
       </w:pPr>
       <w:r>
         <w:rPr>
+          <w:rtl/>
+          <w:cs/>
           <w:lang w:val="ar_AE" w:bidi="ar_AE"/>
         </w:rPr>
       </w:r>
       <w:r>
         <w:rPr>
           <w:b/>
+          <w:rtl/>
+          <w:cs/>
           <w:lang w:val="ar_AE" w:bidi="ar_AE"/>
         </w:rPr>
         <w:t xml:space="preserve"> "المزامير"، ك</w:t>
       </w:r>
       <w:r>
         <w:rPr>
+          <w:rtl/>
+          <w:cs/>
           <w:lang w:val="ar_AE" w:bidi="ar_AE"/>
         </w:rPr>
         <w:t>اسمٍ للسِّفْرِ، يأتي مفردُها ترجمةً عربية للفظة اليونانية "</w:t>
@@ -2676,12 +3278,16 @@
       <w:r>
         <w:rPr>
           <w:b/>
+          <w:rtl/>
+          <w:cs/>
           <w:lang w:val="ar_AE" w:bidi="ar_AE"/>
         </w:rPr>
         <w:t>بسالموس</w:t>
       </w:r>
       <w:r>
         <w:rPr>
+          <w:rtl/>
+          <w:cs/>
           <w:lang w:val="ar_AE" w:bidi="ar_AE"/>
         </w:rPr>
         <w:t>" بمعنى "أغنية" (</w:t>
@@ -2689,6 +3295,8 @@
       <w:hyperlink r:id="rId65">
         <w:r>
           <w:rPr>
+            <w:rtl/>
+            <w:cs/>
             <w:lang w:val="ar_AE" w:bidi="ar_AE"/>
           </w:rPr>
           <w:rPr>
@@ -2700,6 +3308,8 @@
       </w:hyperlink>
       <w:r>
         <w:rPr>
+          <w:rtl/>
+          <w:cs/>
           <w:lang w:val="ar_AE" w:bidi="ar_AE"/>
         </w:rPr>
         <w:t xml:space="preserve">؛ </w:t>
@@ -2707,6 +3317,8 @@
       <w:hyperlink r:id="rId67">
         <w:r>
           <w:rPr>
+            <w:rtl/>
+            <w:cs/>
             <w:lang w:val="ar_AE" w:bidi="ar_AE"/>
           </w:rPr>
           <w:rPr>
@@ -2718,6 +3330,8 @@
       </w:hyperlink>
       <w:r>
         <w:rPr>
+          <w:rtl/>
+          <w:cs/>
           <w:lang w:val="ar_AE" w:bidi="ar_AE"/>
         </w:rPr>
         <w:t>)، وهي بدورها ترجمةٌ يونانية للَّفْظَةِ العبرية "</w:t>
@@ -2725,12 +3339,16 @@
       <w:r>
         <w:rPr>
           <w:b/>
+          <w:rtl/>
+          <w:cs/>
           <w:lang w:val="ar_AE" w:bidi="ar_AE"/>
         </w:rPr>
         <w:t>مِزْمُور</w:t>
       </w:r>
       <w:r>
         <w:rPr>
+          <w:rtl/>
+          <w:cs/>
           <w:lang w:val="ar_AE" w:bidi="ar_AE"/>
         </w:rPr>
         <w:t xml:space="preserve">"، التي تَظْهَرُ بشكلٍ متكرِّر في عناوين المزامير الفردية. على سبيل المثال، انظُرْ عنوان </w:t>
@@ -2738,6 +3356,8 @@
       <w:hyperlink r:id="rId95">
         <w:r>
           <w:rPr>
+            <w:rtl/>
+            <w:cs/>
             <w:lang w:val="ar_AE" w:bidi="ar_AE"/>
           </w:rPr>
           <w:rPr>
@@ -2749,6 +3369,8 @@
       </w:hyperlink>
       <w:r>
         <w:rPr>
+          <w:rtl/>
+          <w:cs/>
           <w:lang w:val="ar_AE" w:bidi="ar_AE"/>
         </w:rPr>
         <w:t>. وترتبط اللفظةُ العبرية "</w:t>
@@ -2756,12 +3378,16 @@
       <w:r>
         <w:rPr>
           <w:b/>
+          <w:rtl/>
+          <w:cs/>
           <w:lang w:val="ar_AE" w:bidi="ar_AE"/>
         </w:rPr>
         <w:t xml:space="preserve">مِزْمُور" </w:t>
       </w:r>
       <w:r>
         <w:rPr>
+          <w:rtl/>
+          <w:cs/>
           <w:lang w:val="ar_AE" w:bidi="ar_AE"/>
         </w:rPr>
         <w:t>بالفعلِ العبريِّ "</w:t>
@@ -2769,12 +3395,16 @@
       <w:r>
         <w:rPr>
           <w:b/>
+          <w:rtl/>
+          <w:cs/>
           <w:lang w:val="ar_AE" w:bidi="ar_AE"/>
         </w:rPr>
         <w:t>زامَر</w:t>
       </w:r>
       <w:r>
         <w:rPr>
+          <w:rtl/>
+          <w:cs/>
           <w:lang w:val="ar_AE" w:bidi="ar_AE"/>
         </w:rPr>
         <w:t>" بمعنى "عَزَفَ على آلةٍ وتريَّة". وهكذا، كانَتْ المَزامِير في الأصل تُرَتَّلُ بصحبة العزفِ على الآلاتِ الموسيقية، بوصفِها جُزءًا من التقليدِ الشَّفاهيِّ لإسرائيل قبل أن يتمَّ جَمْعُها. أما اسم سِّفر المزامير في العِبْرية فهو "</w:t>
@@ -2782,12 +3412,16 @@
       <w:r>
         <w:rPr>
           <w:b/>
+          <w:rtl/>
+          <w:cs/>
           <w:lang w:val="ar_AE" w:bidi="ar_AE"/>
         </w:rPr>
         <w:t>تِهِلِّيم</w:t>
       </w:r>
       <w:r>
         <w:rPr>
+          <w:rtl/>
+          <w:cs/>
           <w:lang w:val="ar_AE" w:bidi="ar_AE"/>
         </w:rPr>
         <w:t>" بمعنى "تسابيح"، وهي لفظة ترتبط بـ "هَلِّلُويَا" بمعنى: "سَبِّحُوا ياه" أي سَبِّحُوا الرَّبَّ يهوه.</w:t>
@@ -2801,12 +3435,16 @@
       <w:r>
         <w:rPr>
           <w:b/>
+          <w:rtl/>
+          <w:cs/>
           <w:lang w:val="ar_AE" w:bidi="ar_AE"/>
         </w:rPr>
         <w:t>عَنَاوِينُ المَزامِير</w:t>
       </w:r>
       <w:r>
         <w:rPr>
+          <w:rtl/>
+          <w:cs/>
           <w:lang w:val="ar_AE" w:bidi="ar_AE"/>
         </w:rPr>
         <w:t xml:space="preserve"> </w:t>
@@ -2818,11 +3456,15 @@
       </w:pPr>
       <w:r>
         <w:rPr>
-          <w:lang w:val="ar_AE" w:bidi="ar_AE"/>
-        </w:rPr>
-      </w:r>
-      <w:r>
-        <w:rPr>
+          <w:rtl/>
+          <w:cs/>
+          <w:lang w:val="ar_AE" w:bidi="ar_AE"/>
+        </w:rPr>
+      </w:r>
+      <w:r>
+        <w:rPr>
+          <w:rtl/>
+          <w:cs/>
           <w:lang w:val="ar_AE" w:bidi="ar_AE"/>
         </w:rPr>
         <w:t>العناوين أو العبارات الوصفية التي ترافق أغلب المزامير، تُقَدِّمُ للقارئِ معلوماتٍ مثل الكَاتِبِ، نوعِ المزمورِ (ترنيمة، أو صلاة)، إشارة إلى اللحن الموسيقي، استخدام المَزْمُور، السياق التاريخي، أو الإهداءِ. ومع ذلك، الكثير من هذه المعلومات ليس مفهومًا بالشكل الجيِّد، ولذلك، لا يشدِّد كثيرٌ من العلماء على عناوين المَزامِير عند تفسيرِها.</w:t>
@@ -2834,11 +3476,15 @@
       </w:pPr>
       <w:r>
         <w:rPr>
-          <w:lang w:val="ar_AE" w:bidi="ar_AE"/>
-        </w:rPr>
-      </w:r>
-      <w:r>
-        <w:rPr>
+          <w:rtl/>
+          <w:cs/>
+          <w:lang w:val="ar_AE" w:bidi="ar_AE"/>
+        </w:rPr>
+      </w:r>
+      <w:r>
+        <w:rPr>
+          <w:rtl/>
+          <w:cs/>
           <w:lang w:val="ar_AE" w:bidi="ar_AE"/>
         </w:rPr>
         <w:t>في النُّسخِ العبرية، تُرَقَّمُ عناوين المزامير عادةً كنص يحمل الرقم 1. ونتيجةً لذلك، تَخْتَلِفُ أرقامُ النصوصِ بالكامل في الكثير من المزامير عن أرقامها في معظم الترجمات الإنجليزية بفارق واحد.</w:t>
@@ -2851,6 +3497,8 @@
       </w:pPr>
       <w:r>
         <w:rPr>
+          <w:rtl/>
+          <w:cs/>
           <w:lang w:val="ar_AE" w:bidi="ar_AE"/>
         </w:rPr>
         <w:t xml:space="preserve">الفاصل (سلاه العبرية) </w:t>
@@ -2862,11 +3510,15 @@
       </w:pPr>
       <w:r>
         <w:rPr>
-          <w:lang w:val="ar_AE" w:bidi="ar_AE"/>
-        </w:rPr>
-      </w:r>
-      <w:r>
-        <w:rPr>
+          <w:rtl/>
+          <w:cs/>
+          <w:lang w:val="ar_AE" w:bidi="ar_AE"/>
+        </w:rPr>
+      </w:r>
+      <w:r>
+        <w:rPr>
+          <w:rtl/>
+          <w:cs/>
           <w:lang w:val="ar_AE" w:bidi="ar_AE"/>
         </w:rPr>
         <w:t>اللفظة سلاه لها وجود ملحوظ عبر سِفْرِ المَزامِير. إلا أنَّ معناها على وجه اليقينِ غيرُ معروفٍ، ربما كانتْ مصطلحًا موسيقيًا أو أدبيًا. تنقُلُها ترجمةُ الحياة الجديدة (NLT) باستمرار بمعنى "</w:t>
@@ -2874,6 +3526,8 @@
       <w:r>
         <w:rPr>
           <w:b/>
+          <w:rtl/>
+          <w:cs/>
           <w:lang w:val="ar_AE" w:bidi="ar_AE"/>
         </w:rPr>
         <w:t>فاصل</w:t>
@@ -2881,12 +3535,16 @@
       <w:r>
         <w:rPr>
           <w:i/>
+          <w:rtl/>
+          <w:cs/>
           <w:lang w:val="ar_AE" w:bidi="ar_AE"/>
         </w:rPr>
         <w:t>"</w:t>
       </w:r>
       <w:r>
         <w:rPr>
+          <w:rtl/>
+          <w:cs/>
           <w:lang w:val="ar_AE" w:bidi="ar_AE"/>
         </w:rPr>
         <w:t>.</w:t>
@@ -2900,6 +3558,8 @@
       <w:r>
         <w:rPr>
           <w:b/>
+          <w:rtl/>
+          <w:cs/>
           <w:lang w:val="ar_AE" w:bidi="ar_AE"/>
         </w:rPr>
         <w:t>تَصْنيفُ المَزامِير</w:t>
@@ -2911,11 +3571,15 @@
       </w:pPr>
       <w:r>
         <w:rPr>
-          <w:lang w:val="ar_AE" w:bidi="ar_AE"/>
-        </w:rPr>
-      </w:r>
-      <w:r>
-        <w:rPr>
+          <w:rtl/>
+          <w:cs/>
+          <w:lang w:val="ar_AE" w:bidi="ar_AE"/>
+        </w:rPr>
+      </w:r>
+      <w:r>
+        <w:rPr>
+          <w:rtl/>
+          <w:cs/>
           <w:lang w:val="ar_AE" w:bidi="ar_AE"/>
         </w:rPr>
         <w:t>يمكِنُ تبويبُ المَزامِير في مجموعاتٍ بِعَددٍ من الطُّرُق:</w:t>
@@ -2930,11 +3594,15 @@
       </w:pPr>
       <w:r>
         <w:rPr>
-          <w:lang w:val="ar_AE" w:bidi="ar_AE"/>
-        </w:rPr>
-      </w:r>
-      <w:r>
-        <w:rPr>
+          <w:rtl/>
+          <w:cs/>
+          <w:lang w:val="ar_AE" w:bidi="ar_AE"/>
+        </w:rPr>
+      </w:r>
+      <w:r>
+        <w:rPr>
+          <w:rtl/>
+          <w:cs/>
           <w:lang w:val="ar_AE" w:bidi="ar_AE"/>
         </w:rPr>
         <w:t>وَفْقًا لأسماءِ وألقابِ الذَّات الإلهية: كاسم التنزيه "</w:t>
@@ -2942,12 +3610,16 @@
       <w:r>
         <w:rPr>
           <w:b/>
+          <w:rtl/>
+          <w:cs/>
           <w:lang w:val="ar_AE" w:bidi="ar_AE"/>
         </w:rPr>
         <w:t>يهوه</w:t>
       </w:r>
       <w:r>
         <w:rPr>
+          <w:rtl/>
+          <w:cs/>
           <w:lang w:val="ar_AE" w:bidi="ar_AE"/>
         </w:rPr>
         <w:t xml:space="preserve">" ("الرَّبِّ"، </w:t>
@@ -2955,6 +3627,8 @@
       <w:hyperlink r:id="rId16">
         <w:r>
           <w:rPr>
+            <w:rtl/>
+            <w:cs/>
             <w:lang w:val="ar_AE" w:bidi="ar_AE"/>
           </w:rPr>
           <w:rPr>
@@ -2966,6 +3640,8 @@
       </w:hyperlink>
       <w:r>
         <w:rPr>
+          <w:rtl/>
+          <w:cs/>
           <w:lang w:val="ar_AE" w:bidi="ar_AE"/>
         </w:rPr>
         <w:t>)، ولقب التنزيه "</w:t>
@@ -2973,12 +3649,16 @@
       <w:r>
         <w:rPr>
           <w:b/>
+          <w:rtl/>
+          <w:cs/>
           <w:lang w:val="ar_AE" w:bidi="ar_AE"/>
         </w:rPr>
         <w:t>إلوهيم</w:t>
       </w:r>
       <w:r>
         <w:rPr>
+          <w:rtl/>
+          <w:cs/>
           <w:lang w:val="ar_AE" w:bidi="ar_AE"/>
         </w:rPr>
         <w:t xml:space="preserve">" ("الله"، </w:t>
@@ -2986,6 +3666,8 @@
       <w:hyperlink r:id="rId18">
         <w:r>
           <w:rPr>
+            <w:rtl/>
+            <w:cs/>
             <w:lang w:val="ar_AE" w:bidi="ar_AE"/>
           </w:rPr>
           <w:rPr>
@@ -2997,6 +3679,8 @@
       </w:hyperlink>
       <w:r>
         <w:rPr>
+          <w:rtl/>
+          <w:cs/>
           <w:lang w:val="ar_AE" w:bidi="ar_AE"/>
         </w:rPr>
         <w:t>).</w:t>
@@ -3011,11 +3695,15 @@
       </w:pPr>
       <w:r>
         <w:rPr>
-          <w:lang w:val="ar_AE" w:bidi="ar_AE"/>
-        </w:rPr>
-      </w:r>
-      <w:r>
-        <w:rPr>
+          <w:rtl/>
+          <w:cs/>
+          <w:lang w:val="ar_AE" w:bidi="ar_AE"/>
+        </w:rPr>
+      </w:r>
+      <w:r>
+        <w:rPr>
+          <w:rtl/>
+          <w:cs/>
           <w:lang w:val="ar_AE" w:bidi="ar_AE"/>
         </w:rPr>
         <w:t>وَفْقًا لأسماءِ الأشخاص في العناوين: مَزامِير داود (</w:t>
@@ -3023,6 +3711,8 @@
       <w:hyperlink r:id="rId25">
         <w:r>
           <w:rPr>
+            <w:rtl/>
+            <w:cs/>
             <w:lang w:val="ar_AE" w:bidi="ar_AE"/>
           </w:rPr>
           <w:rPr>
@@ -3034,6 +3724,8 @@
       </w:hyperlink>
       <w:r>
         <w:rPr>
+          <w:rtl/>
+          <w:cs/>
           <w:lang w:val="ar_AE" w:bidi="ar_AE"/>
         </w:rPr>
         <w:t xml:space="preserve">؛ </w:t>
@@ -3041,6 +3733,8 @@
       <w:hyperlink r:id="rId26">
         <w:r>
           <w:rPr>
+            <w:rtl/>
+            <w:cs/>
             <w:lang w:val="ar_AE" w:bidi="ar_AE"/>
           </w:rPr>
           <w:rPr>
@@ -3052,6 +3746,8 @@
       </w:hyperlink>
       <w:r>
         <w:rPr>
+          <w:rtl/>
+          <w:cs/>
           <w:lang w:val="ar_AE" w:bidi="ar_AE"/>
         </w:rPr>
         <w:t>، إلخ)، مَزامِير بني قُورَح (</w:t>
@@ -3059,6 +3755,8 @@
       <w:hyperlink r:id="rId27">
         <w:r>
           <w:rPr>
+            <w:rtl/>
+            <w:cs/>
             <w:lang w:val="ar_AE" w:bidi="ar_AE"/>
           </w:rPr>
           <w:rPr>
@@ -3070,6 +3768,8 @@
       </w:hyperlink>
       <w:r>
         <w:rPr>
+          <w:rtl/>
+          <w:cs/>
           <w:lang w:val="ar_AE" w:bidi="ar_AE"/>
         </w:rPr>
         <w:t xml:space="preserve">؛ </w:t>
@@ -3077,6 +3777,8 @@
       <w:hyperlink r:id="rId35">
         <w:r>
           <w:rPr>
+            <w:rtl/>
+            <w:cs/>
             <w:lang w:val="ar_AE" w:bidi="ar_AE"/>
           </w:rPr>
           <w:rPr>
@@ -3088,6 +3790,8 @@
       </w:hyperlink>
       <w:r>
         <w:rPr>
+          <w:rtl/>
+          <w:cs/>
           <w:lang w:val="ar_AE" w:bidi="ar_AE"/>
         </w:rPr>
         <w:t xml:space="preserve">؛ </w:t>
@@ -3095,6 +3799,8 @@
       <w:hyperlink r:id="rId36">
         <w:r>
           <w:rPr>
+            <w:rtl/>
+            <w:cs/>
             <w:lang w:val="ar_AE" w:bidi="ar_AE"/>
           </w:rPr>
           <w:rPr>
@@ -3106,6 +3812,8 @@
       </w:hyperlink>
       <w:r>
         <w:rPr>
+          <w:rtl/>
+          <w:cs/>
           <w:lang w:val="ar_AE" w:bidi="ar_AE"/>
         </w:rPr>
         <w:t>)، ومَزامِير آساف (</w:t>
@@ -3113,6 +3821,8 @@
       <w:hyperlink r:id="rId28">
         <w:r>
           <w:rPr>
+            <w:rtl/>
+            <w:cs/>
             <w:lang w:val="ar_AE" w:bidi="ar_AE"/>
           </w:rPr>
           <w:rPr>
@@ -3124,6 +3834,8 @@
       </w:hyperlink>
       <w:r>
         <w:rPr>
+          <w:rtl/>
+          <w:cs/>
           <w:lang w:val="ar_AE" w:bidi="ar_AE"/>
         </w:rPr>
         <w:t xml:space="preserve">، </w:t>
@@ -3131,6 +3843,8 @@
       <w:hyperlink r:id="rId34">
         <w:r>
           <w:rPr>
+            <w:rtl/>
+            <w:cs/>
             <w:lang w:val="ar_AE" w:bidi="ar_AE"/>
           </w:rPr>
           <w:rPr>
@@ -3142,6 +3856,8 @@
       </w:hyperlink>
       <w:r>
         <w:rPr>
+          <w:rtl/>
+          <w:cs/>
           <w:lang w:val="ar_AE" w:bidi="ar_AE"/>
         </w:rPr>
         <w:t>).</w:t>
@@ -3156,11 +3872,15 @@
       </w:pPr>
       <w:r>
         <w:rPr>
-          <w:lang w:val="ar_AE" w:bidi="ar_AE"/>
-        </w:rPr>
-      </w:r>
-      <w:r>
-        <w:rPr>
+          <w:rtl/>
+          <w:cs/>
+          <w:lang w:val="ar_AE" w:bidi="ar_AE"/>
+        </w:rPr>
+      </w:r>
+      <w:r>
+        <w:rPr>
+          <w:rtl/>
+          <w:cs/>
           <w:lang w:val="ar_AE" w:bidi="ar_AE"/>
         </w:rPr>
         <w:t>وَفْقًا للنَّمَطِ الأَدَبِيِّ السَّائِد في المَزمورِ (انظر أدناه).</w:t>
@@ -3175,11 +3895,15 @@
       </w:pPr>
       <w:r>
         <w:rPr>
-          <w:lang w:val="ar_AE" w:bidi="ar_AE"/>
-        </w:rPr>
-      </w:r>
-      <w:r>
-        <w:rPr>
+          <w:rtl/>
+          <w:cs/>
+          <w:lang w:val="ar_AE" w:bidi="ar_AE"/>
+        </w:rPr>
+      </w:r>
+      <w:r>
+        <w:rPr>
+          <w:rtl/>
+          <w:cs/>
           <w:lang w:val="ar_AE" w:bidi="ar_AE"/>
         </w:rPr>
         <w:t>وَفْقًا للمجموعات التي تأتي المزامير بالفعل كجزءٍ منها. على سبيل المثال، "</w:t>
@@ -3187,6 +3911,8 @@
       <w:r>
         <w:rPr>
           <w:b/>
+          <w:rtl/>
+          <w:cs/>
           <w:lang w:val="ar_AE" w:bidi="ar_AE"/>
         </w:rPr>
         <w:t>ترانيم المَصاعِد"</w:t>
@@ -3194,12 +3920,16 @@
       <w:r>
         <w:rPr>
           <w:i/>
+          <w:rtl/>
+          <w:cs/>
           <w:lang w:val="ar_AE" w:bidi="ar_AE"/>
         </w:rPr>
         <w:t xml:space="preserve"> </w:t>
       </w:r>
       <w:r>
         <w:rPr>
+          <w:rtl/>
+          <w:cs/>
           <w:lang w:val="ar_AE" w:bidi="ar_AE"/>
         </w:rPr>
         <w:t>(</w:t>
@@ -3207,6 +3937,8 @@
       <w:hyperlink r:id="rId49">
         <w:r>
           <w:rPr>
+            <w:rtl/>
+            <w:cs/>
             <w:lang w:val="ar_AE" w:bidi="ar_AE"/>
           </w:rPr>
           <w:rPr>
@@ -3218,6 +3950,8 @@
       </w:hyperlink>
       <w:r>
         <w:rPr>
+          <w:rtl/>
+          <w:cs/>
           <w:lang w:val="ar_AE" w:bidi="ar_AE"/>
         </w:rPr>
         <w:t>). كما تمَّ التعرُّف على مجموعات أخرى في التقليد اليهودي، مثل مزامير "</w:t>
@@ -3225,12 +3959,16 @@
       <w:r>
         <w:rPr>
           <w:b/>
+          <w:rtl/>
+          <w:cs/>
           <w:lang w:val="ar_AE" w:bidi="ar_AE"/>
         </w:rPr>
         <w:t xml:space="preserve">الهَلِّيلْ المصري" </w:t>
       </w:r>
       <w:r>
         <w:rPr>
+          <w:rtl/>
+          <w:cs/>
           <w:lang w:val="ar_AE" w:bidi="ar_AE"/>
         </w:rPr>
         <w:t>أي التسبيح</w:t>
@@ -3238,12 +3976,16 @@
       <w:r>
         <w:rPr>
           <w:b/>
+          <w:rtl/>
+          <w:cs/>
           <w:lang w:val="ar_AE" w:bidi="ar_AE"/>
         </w:rPr>
         <w:t xml:space="preserve"> </w:t>
       </w:r>
       <w:r>
         <w:rPr>
+          <w:rtl/>
+          <w:cs/>
           <w:lang w:val="ar_AE" w:bidi="ar_AE"/>
         </w:rPr>
         <w:t>احتفاءً بالخروج من مصر</w:t>
@@ -3251,12 +3993,16 @@
       <w:r>
         <w:rPr>
           <w:b/>
+          <w:rtl/>
+          <w:cs/>
           <w:lang w:val="ar_AE" w:bidi="ar_AE"/>
         </w:rPr>
         <w:t xml:space="preserve"> </w:t>
       </w:r>
       <w:r>
         <w:rPr>
+          <w:rtl/>
+          <w:cs/>
           <w:lang w:val="ar_AE" w:bidi="ar_AE"/>
         </w:rPr>
         <w:t>(</w:t>
@@ -3264,6 +4010,8 @@
       <w:hyperlink r:id="rId46">
         <w:r>
           <w:rPr>
+            <w:rtl/>
+            <w:cs/>
             <w:lang w:val="ar_AE" w:bidi="ar_AE"/>
           </w:rPr>
           <w:rPr>
@@ -3275,6 +4023,8 @@
       </w:hyperlink>
       <w:r>
         <w:rPr>
+          <w:rtl/>
+          <w:cs/>
           <w:lang w:val="ar_AE" w:bidi="ar_AE"/>
         </w:rPr>
         <w:t>) ومزامير "</w:t>
@@ -3282,12 +4032,16 @@
       <w:r>
         <w:rPr>
           <w:b/>
+          <w:rtl/>
+          <w:cs/>
           <w:lang w:val="ar_AE" w:bidi="ar_AE"/>
         </w:rPr>
         <w:t>هَلِّلُويا</w:t>
       </w:r>
       <w:r>
         <w:rPr>
+          <w:rtl/>
+          <w:cs/>
           <w:lang w:val="ar_AE" w:bidi="ar_AE"/>
         </w:rPr>
         <w:t>" (</w:t>
@@ -3295,6 +4049,8 @@
       <w:hyperlink r:id="rId51">
         <w:r>
           <w:rPr>
+            <w:rtl/>
+            <w:cs/>
             <w:lang w:val="ar_AE" w:bidi="ar_AE"/>
           </w:rPr>
           <w:rPr>
@@ -3306,6 +4062,8 @@
       </w:hyperlink>
       <w:r>
         <w:rPr>
+          <w:rtl/>
+          <w:cs/>
           <w:lang w:val="ar_AE" w:bidi="ar_AE"/>
         </w:rPr>
         <w:t>).</w:t>
@@ -3320,11 +4078,15 @@
       </w:pPr>
       <w:r>
         <w:rPr>
-          <w:lang w:val="ar_AE" w:bidi="ar_AE"/>
-        </w:rPr>
-      </w:r>
-      <w:r>
-        <w:rPr>
+          <w:rtl/>
+          <w:cs/>
+          <w:lang w:val="ar_AE" w:bidi="ar_AE"/>
+        </w:rPr>
+      </w:r>
+      <w:r>
+        <w:rPr>
+          <w:rtl/>
+          <w:cs/>
           <w:lang w:val="ar_AE" w:bidi="ar_AE"/>
         </w:rPr>
         <w:t>وَفْقًا للرَّوابِطِ الفِكْرِيَّة، على سبيل المثال، مزامير الاحتفاء بالله كَمَلِكٍ (</w:t>
@@ -3332,6 +4094,8 @@
       <w:hyperlink r:id="rId41">
         <w:r>
           <w:rPr>
+            <w:rtl/>
+            <w:cs/>
             <w:lang w:val="ar_AE" w:bidi="ar_AE"/>
           </w:rPr>
           <w:rPr>
@@ -3343,6 +4107,8 @@
       </w:hyperlink>
       <w:r>
         <w:rPr>
+          <w:rtl/>
+          <w:cs/>
           <w:lang w:val="ar_AE" w:bidi="ar_AE"/>
         </w:rPr>
         <w:t>)، أو مزامير السَّرْدِ التَّارِيخي بدءًا من الخليقة إلى السبي البابلي (</w:t>
@@ -3350,6 +4116,8 @@
       <w:hyperlink r:id="rId44">
         <w:r>
           <w:rPr>
+            <w:rtl/>
+            <w:cs/>
             <w:lang w:val="ar_AE" w:bidi="ar_AE"/>
           </w:rPr>
           <w:rPr>
@@ -3361,6 +4129,8 @@
       </w:hyperlink>
       <w:r>
         <w:rPr>
+          <w:rtl/>
+          <w:cs/>
           <w:lang w:val="ar_AE" w:bidi="ar_AE"/>
         </w:rPr>
         <w:t>).</w:t>
@@ -3373,6 +4143,8 @@
       </w:pPr>
       <w:r>
         <w:rPr>
+          <w:rtl/>
+          <w:cs/>
           <w:lang w:val="ar_AE" w:bidi="ar_AE"/>
         </w:rPr>
         <w:t xml:space="preserve">الأَنْمَاطُ الأَدَبِيَّةُ للمَزامِيرِ </w:t>
@@ -3384,11 +4156,15 @@
       </w:pPr>
       <w:r>
         <w:rPr>
-          <w:lang w:val="ar_AE" w:bidi="ar_AE"/>
-        </w:rPr>
-      </w:r>
-      <w:r>
-        <w:rPr>
+          <w:rtl/>
+          <w:cs/>
+          <w:lang w:val="ar_AE" w:bidi="ar_AE"/>
+        </w:rPr>
+      </w:r>
+      <w:r>
+        <w:rPr>
+          <w:rtl/>
+          <w:cs/>
           <w:lang w:val="ar_AE" w:bidi="ar_AE"/>
         </w:rPr>
         <w:t>غالبًا ما تُحَدِّد عناوين المَزامِير النَّمَطَ الأدبيَّ الخاص بالمَزمُورِ. والتحديدُ الأكثر شيوعًا للنَّمَطِ الأدبيِّ في العناوين هو المصطلَحُ العبريُّ "</w:t>
@@ -3396,18 +4172,24 @@
       <w:r>
         <w:rPr>
           <w:b/>
+          <w:rtl/>
+          <w:cs/>
           <w:lang w:val="ar_AE" w:bidi="ar_AE"/>
         </w:rPr>
         <w:t>مِزْمُور</w:t>
       </w:r>
       <w:r>
         <w:rPr>
+          <w:rtl/>
+          <w:cs/>
           <w:lang w:val="ar_AE" w:bidi="ar_AE"/>
         </w:rPr>
         <w:t xml:space="preserve">"، الذي يشير إلى أغنية أو ترنيمة يصاحبها في الأساس عزفًا بالآلاتِ الوَتَرِيَّة. والمصطلحُ الأَقَلُّ شيوعًا هو </w:t>
       </w:r>
       <w:r>
         <w:rPr>
+          <w:rtl/>
+          <w:cs/>
           <w:lang w:val="ar_AE" w:bidi="ar_AE"/>
         </w:rPr>
         <w:t>"</w:t>
@@ -3415,12 +4197,16 @@
       <w:r>
         <w:rPr>
           <w:b/>
+          <w:rtl/>
+          <w:cs/>
           <w:lang w:val="ar_AE" w:bidi="ar_AE"/>
         </w:rPr>
         <w:t>مَسْكِيل</w:t>
       </w:r>
       <w:r>
         <w:rPr>
+          <w:rtl/>
+          <w:cs/>
           <w:lang w:val="ar_AE" w:bidi="ar_AE"/>
         </w:rPr>
         <w:t>" بمعنى "مَزْمُور" أو "تَرْنِيمَة" (</w:t>
@@ -3428,6 +4214,8 @@
       <w:hyperlink r:id="rId96">
         <w:r>
           <w:rPr>
+            <w:rtl/>
+            <w:cs/>
             <w:lang w:val="ar_AE" w:bidi="ar_AE"/>
           </w:rPr>
           <w:rPr>
@@ -3439,6 +4227,8 @@
       </w:hyperlink>
       <w:r>
         <w:rPr>
+          <w:rtl/>
+          <w:cs/>
           <w:lang w:val="ar_AE" w:bidi="ar_AE"/>
         </w:rPr>
         <w:t xml:space="preserve">؛ </w:t>
@@ -3446,6 +4236,8 @@
       <w:hyperlink r:id="rId97">
         <w:r>
           <w:rPr>
+            <w:rtl/>
+            <w:cs/>
             <w:lang w:val="ar_AE" w:bidi="ar_AE"/>
           </w:rPr>
           <w:rPr>
@@ -3457,6 +4249,8 @@
       </w:hyperlink>
       <w:r>
         <w:rPr>
+          <w:rtl/>
+          <w:cs/>
           <w:lang w:val="ar_AE" w:bidi="ar_AE"/>
         </w:rPr>
         <w:t xml:space="preserve">؛ </w:t>
@@ -3464,6 +4258,8 @@
       <w:hyperlink r:id="rId98">
         <w:r>
           <w:rPr>
+            <w:rtl/>
+            <w:cs/>
             <w:lang w:val="ar_AE" w:bidi="ar_AE"/>
           </w:rPr>
           <w:rPr>
@@ -3475,6 +4271,8 @@
       </w:hyperlink>
       <w:r>
         <w:rPr>
+          <w:rtl/>
+          <w:cs/>
           <w:lang w:val="ar_AE" w:bidi="ar_AE"/>
         </w:rPr>
         <w:t xml:space="preserve">؛ </w:t>
@@ -3482,6 +4280,8 @@
       <w:hyperlink r:id="rId99">
         <w:r>
           <w:rPr>
+            <w:rtl/>
+            <w:cs/>
             <w:lang w:val="ar_AE" w:bidi="ar_AE"/>
           </w:rPr>
           <w:rPr>
@@ -3493,6 +4293,8 @@
       </w:hyperlink>
       <w:r>
         <w:rPr>
+          <w:rtl/>
+          <w:cs/>
           <w:lang w:val="ar_AE" w:bidi="ar_AE"/>
         </w:rPr>
         <w:t xml:space="preserve">؛ </w:t>
@@ -3500,6 +4302,8 @@
       <w:hyperlink r:id="rId100">
         <w:r>
           <w:rPr>
+            <w:rtl/>
+            <w:cs/>
             <w:lang w:val="ar_AE" w:bidi="ar_AE"/>
           </w:rPr>
           <w:rPr>
@@ -3511,6 +4315,8 @@
       </w:hyperlink>
       <w:r>
         <w:rPr>
+          <w:rtl/>
+          <w:cs/>
           <w:lang w:val="ar_AE" w:bidi="ar_AE"/>
         </w:rPr>
         <w:t xml:space="preserve">؛ </w:t>
@@ -3518,6 +4324,8 @@
       <w:hyperlink r:id="rId101">
         <w:r>
           <w:rPr>
+            <w:rtl/>
+            <w:cs/>
             <w:lang w:val="ar_AE" w:bidi="ar_AE"/>
           </w:rPr>
           <w:rPr>
@@ -3529,6 +4337,8 @@
       </w:hyperlink>
       <w:r>
         <w:rPr>
+          <w:rtl/>
+          <w:cs/>
           <w:lang w:val="ar_AE" w:bidi="ar_AE"/>
         </w:rPr>
         <w:t>)، "</w:t>
@@ -3536,12 +4346,16 @@
       <w:r>
         <w:rPr>
           <w:b/>
+          <w:rtl/>
+          <w:cs/>
           <w:lang w:val="ar_AE" w:bidi="ar_AE"/>
         </w:rPr>
         <w:t>مِخْتام</w:t>
       </w:r>
       <w:r>
         <w:rPr>
+          <w:rtl/>
+          <w:cs/>
           <w:lang w:val="ar_AE" w:bidi="ar_AE"/>
         </w:rPr>
         <w:t>" بمعنى "مزمور" أو "ترنيمة" (</w:t>
@@ -3549,6 +4363,8 @@
       <w:hyperlink r:id="rId102">
         <w:r>
           <w:rPr>
+            <w:rtl/>
+            <w:cs/>
             <w:lang w:val="ar_AE" w:bidi="ar_AE"/>
           </w:rPr>
           <w:rPr>
@@ -3560,6 +4376,8 @@
       </w:hyperlink>
       <w:r>
         <w:rPr>
+          <w:rtl/>
+          <w:cs/>
           <w:lang w:val="ar_AE" w:bidi="ar_AE"/>
         </w:rPr>
         <w:t xml:space="preserve">؛ </w:t>
@@ -3567,6 +4385,8 @@
       <w:hyperlink r:id="rId103">
         <w:r>
           <w:rPr>
+            <w:rtl/>
+            <w:cs/>
             <w:lang w:val="ar_AE" w:bidi="ar_AE"/>
           </w:rPr>
           <w:rPr>
@@ -3578,6 +4398,8 @@
       </w:hyperlink>
       <w:r>
         <w:rPr>
+          <w:rtl/>
+          <w:cs/>
           <w:lang w:val="ar_AE" w:bidi="ar_AE"/>
         </w:rPr>
         <w:t>)، "</w:t>
@@ -3585,12 +4407,16 @@
       <w:r>
         <w:rPr>
           <w:b/>
+          <w:rtl/>
+          <w:cs/>
           <w:lang w:val="ar_AE" w:bidi="ar_AE"/>
         </w:rPr>
         <w:t>شِيرْ</w:t>
       </w:r>
       <w:r>
         <w:rPr>
+          <w:rtl/>
+          <w:cs/>
           <w:lang w:val="ar_AE" w:bidi="ar_AE"/>
         </w:rPr>
         <w:t>" بمعنى "أغنية" (</w:t>
@@ -3598,6 +4424,8 @@
       <w:hyperlink r:id="rId104">
         <w:r>
           <w:rPr>
+            <w:rtl/>
+            <w:cs/>
             <w:lang w:val="ar_AE" w:bidi="ar_AE"/>
           </w:rPr>
           <w:rPr>
@@ -3609,6 +4437,8 @@
       </w:hyperlink>
       <w:r>
         <w:rPr>
+          <w:rtl/>
+          <w:cs/>
           <w:lang w:val="ar_AE" w:bidi="ar_AE"/>
         </w:rPr>
         <w:t xml:space="preserve">؛ </w:t>
@@ -3616,6 +4446,8 @@
       <w:hyperlink r:id="rId105">
         <w:r>
           <w:rPr>
+            <w:rtl/>
+            <w:cs/>
             <w:lang w:val="ar_AE" w:bidi="ar_AE"/>
           </w:rPr>
           <w:rPr>
@@ -3627,6 +4459,8 @@
       </w:hyperlink>
       <w:r>
         <w:rPr>
+          <w:rtl/>
+          <w:cs/>
           <w:lang w:val="ar_AE" w:bidi="ar_AE"/>
         </w:rPr>
         <w:t>)، "</w:t>
@@ -3634,12 +4468,16 @@
       <w:r>
         <w:rPr>
           <w:b/>
+          <w:rtl/>
+          <w:cs/>
           <w:lang w:val="ar_AE" w:bidi="ar_AE"/>
         </w:rPr>
         <w:t>شِجَّايُون</w:t>
       </w:r>
       <w:r>
         <w:rPr>
+          <w:rtl/>
+          <w:cs/>
           <w:lang w:val="ar_AE" w:bidi="ar_AE"/>
         </w:rPr>
         <w:t>" بمعني "مَزْمُور"، وهي مصطلحٌ عام أو موسيقي (</w:t>
@@ -3647,6 +4485,8 @@
       <w:hyperlink r:id="rId76">
         <w:r>
           <w:rPr>
+            <w:rtl/>
+            <w:cs/>
             <w:lang w:val="ar_AE" w:bidi="ar_AE"/>
           </w:rPr>
           <w:rPr>
@@ -3658,6 +4498,8 @@
       </w:hyperlink>
       <w:r>
         <w:rPr>
+          <w:rtl/>
+          <w:cs/>
           <w:lang w:val="ar_AE" w:bidi="ar_AE"/>
         </w:rPr>
         <w:t>)، "</w:t>
@@ -3665,12 +4507,16 @@
       <w:r>
         <w:rPr>
           <w:b/>
+          <w:rtl/>
+          <w:cs/>
           <w:lang w:val="ar_AE" w:bidi="ar_AE"/>
         </w:rPr>
         <w:t>تفِلَّاه</w:t>
       </w:r>
       <w:r>
         <w:rPr>
+          <w:rtl/>
+          <w:cs/>
           <w:lang w:val="ar_AE" w:bidi="ar_AE"/>
         </w:rPr>
         <w:t>" بمعنى "صلاة" (</w:t>
@@ -3678,6 +4524,8 @@
       <w:hyperlink r:id="rId106">
         <w:r>
           <w:rPr>
+            <w:rtl/>
+            <w:cs/>
             <w:lang w:val="ar_AE" w:bidi="ar_AE"/>
           </w:rPr>
           <w:rPr>
@@ -3689,6 +4537,8 @@
       </w:hyperlink>
       <w:r>
         <w:rPr>
+          <w:rtl/>
+          <w:cs/>
           <w:lang w:val="ar_AE" w:bidi="ar_AE"/>
         </w:rPr>
         <w:t xml:space="preserve">؛ </w:t>
@@ -3696,6 +4546,8 @@
       <w:hyperlink r:id="rId37">
         <w:r>
           <w:rPr>
+            <w:rtl/>
+            <w:cs/>
             <w:lang w:val="ar_AE" w:bidi="ar_AE"/>
           </w:rPr>
           <w:rPr>
@@ -3707,6 +4559,8 @@
       </w:hyperlink>
       <w:r>
         <w:rPr>
+          <w:rtl/>
+          <w:cs/>
           <w:lang w:val="ar_AE" w:bidi="ar_AE"/>
         </w:rPr>
         <w:t xml:space="preserve">؛ </w:t>
@@ -3714,6 +4568,8 @@
       <w:hyperlink r:id="rId71">
         <w:r>
           <w:rPr>
+            <w:rtl/>
+            <w:cs/>
             <w:lang w:val="ar_AE" w:bidi="ar_AE"/>
           </w:rPr>
           <w:rPr>
@@ -3725,6 +4581,8 @@
       </w:hyperlink>
       <w:r>
         <w:rPr>
+          <w:rtl/>
+          <w:cs/>
           <w:lang w:val="ar_AE" w:bidi="ar_AE"/>
         </w:rPr>
         <w:t>)، "</w:t>
@@ -3732,12 +4590,16 @@
       <w:r>
         <w:rPr>
           <w:b/>
+          <w:rtl/>
+          <w:cs/>
           <w:lang w:val="ar_AE" w:bidi="ar_AE"/>
         </w:rPr>
         <w:t>تهلَّاه</w:t>
       </w:r>
       <w:r>
         <w:rPr>
+          <w:rtl/>
+          <w:cs/>
           <w:lang w:val="ar_AE" w:bidi="ar_AE"/>
         </w:rPr>
         <w:t>" بمعنى "تسبيحة" (</w:t>
@@ -3745,6 +4607,8 @@
       <w:hyperlink r:id="rId56">
         <w:r>
           <w:rPr>
+            <w:rtl/>
+            <w:cs/>
             <w:lang w:val="ar_AE" w:bidi="ar_AE"/>
           </w:rPr>
           <w:rPr>
@@ -3756,6 +4620,8 @@
       </w:hyperlink>
       <w:r>
         <w:rPr>
+          <w:rtl/>
+          <w:cs/>
           <w:lang w:val="ar_AE" w:bidi="ar_AE"/>
         </w:rPr>
         <w:t>)، "</w:t>
@@ -3763,12 +4629,16 @@
       <w:r>
         <w:rPr>
           <w:b/>
+          <w:rtl/>
+          <w:cs/>
           <w:lang w:val="ar_AE" w:bidi="ar_AE"/>
         </w:rPr>
         <w:t>هِجَّايون</w:t>
       </w:r>
       <w:r>
         <w:rPr>
+          <w:rtl/>
+          <w:cs/>
           <w:lang w:val="ar_AE" w:bidi="ar_AE"/>
         </w:rPr>
         <w:t>" بمعنى "تَأمُّل"، إلا أن المعنى الأكيد غير يقينٍ (</w:t>
@@ -3776,6 +4646,8 @@
       <w:hyperlink r:id="rId107">
         <w:r>
           <w:rPr>
+            <w:rtl/>
+            <w:cs/>
             <w:lang w:val="ar_AE" w:bidi="ar_AE"/>
           </w:rPr>
           <w:rPr>
@@ -3787,6 +4659,8 @@
       </w:hyperlink>
       <w:r>
         <w:rPr>
+          <w:rtl/>
+          <w:cs/>
           <w:lang w:val="ar_AE" w:bidi="ar_AE"/>
         </w:rPr>
         <w:t>)، و"</w:t>
@@ -3794,12 +4668,16 @@
       <w:r>
         <w:rPr>
           <w:b/>
+          <w:rtl/>
+          <w:cs/>
           <w:lang w:val="ar_AE" w:bidi="ar_AE"/>
         </w:rPr>
         <w:t>توداه</w:t>
       </w:r>
       <w:r>
         <w:rPr>
+          <w:rtl/>
+          <w:cs/>
           <w:lang w:val="ar_AE" w:bidi="ar_AE"/>
         </w:rPr>
         <w:t>" بمعنى "شكر" (</w:t>
@@ -3807,6 +4685,8 @@
       <w:hyperlink r:id="rId42">
         <w:r>
           <w:rPr>
+            <w:rtl/>
+            <w:cs/>
             <w:lang w:val="ar_AE" w:bidi="ar_AE"/>
           </w:rPr>
           <w:rPr>
@@ -3818,6 +4698,8 @@
       </w:hyperlink>
       <w:r>
         <w:rPr>
+          <w:rtl/>
+          <w:cs/>
           <w:lang w:val="ar_AE" w:bidi="ar_AE"/>
         </w:rPr>
         <w:t>).</w:t>
@@ -3829,11 +4711,15 @@
       </w:pPr>
       <w:r>
         <w:rPr>
-          <w:lang w:val="ar_AE" w:bidi="ar_AE"/>
-        </w:rPr>
-      </w:r>
-      <w:r>
-        <w:rPr>
+          <w:rtl/>
+          <w:cs/>
+          <w:lang w:val="ar_AE" w:bidi="ar_AE"/>
+        </w:rPr>
+      </w:r>
+      <w:r>
+        <w:rPr>
+          <w:rtl/>
+          <w:cs/>
           <w:lang w:val="ar_AE" w:bidi="ar_AE"/>
         </w:rPr>
         <w:t>بالإضافة إلى التوصيفات الأدبية الموجودة في النص العبري، يمكن تقسيمُ المَزامِير إلى ثلاثِ قوائمٍ رئيسةٍ:</w:t>
@@ -3852,11 +4738,15 @@
       </w:pPr>
       <w:r>
         <w:rPr>
-          <w:lang w:val="ar_AE" w:bidi="ar_AE"/>
-        </w:rPr>
-      </w:r>
-      <w:r>
-        <w:rPr>
+          <w:rtl/>
+          <w:cs/>
+          <w:lang w:val="ar_AE" w:bidi="ar_AE"/>
+        </w:rPr>
+      </w:r>
+      <w:r>
+        <w:rPr>
+          <w:rtl/>
+          <w:cs/>
           <w:lang w:val="ar_AE" w:bidi="ar_AE"/>
         </w:rPr>
         <w:t>مزامير الحِكْمَةِ أو التعليم (</w:t>
@@ -3864,6 +4754,8 @@
       <w:hyperlink r:id="rId14">
         <w:r>
           <w:rPr>
+            <w:rtl/>
+            <w:cs/>
             <w:lang w:val="ar_AE" w:bidi="ar_AE"/>
           </w:rPr>
           <w:rPr>
@@ -3875,6 +4767,8 @@
       </w:hyperlink>
       <w:r>
         <w:rPr>
+          <w:rtl/>
+          <w:cs/>
           <w:lang w:val="ar_AE" w:bidi="ar_AE"/>
         </w:rPr>
         <w:t xml:space="preserve">؛ </w:t>
@@ -3882,6 +4776,8 @@
       <w:hyperlink r:id="rId108">
         <w:r>
           <w:rPr>
+            <w:rtl/>
+            <w:cs/>
             <w:lang w:val="ar_AE" w:bidi="ar_AE"/>
           </w:rPr>
           <w:rPr>
@@ -3893,6 +4789,8 @@
       </w:hyperlink>
       <w:r>
         <w:rPr>
+          <w:rtl/>
+          <w:cs/>
           <w:lang w:val="ar_AE" w:bidi="ar_AE"/>
         </w:rPr>
         <w:t xml:space="preserve">؛ </w:t>
@@ -3900,6 +4798,8 @@
       <w:hyperlink r:id="rId109">
         <w:r>
           <w:rPr>
+            <w:rtl/>
+            <w:cs/>
             <w:lang w:val="ar_AE" w:bidi="ar_AE"/>
           </w:rPr>
           <w:rPr>
@@ -3911,6 +4811,8 @@
       </w:hyperlink>
       <w:r>
         <w:rPr>
+          <w:rtl/>
+          <w:cs/>
           <w:lang w:val="ar_AE" w:bidi="ar_AE"/>
         </w:rPr>
         <w:t xml:space="preserve">؛ </w:t>
@@ -3918,6 +4820,8 @@
       <w:hyperlink r:id="rId110">
         <w:r>
           <w:rPr>
+            <w:rtl/>
+            <w:cs/>
             <w:lang w:val="ar_AE" w:bidi="ar_AE"/>
           </w:rPr>
           <w:rPr>
@@ -3929,6 +4833,8 @@
       </w:hyperlink>
       <w:r>
         <w:rPr>
+          <w:rtl/>
+          <w:cs/>
           <w:lang w:val="ar_AE" w:bidi="ar_AE"/>
         </w:rPr>
         <w:t xml:space="preserve">؛ </w:t>
@@ -3936,6 +4842,8 @@
       <w:hyperlink r:id="rId78">
         <w:r>
           <w:rPr>
+            <w:rtl/>
+            <w:cs/>
             <w:lang w:val="ar_AE" w:bidi="ar_AE"/>
           </w:rPr>
           <w:rPr>
@@ -3947,6 +4855,8 @@
       </w:hyperlink>
       <w:r>
         <w:rPr>
+          <w:rtl/>
+          <w:cs/>
           <w:lang w:val="ar_AE" w:bidi="ar_AE"/>
         </w:rPr>
         <w:t xml:space="preserve">؛ </w:t>
@@ -3954,6 +4864,8 @@
       <w:hyperlink r:id="rId111">
         <w:r>
           <w:rPr>
+            <w:rtl/>
+            <w:cs/>
             <w:lang w:val="ar_AE" w:bidi="ar_AE"/>
           </w:rPr>
           <w:rPr>
@@ -3965,6 +4877,8 @@
       </w:hyperlink>
       <w:r>
         <w:rPr>
+          <w:rtl/>
+          <w:cs/>
           <w:lang w:val="ar_AE" w:bidi="ar_AE"/>
         </w:rPr>
         <w:t xml:space="preserve">؛ </w:t>
@@ -3972,6 +4886,8 @@
       <w:hyperlink r:id="rId38">
         <w:r>
           <w:rPr>
+            <w:rtl/>
+            <w:cs/>
             <w:lang w:val="ar_AE" w:bidi="ar_AE"/>
           </w:rPr>
           <w:rPr>
@@ -3983,6 +4899,8 @@
       </w:hyperlink>
       <w:r>
         <w:rPr>
+          <w:rtl/>
+          <w:cs/>
           <w:lang w:val="ar_AE" w:bidi="ar_AE"/>
         </w:rPr>
         <w:t xml:space="preserve">؛ </w:t>
@@ -3990,6 +4908,8 @@
       <w:hyperlink r:id="rId71">
         <w:r>
           <w:rPr>
+            <w:rtl/>
+            <w:cs/>
             <w:lang w:val="ar_AE" w:bidi="ar_AE"/>
           </w:rPr>
           <w:rPr>
@@ -4001,6 +4921,8 @@
       </w:hyperlink>
       <w:r>
         <w:rPr>
+          <w:rtl/>
+          <w:cs/>
           <w:lang w:val="ar_AE" w:bidi="ar_AE"/>
         </w:rPr>
         <w:t xml:space="preserve">؛ </w:t>
@@ -4008,6 +4930,8 @@
       <w:hyperlink r:id="rId52">
         <w:r>
           <w:rPr>
+            <w:rtl/>
+            <w:cs/>
             <w:lang w:val="ar_AE" w:bidi="ar_AE"/>
           </w:rPr>
           <w:rPr>
@@ -4019,6 +4943,8 @@
       </w:hyperlink>
       <w:r>
         <w:rPr>
+          <w:rtl/>
+          <w:cs/>
           <w:lang w:val="ar_AE" w:bidi="ar_AE"/>
         </w:rPr>
         <w:t>).</w:t>
@@ -4033,11 +4959,15 @@
       </w:pPr>
       <w:r>
         <w:rPr>
-          <w:lang w:val="ar_AE" w:bidi="ar_AE"/>
-        </w:rPr>
-      </w:r>
-      <w:r>
-        <w:rPr>
+          <w:rtl/>
+          <w:cs/>
+          <w:lang w:val="ar_AE" w:bidi="ar_AE"/>
+        </w:rPr>
+      </w:r>
+      <w:r>
+        <w:rPr>
+          <w:rtl/>
+          <w:cs/>
           <w:lang w:val="ar_AE" w:bidi="ar_AE"/>
         </w:rPr>
         <w:t>مزامير الرِّثَاءِ (معظمها في الكُتُب 1–3)، والتي يمكِنُ تقسيمُها ثانويًّا إلى رثاءٍ فرديٍّ ورثاءٍ جماعيٍّ.</w:t>
@@ -4052,11 +4982,15 @@
       </w:pPr>
       <w:r>
         <w:rPr>
-          <w:lang w:val="ar_AE" w:bidi="ar_AE"/>
-        </w:rPr>
-      </w:r>
-      <w:r>
-        <w:rPr>
+          <w:rtl/>
+          <w:cs/>
+          <w:lang w:val="ar_AE" w:bidi="ar_AE"/>
+        </w:rPr>
+      </w:r>
+      <w:r>
+        <w:rPr>
+          <w:rtl/>
+          <w:cs/>
           <w:lang w:val="ar_AE" w:bidi="ar_AE"/>
         </w:rPr>
         <w:t>ترانيم التسبيح أو الشُّكر (</w:t>
@@ -4064,6 +4998,8 @@
       <w:hyperlink r:id="rId112">
         <w:r>
           <w:rPr>
+            <w:rtl/>
+            <w:cs/>
             <w:lang w:val="ar_AE" w:bidi="ar_AE"/>
           </w:rPr>
           <w:rPr>
@@ -4075,6 +5011,8 @@
       </w:hyperlink>
       <w:r>
         <w:rPr>
+          <w:rtl/>
+          <w:cs/>
           <w:lang w:val="ar_AE" w:bidi="ar_AE"/>
         </w:rPr>
         <w:t xml:space="preserve">؛ </w:t>
@@ -4082,6 +5020,8 @@
       <w:hyperlink r:id="rId113">
         <w:r>
           <w:rPr>
+            <w:rtl/>
+            <w:cs/>
             <w:lang w:val="ar_AE" w:bidi="ar_AE"/>
           </w:rPr>
           <w:rPr>
@@ -4093,6 +5033,8 @@
       </w:hyperlink>
       <w:r>
         <w:rPr>
+          <w:rtl/>
+          <w:cs/>
           <w:lang w:val="ar_AE" w:bidi="ar_AE"/>
         </w:rPr>
         <w:t xml:space="preserve">؛ </w:t>
@@ -4100,6 +5042,8 @@
       <w:hyperlink r:id="rId114">
         <w:r>
           <w:rPr>
+            <w:rtl/>
+            <w:cs/>
             <w:lang w:val="ar_AE" w:bidi="ar_AE"/>
           </w:rPr>
           <w:rPr>
@@ -4111,6 +5055,8 @@
       </w:hyperlink>
       <w:r>
         <w:rPr>
+          <w:rtl/>
+          <w:cs/>
           <w:lang w:val="ar_AE" w:bidi="ar_AE"/>
         </w:rPr>
         <w:t xml:space="preserve">؛ </w:t>
@@ -4118,6 +5064,8 @@
       <w:hyperlink r:id="rId115">
         <w:r>
           <w:rPr>
+            <w:rtl/>
+            <w:cs/>
             <w:lang w:val="ar_AE" w:bidi="ar_AE"/>
           </w:rPr>
           <w:rPr>
@@ -4129,6 +5077,8 @@
       </w:hyperlink>
       <w:r>
         <w:rPr>
+          <w:rtl/>
+          <w:cs/>
           <w:lang w:val="ar_AE" w:bidi="ar_AE"/>
         </w:rPr>
         <w:t xml:space="preserve">؛ </w:t>
@@ -4136,6 +5086,8 @@
       <w:hyperlink r:id="rId116">
         <w:r>
           <w:rPr>
+            <w:rtl/>
+            <w:cs/>
             <w:lang w:val="ar_AE" w:bidi="ar_AE"/>
           </w:rPr>
           <w:rPr>
@@ -4147,6 +5099,8 @@
       </w:hyperlink>
       <w:r>
         <w:rPr>
+          <w:rtl/>
+          <w:cs/>
           <w:lang w:val="ar_AE" w:bidi="ar_AE"/>
         </w:rPr>
         <w:t xml:space="preserve">؛ </w:t>
@@ -4154,6 +5108,8 @@
       <w:hyperlink r:id="rId61">
         <w:r>
           <w:rPr>
+            <w:rtl/>
+            <w:cs/>
             <w:lang w:val="ar_AE" w:bidi="ar_AE"/>
           </w:rPr>
           <w:rPr>
@@ -4165,6 +5121,8 @@
       </w:hyperlink>
       <w:r>
         <w:rPr>
+          <w:rtl/>
+          <w:cs/>
           <w:lang w:val="ar_AE" w:bidi="ar_AE"/>
         </w:rPr>
         <w:t>)، ويمكن تقسيمها على نحوٍ مشابهٍ إلى ترانيم فرديَّةٍ وجماعيَّةٍ.</w:t>
@@ -4176,11 +5134,15 @@
       </w:pPr>
       <w:r>
         <w:rPr>
-          <w:lang w:val="ar_AE" w:bidi="ar_AE"/>
-        </w:rPr>
-      </w:r>
-      <w:r>
-        <w:rPr>
+          <w:rtl/>
+          <w:cs/>
+          <w:lang w:val="ar_AE" w:bidi="ar_AE"/>
+        </w:rPr>
+      </w:r>
+      <w:r>
+        <w:rPr>
+          <w:rtl/>
+          <w:cs/>
           <w:lang w:val="ar_AE" w:bidi="ar_AE"/>
         </w:rPr>
         <w:t>تشمل مَزامِيرَ التسبيحِ عددًا من الأَنماطِ الأدبيَّةِ الثانويَّةِ، بما في ذلك المَزامِيرِ "المَلَكِيَّة" التي تتحدَّث عن المَلِكِ (</w:t>
@@ -4188,6 +5150,8 @@
       <w:hyperlink r:id="rId15">
         <w:r>
           <w:rPr>
+            <w:rtl/>
+            <w:cs/>
             <w:lang w:val="ar_AE" w:bidi="ar_AE"/>
           </w:rPr>
           <w:rPr>
@@ -4199,6 +5163,8 @@
       </w:hyperlink>
       <w:r>
         <w:rPr>
+          <w:rtl/>
+          <w:cs/>
           <w:lang w:val="ar_AE" w:bidi="ar_AE"/>
         </w:rPr>
         <w:t xml:space="preserve">؛ </w:t>
@@ -4206,6 +5172,8 @@
       <w:hyperlink r:id="rId104">
         <w:r>
           <w:rPr>
+            <w:rtl/>
+            <w:cs/>
             <w:lang w:val="ar_AE" w:bidi="ar_AE"/>
           </w:rPr>
           <w:rPr>
@@ -4217,6 +5185,8 @@
       </w:hyperlink>
       <w:r>
         <w:rPr>
+          <w:rtl/>
+          <w:cs/>
           <w:lang w:val="ar_AE" w:bidi="ar_AE"/>
         </w:rPr>
         <w:t xml:space="preserve">؛ </w:t>
@@ -4224,6 +5194,8 @@
       <w:hyperlink r:id="rId31">
         <w:r>
           <w:rPr>
+            <w:rtl/>
+            <w:cs/>
             <w:lang w:val="ar_AE" w:bidi="ar_AE"/>
           </w:rPr>
           <w:rPr>
@@ -4235,6 +5207,8 @@
       </w:hyperlink>
       <w:r>
         <w:rPr>
+          <w:rtl/>
+          <w:cs/>
           <w:lang w:val="ar_AE" w:bidi="ar_AE"/>
         </w:rPr>
         <w:t xml:space="preserve">؛ </w:t>
@@ -4242,6 +5216,8 @@
       <w:hyperlink r:id="rId39">
         <w:r>
           <w:rPr>
+            <w:rtl/>
+            <w:cs/>
             <w:lang w:val="ar_AE" w:bidi="ar_AE"/>
           </w:rPr>
           <w:rPr>
@@ -4253,6 +5229,8 @@
       </w:hyperlink>
       <w:r>
         <w:rPr>
+          <w:rtl/>
+          <w:cs/>
           <w:lang w:val="ar_AE" w:bidi="ar_AE"/>
         </w:rPr>
         <w:t xml:space="preserve">؛ </w:t>
@@ -4260,6 +5238,8 @@
       <w:hyperlink r:id="rId117">
         <w:r>
           <w:rPr>
+            <w:rtl/>
+            <w:cs/>
             <w:lang w:val="ar_AE" w:bidi="ar_AE"/>
           </w:rPr>
           <w:rPr>
@@ -4271,6 +5251,8 @@
       </w:hyperlink>
       <w:r>
         <w:rPr>
+          <w:rtl/>
+          <w:cs/>
           <w:lang w:val="ar_AE" w:bidi="ar_AE"/>
         </w:rPr>
         <w:t>)؛ والمَزامِيرُ التي تَنْسُبُ الحُكْمَ المَلَكِي لله (</w:t>
@@ -4278,6 +5260,8 @@
       <w:hyperlink r:id="rId118">
         <w:r>
           <w:rPr>
+            <w:rtl/>
+            <w:cs/>
             <w:lang w:val="ar_AE" w:bidi="ar_AE"/>
           </w:rPr>
           <w:rPr>
@@ -4289,6 +5273,8 @@
       </w:hyperlink>
       <w:r>
         <w:rPr>
+          <w:rtl/>
+          <w:cs/>
           <w:lang w:val="ar_AE" w:bidi="ar_AE"/>
         </w:rPr>
         <w:t xml:space="preserve">؛ </w:t>
@@ -4296,6 +5282,8 @@
       <w:hyperlink r:id="rId119">
         <w:r>
           <w:rPr>
+            <w:rtl/>
+            <w:cs/>
             <w:lang w:val="ar_AE" w:bidi="ar_AE"/>
           </w:rPr>
           <w:rPr>
@@ -4307,6 +5295,8 @@
       </w:hyperlink>
       <w:r>
         <w:rPr>
+          <w:rtl/>
+          <w:cs/>
           <w:lang w:val="ar_AE" w:bidi="ar_AE"/>
         </w:rPr>
         <w:t>)؛والمزامير التي تَتَغَنَّى بِعَمَلِ الله في الخليقةِ (</w:t>
@@ -4314,6 +5304,8 @@
       <w:hyperlink r:id="rId113">
         <w:r>
           <w:rPr>
+            <w:rtl/>
+            <w:cs/>
             <w:lang w:val="ar_AE" w:bidi="ar_AE"/>
           </w:rPr>
           <w:rPr>
@@ -4325,6 +5317,8 @@
       </w:hyperlink>
       <w:r>
         <w:rPr>
+          <w:rtl/>
+          <w:cs/>
           <w:lang w:val="ar_AE" w:bidi="ar_AE"/>
         </w:rPr>
         <w:t xml:space="preserve">؛ </w:t>
@@ -4332,6 +5326,8 @@
       <w:hyperlink r:id="rId114">
         <w:r>
           <w:rPr>
+            <w:rtl/>
+            <w:cs/>
             <w:lang w:val="ar_AE" w:bidi="ar_AE"/>
           </w:rPr>
           <w:rPr>
@@ -4343,6 +5339,8 @@
       </w:hyperlink>
       <w:r>
         <w:rPr>
+          <w:rtl/>
+          <w:cs/>
           <w:lang w:val="ar_AE" w:bidi="ar_AE"/>
         </w:rPr>
         <w:t xml:space="preserve">؛ </w:t>
@@ -4350,6 +5348,8 @@
       <w:hyperlink r:id="rId120">
         <w:r>
           <w:rPr>
+            <w:rtl/>
+            <w:cs/>
             <w:lang w:val="ar_AE" w:bidi="ar_AE"/>
           </w:rPr>
           <w:rPr>
@@ -4361,6 +5361,8 @@
       </w:hyperlink>
       <w:r>
         <w:rPr>
+          <w:rtl/>
+          <w:cs/>
           <w:lang w:val="ar_AE" w:bidi="ar_AE"/>
         </w:rPr>
         <w:t>)؛ والمزامير التي تتحدَّثُ عن صِهْيَونِ (</w:t>
@@ -4368,6 +5370,8 @@
       <w:hyperlink r:id="rId121">
         <w:r>
           <w:rPr>
+            <w:rtl/>
+            <w:cs/>
             <w:lang w:val="ar_AE" w:bidi="ar_AE"/>
           </w:rPr>
           <w:rPr>
@@ -4379,6 +5383,8 @@
       </w:hyperlink>
       <w:r>
         <w:rPr>
+          <w:rtl/>
+          <w:cs/>
           <w:lang w:val="ar_AE" w:bidi="ar_AE"/>
         </w:rPr>
         <w:t xml:space="preserve">؛ </w:t>
@@ -4386,6 +5392,8 @@
       <w:hyperlink r:id="rId122">
         <w:r>
           <w:rPr>
+            <w:rtl/>
+            <w:cs/>
             <w:lang w:val="ar_AE" w:bidi="ar_AE"/>
           </w:rPr>
           <w:rPr>
@@ -4397,6 +5405,8 @@
       </w:hyperlink>
       <w:r>
         <w:rPr>
+          <w:rtl/>
+          <w:cs/>
           <w:lang w:val="ar_AE" w:bidi="ar_AE"/>
         </w:rPr>
         <w:t xml:space="preserve">؛ </w:t>
@@ -4404,6 +5414,8 @@
       <w:hyperlink r:id="rId123">
         <w:r>
           <w:rPr>
+            <w:rtl/>
+            <w:cs/>
             <w:lang w:val="ar_AE" w:bidi="ar_AE"/>
           </w:rPr>
           <w:rPr>
@@ -4415,6 +5427,8 @@
       </w:hyperlink>
       <w:r>
         <w:rPr>
+          <w:rtl/>
+          <w:cs/>
           <w:lang w:val="ar_AE" w:bidi="ar_AE"/>
         </w:rPr>
         <w:t xml:space="preserve">؛ </w:t>
@@ -4422,6 +5436,8 @@
       <w:hyperlink r:id="rId68">
         <w:r>
           <w:rPr>
+            <w:rtl/>
+            <w:cs/>
             <w:lang w:val="ar_AE" w:bidi="ar_AE"/>
           </w:rPr>
           <w:rPr>
@@ -4433,6 +5449,8 @@
       </w:hyperlink>
       <w:r>
         <w:rPr>
+          <w:rtl/>
+          <w:cs/>
           <w:lang w:val="ar_AE" w:bidi="ar_AE"/>
         </w:rPr>
         <w:t>).</w:t>
@@ -4444,11 +5462,15 @@
       </w:pPr>
       <w:r>
         <w:rPr>
-          <w:lang w:val="ar_AE" w:bidi="ar_AE"/>
-        </w:rPr>
-      </w:r>
-      <w:r>
-        <w:rPr>
+          <w:rtl/>
+          <w:cs/>
+          <w:lang w:val="ar_AE" w:bidi="ar_AE"/>
+        </w:rPr>
+      </w:r>
+      <w:r>
+        <w:rPr>
+          <w:rtl/>
+          <w:cs/>
           <w:lang w:val="ar_AE" w:bidi="ar_AE"/>
         </w:rPr>
         <w:t xml:space="preserve">طريقة أخرى لقراءة المَزامِيرِ تعتمد على الانتقالِ في كثيرٍ من المَزامِيرِ من التعليمِ إلى التعبير عن مشكلةٍ أو من مشكلة إلى تجديد الالتزام والشخصية. إنَّ المَزامِيرَ كمجموعَةٍ من خمسةِ كُتُبٍ هي في الغالب تعليميَّةٌ بطبيعَتِها. إنها "وصيايا تعليمية، إرشادية" (توراة؛ انظر </w:t>
@@ -4456,6 +5478,8 @@
       <w:hyperlink r:id="rId124">
         <w:r>
           <w:rPr>
+            <w:rtl/>
+            <w:cs/>
             <w:lang w:val="ar_AE" w:bidi="ar_AE"/>
           </w:rPr>
           <w:rPr>
@@ -4467,6 +5491,8 @@
       </w:hyperlink>
       <w:r>
         <w:rPr>
+          <w:rtl/>
+          <w:cs/>
           <w:lang w:val="ar_AE" w:bidi="ar_AE"/>
         </w:rPr>
         <w:t>)، تهدُفُ إلى تعليمِ شعبِ الله كيف يعيش في الحياة.</w:t>
@@ -4479,6 +5505,8 @@
       </w:pPr>
       <w:r>
         <w:rPr>
+          <w:rtl/>
+          <w:cs/>
           <w:lang w:val="ar_AE" w:bidi="ar_AE"/>
         </w:rPr>
         <w:t>المَزامِيرُ في عِبادَةِ إسْرَائِيل</w:t>
@@ -4490,17 +5518,23 @@
       </w:pPr>
       <w:r>
         <w:rPr>
-          <w:lang w:val="ar_AE" w:bidi="ar_AE"/>
-        </w:rPr>
-      </w:r>
-      <w:r>
-        <w:rPr>
+          <w:rtl/>
+          <w:cs/>
+          <w:lang w:val="ar_AE" w:bidi="ar_AE"/>
+        </w:rPr>
+      </w:r>
+      <w:r>
+        <w:rPr>
+          <w:rtl/>
+          <w:cs/>
           <w:lang w:val="ar_AE" w:bidi="ar_AE"/>
         </w:rPr>
         <w:t>يحتوي سِفْرُ المَزامِير على معلومات كثيرة عن الأداء الموسيقي في إِسْرَائِيل القديمة. أغلبُ المَزامِير عبارة عن ترانيم تسبيحٍ، شُكْرٍ، صَلاةٍ، وتَوبَةٍ. وبعض المَزامِير كانتْ تسْتَخْدَم في مناسبات محدَّدة، مثل عيد الفصح</w:t>
       </w:r>
       <w:r>
         <w:rPr>
+          <w:rtl/>
+          <w:cs/>
           <w:lang w:val="ar_AE" w:bidi="ar_AE"/>
         </w:rPr>
         <w:t xml:space="preserve"> (</w:t>
@@ -4508,6 +5542,8 @@
       <w:hyperlink r:id="rId46">
         <w:r>
           <w:rPr>
+            <w:rtl/>
+            <w:cs/>
             <w:lang w:val="ar_AE" w:bidi="ar_AE"/>
           </w:rPr>
           <w:rPr>
@@ -4519,18 +5555,24 @@
       </w:hyperlink>
       <w:r>
         <w:rPr>
+          <w:rtl/>
+          <w:cs/>
           <w:lang w:val="ar_AE" w:bidi="ar_AE"/>
         </w:rPr>
         <w:t xml:space="preserve">)، </w:t>
       </w:r>
       <w:r>
         <w:rPr>
+          <w:rtl/>
+          <w:cs/>
           <w:lang w:val="ar_AE" w:bidi="ar_AE"/>
         </w:rPr>
         <w:t xml:space="preserve">أو أثناء السَّفَرِ إلى أورشليم للاحتفال بالأعياد السنوية </w:t>
       </w:r>
       <w:r>
         <w:rPr>
+          <w:rtl/>
+          <w:cs/>
           <w:lang w:val="ar_AE" w:bidi="ar_AE"/>
         </w:rPr>
         <w:t>(</w:t>
@@ -4538,6 +5580,8 @@
       <w:hyperlink r:id="rId49">
         <w:r>
           <w:rPr>
+            <w:rtl/>
+            <w:cs/>
             <w:lang w:val="ar_AE" w:bidi="ar_AE"/>
           </w:rPr>
           <w:rPr>
@@ -4549,6 +5593,8 @@
       </w:hyperlink>
       <w:r>
         <w:rPr>
+          <w:rtl/>
+          <w:cs/>
           <w:lang w:val="ar_AE" w:bidi="ar_AE"/>
         </w:rPr>
         <w:t xml:space="preserve">). هناك أيضًا أناشيد تاريخية ترتبط بأحداثٍ وطنية، على سبيل المثال </w:t>
@@ -4556,6 +5602,8 @@
       <w:hyperlink r:id="rId91">
         <w:r>
           <w:rPr>
+            <w:rtl/>
+            <w:cs/>
             <w:lang w:val="ar_AE" w:bidi="ar_AE"/>
           </w:rPr>
           <w:rPr>
@@ -4567,6 +5615,8 @@
       </w:hyperlink>
       <w:r>
         <w:rPr>
+          <w:rtl/>
+          <w:cs/>
           <w:lang w:val="ar_AE" w:bidi="ar_AE"/>
         </w:rPr>
         <w:t>: "أُغْنِيَةُ تَدْشِينِ الْبَيْتِ أي الهيكل"، و</w:t>
@@ -4574,6 +5624,8 @@
       <w:hyperlink r:id="rId125">
         <w:r>
           <w:rPr>
+            <w:rtl/>
+            <w:cs/>
             <w:lang w:val="ar_AE" w:bidi="ar_AE"/>
           </w:rPr>
           <w:rPr>
@@ -4585,6 +5637,8 @@
       </w:hyperlink>
       <w:r>
         <w:rPr>
+          <w:rtl/>
+          <w:cs/>
           <w:lang w:val="ar_AE" w:bidi="ar_AE"/>
         </w:rPr>
         <w:t>، الذي يصوِّر معاناة اليهود في الأسر). لقد لَعِبَتْ مثل هذه المزامير دورًا في حياة المجتمع؛ ومع ذلك، فإن الطبيعة الدقيقة لهذا الدور غير معروفة على وجه اليقين.</w:t>
@@ -4597,6 +5651,8 @@
       </w:pPr>
       <w:r>
         <w:rPr>
+          <w:rtl/>
+          <w:cs/>
           <w:lang w:val="ar_AE" w:bidi="ar_AE"/>
         </w:rPr>
         <w:t>مغزى السِّفْر ورِسَالَتُهُ</w:t>
@@ -4608,17 +5664,23 @@
       </w:pPr>
       <w:r>
         <w:rPr>
-          <w:lang w:val="ar_AE" w:bidi="ar_AE"/>
-        </w:rPr>
-      </w:r>
-      <w:r>
-        <w:rPr>
+          <w:rtl/>
+          <w:cs/>
+          <w:lang w:val="ar_AE" w:bidi="ar_AE"/>
+        </w:rPr>
+      </w:r>
+      <w:r>
+        <w:rPr>
+          <w:rtl/>
+          <w:cs/>
           <w:lang w:val="ar_AE" w:bidi="ar_AE"/>
         </w:rPr>
         <w:t>تفتحُ لنا المَزامَيرُ نافذةً لنتأمَّلَ من خلالها نفوسَ القديسين القدماء الذي قاموا بتدوينها. أفكارهم اللاهوتية ليس سهلة أو سطحية، إن إيمانُ ناظمي المزامير، متى جُرِّبَ، يصبح نقيًّا</w:t>
       </w:r>
       <w:r>
         <w:rPr>
+          <w:rtl/>
+          <w:cs/>
           <w:lang w:val="ar_AE" w:bidi="ar_AE"/>
         </w:rPr>
         <w:t>.</w:t>
@@ -4630,11 +5692,15 @@
       </w:pPr>
       <w:r>
         <w:rPr>
-          <w:lang w:val="ar_AE" w:bidi="ar_AE"/>
-        </w:rPr>
-      </w:r>
-      <w:r>
-        <w:rPr>
+          <w:rtl/>
+          <w:cs/>
+          <w:lang w:val="ar_AE" w:bidi="ar_AE"/>
+        </w:rPr>
+      </w:r>
+      <w:r>
+        <w:rPr>
+          <w:rtl/>
+          <w:cs/>
           <w:lang w:val="ar_AE" w:bidi="ar_AE"/>
         </w:rPr>
         <w:t>تُصَوِّرُ المَزامِيرُ نموذجًا عن عمقِ الشخصيَّةِ، الحِكْمَةِ، الأَمَانَةِ، والأصَالَةِ. إلا أن صلوات المَزامِير تتجاوزُ كونَها مجرَّدَ نماذجٍ للاقتداءِ بها. إنها وصايا تعليمية من ٱللهِ للحياةِ الصَّالِحَةِ، وهي جُزْءٌ من توراتِهِ "تعليم"؛ انظُرْ (</w:t>
@@ -4642,6 +5708,8 @@
       <w:hyperlink r:id="rId14">
         <w:r>
           <w:rPr>
+            <w:rtl/>
+            <w:cs/>
             <w:lang w:val="ar_AE" w:bidi="ar_AE"/>
           </w:rPr>
           <w:rPr>
@@ -4653,6 +5721,8 @@
       </w:hyperlink>
       <w:r>
         <w:rPr>
+          <w:rtl/>
+          <w:cs/>
           <w:lang w:val="ar_AE" w:bidi="ar_AE"/>
         </w:rPr>
         <w:t xml:space="preserve">؛ </w:t>
@@ -4660,6 +5730,8 @@
       <w:hyperlink r:id="rId113">
         <w:r>
           <w:rPr>
+            <w:rtl/>
+            <w:cs/>
             <w:lang w:val="ar_AE" w:bidi="ar_AE"/>
           </w:rPr>
           <w:rPr>
@@ -4671,6 +5743,8 @@
       </w:hyperlink>
       <w:r>
         <w:rPr>
+          <w:rtl/>
+          <w:cs/>
           <w:lang w:val="ar_AE" w:bidi="ar_AE"/>
         </w:rPr>
         <w:t xml:space="preserve">؛ </w:t>
@@ -4678,6 +5752,8 @@
       <w:hyperlink r:id="rId47">
         <w:r>
           <w:rPr>
+            <w:rtl/>
+            <w:cs/>
             <w:lang w:val="ar_AE" w:bidi="ar_AE"/>
           </w:rPr>
           <w:rPr>
@@ -4689,6 +5765,8 @@
       </w:hyperlink>
       <w:r>
         <w:rPr>
+          <w:rtl/>
+          <w:cs/>
           <w:lang w:val="ar_AE" w:bidi="ar_AE"/>
         </w:rPr>
         <w:t>). يُعلِّمنا ٱللهِ عن هُوِيَّتِهِ، وعمَّا فعله، وعمَّا ينتظِرُهُ من شَعْبِهِ. المَزامِير مركزها ٱللهِ، الذي يعلِّم شَعْبَهُ أن يدرِكَ الخطيَّةَ في داخلِ ذاتِهِ، وأن يقبَلَ التأديب الإلهي، وأن يقتدي بالله. كما تشجِّع المَزامِيرُ شعبَ ٱللهِ على عبادَةِ الله بكلِّ حَيَوِيَّةٍ والشهادَةِ عنه للعالَمِ.</w:t>
@@ -4700,11 +5778,15 @@
       </w:pPr>
       <w:r>
         <w:rPr>
-          <w:lang w:val="ar_AE" w:bidi="ar_AE"/>
-        </w:rPr>
-      </w:r>
-      <w:r>
-        <w:rPr>
+          <w:rtl/>
+          <w:cs/>
+          <w:lang w:val="ar_AE" w:bidi="ar_AE"/>
+        </w:rPr>
+      </w:r>
+      <w:r>
+        <w:rPr>
+          <w:rtl/>
+          <w:cs/>
           <w:lang w:val="ar_AE" w:bidi="ar_AE"/>
         </w:rPr>
         <w:t>تأمَّل كَتَبَةُ المَزامِيرِ بعمقٍ في طبيعَةِ الحياةِ الزائلَةِ، في الألَمِ، وفي الكثيرِ من الشدائدِ المتنوعَةِ التي يختَبِرُها الناس. عندما واجَهَ مرنِّمُو المَزامِير الاغترابَ أو الألم، تاقوا إلى حضورِ الله، وعنايَتِهِ، وحمايَتِهِ (</w:t>
@@ -4712,6 +5794,8 @@
       <w:hyperlink r:id="rId126">
         <w:r>
           <w:rPr>
+            <w:rtl/>
+            <w:cs/>
             <w:lang w:val="ar_AE" w:bidi="ar_AE"/>
           </w:rPr>
           <w:rPr>
@@ -4723,6 +5807,8 @@
       </w:hyperlink>
       <w:r>
         <w:rPr>
+          <w:rtl/>
+          <w:cs/>
           <w:lang w:val="ar_AE" w:bidi="ar_AE"/>
         </w:rPr>
         <w:t>)، مشتاقين إلى مجدٍ دائمٍ. حتى المَزامِير المرتبطة بالمَلِكِ داود غالبًا ما تكشف لنا داود المتواضع الذليل لا الظافِرَ المجِيدَ. عانى مرنِّمو المزامير من الاغتراب والخزي، فتاقوا للفداء، واثقين أن الرَّبَّ سوف يبرئهم.</w:t>
@@ -4734,11 +5820,15 @@
       </w:pPr>
       <w:r>
         <w:rPr>
-          <w:lang w:val="ar_AE" w:bidi="ar_AE"/>
-        </w:rPr>
-      </w:r>
-      <w:r>
-        <w:rPr>
+          <w:rtl/>
+          <w:cs/>
+          <w:lang w:val="ar_AE" w:bidi="ar_AE"/>
+        </w:rPr>
+      </w:r>
+      <w:r>
+        <w:rPr>
+          <w:rtl/>
+          <w:cs/>
           <w:lang w:val="ar_AE" w:bidi="ar_AE"/>
         </w:rPr>
         <w:t xml:space="preserve">تُظْهِِرُ المَزامير الإخفاقات المرتبطة بإسرائيل والسُّلالَةِ المَلَكِيَّة للمَلِكِ داود. إن أفضلَ الأتقياءِ والملوكِ من بني إسرائيل لم يتمكَّنُوا من تحقيقِ السَّعادَةِ والسَّلام كما تتحدَّث عنهما </w:t>
@@ -4746,6 +5836,8 @@
       <w:hyperlink r:id="rId14">
         <w:r>
           <w:rPr>
+            <w:rtl/>
+            <w:cs/>
             <w:lang w:val="ar_AE" w:bidi="ar_AE"/>
           </w:rPr>
           <w:rPr>
@@ -4757,6 +5849,8 @@
       </w:hyperlink>
       <w:r>
         <w:rPr>
+          <w:rtl/>
+          <w:cs/>
           <w:lang w:val="ar_AE" w:bidi="ar_AE"/>
         </w:rPr>
         <w:t xml:space="preserve">؛ </w:t>
@@ -4764,6 +5858,8 @@
       <w:hyperlink r:id="rId127">
         <w:r>
           <w:rPr>
+            <w:rtl/>
+            <w:cs/>
             <w:lang w:val="ar_AE" w:bidi="ar_AE"/>
           </w:rPr>
           <w:rPr>
@@ -4775,6 +5871,8 @@
       </w:hyperlink>
       <w:r>
         <w:rPr>
+          <w:rtl/>
+          <w:cs/>
           <w:lang w:val="ar_AE" w:bidi="ar_AE"/>
         </w:rPr>
         <w:t>؛</w:t>
@@ -4782,6 +5880,8 @@
       <w:hyperlink r:id="rId31">
         <w:r>
           <w:rPr>
+            <w:rtl/>
+            <w:cs/>
             <w:lang w:val="ar_AE" w:bidi="ar_AE"/>
           </w:rPr>
           <w:rPr>
@@ -4793,6 +5893,8 @@
       </w:hyperlink>
       <w:r>
         <w:rPr>
+          <w:rtl/>
+          <w:cs/>
           <w:lang w:val="ar_AE" w:bidi="ar_AE"/>
         </w:rPr>
         <w:t>. وبالتالي، فإن المَزامِيرَ هي بمثابة تشجيعٍ إلهيٍّ لكلِّ إنسانٍ على اقتناءِ الحِكْمَةِ، والثقةِ بالله، والحياة بنعمَتِهِ، والرجاء في الواحِدِ العتيد الذي يمكِنُه أن يأتي بالبركاتِ لعالَمٍ بائسٍ.</w:t>
@@ -4804,11 +5906,15 @@
       </w:pPr>
       <w:r>
         <w:rPr>
-          <w:lang w:val="ar_AE" w:bidi="ar_AE"/>
-        </w:rPr>
-      </w:r>
-      <w:r>
-        <w:rPr>
+          <w:rtl/>
+          <w:cs/>
+          <w:lang w:val="ar_AE" w:bidi="ar_AE"/>
+        </w:rPr>
+      </w:r>
+      <w:r>
+        <w:rPr>
+          <w:rtl/>
+          <w:cs/>
           <w:lang w:val="ar_AE" w:bidi="ar_AE"/>
         </w:rPr>
         <w:t>تُهَيِّئُ المَزامِيرُ شعبَ الله لمجيءِ الرَّبِّ يسوع المسيح؛ الإنسانُ الكامِلُ، والمَلِكُ المثالِيُّ، الذي سيأتي من نَسْلِ دَاود، من يَنْعَمُ بالنزاهَةِ المطلَقَةِ. إن الربَّ يسوع ذاتَه، والرُّسُل كذلك قد فهموا مغزى حياةِ يسوع وخدمَتِهِ في ضَوْءِ المَزامِيرِ (</w:t>
@@ -4816,6 +5922,8 @@
       <w:hyperlink r:id="rId128">
         <w:r>
           <w:rPr>
+            <w:rtl/>
+            <w:cs/>
             <w:lang w:val="ar_AE" w:bidi="ar_AE"/>
           </w:rPr>
           <w:rPr>
@@ -4827,6 +5935,8 @@
       </w:hyperlink>
       <w:r>
         <w:rPr>
+          <w:rtl/>
+          <w:cs/>
           <w:lang w:val="ar_AE" w:bidi="ar_AE"/>
         </w:rPr>
         <w:t xml:space="preserve">؛ </w:t>
@@ -4834,6 +5944,8 @@
       <w:hyperlink r:id="rId129">
         <w:r>
           <w:rPr>
+            <w:rtl/>
+            <w:cs/>
             <w:lang w:val="ar_AE" w:bidi="ar_AE"/>
           </w:rPr>
           <w:rPr>
@@ -4845,6 +5957,8 @@
       </w:hyperlink>
       <w:r>
         <w:rPr>
+          <w:rtl/>
+          <w:cs/>
           <w:lang w:val="ar_AE" w:bidi="ar_AE"/>
         </w:rPr>
         <w:t xml:space="preserve">، </w:t>
@@ -4852,6 +5966,8 @@
       <w:hyperlink r:id="rId130">
         <w:r>
           <w:rPr>
+            <w:rtl/>
+            <w:cs/>
             <w:lang w:val="ar_AE" w:bidi="ar_AE"/>
           </w:rPr>
           <w:rPr>
@@ -4863,6 +5979,8 @@
       </w:hyperlink>
       <w:r>
         <w:rPr>
+          <w:rtl/>
+          <w:cs/>
           <w:lang w:val="ar_AE" w:bidi="ar_AE"/>
         </w:rPr>
         <w:t xml:space="preserve">؛ </w:t>
@@ -4870,6 +5988,8 @@
       <w:hyperlink r:id="rId131">
         <w:r>
           <w:rPr>
+            <w:rtl/>
+            <w:cs/>
             <w:lang w:val="ar_AE" w:bidi="ar_AE"/>
           </w:rPr>
           <w:rPr>
@@ -4881,6 +6001,8 @@
       </w:hyperlink>
       <w:r>
         <w:rPr>
+          <w:rtl/>
+          <w:cs/>
           <w:lang w:val="ar_AE" w:bidi="ar_AE"/>
         </w:rPr>
         <w:t xml:space="preserve">؛ </w:t>
@@ -4888,6 +6010,8 @@
       <w:hyperlink r:id="rId132">
         <w:r>
           <w:rPr>
+            <w:rtl/>
+            <w:cs/>
             <w:lang w:val="ar_AE" w:bidi="ar_AE"/>
           </w:rPr>
           <w:rPr>
@@ -4899,6 +6023,8 @@
       </w:hyperlink>
       <w:r>
         <w:rPr>
+          <w:rtl/>
+          <w:cs/>
           <w:lang w:val="ar_AE" w:bidi="ar_AE"/>
         </w:rPr>
         <w:t xml:space="preserve">؛ </w:t>
@@ -4906,6 +6032,8 @@
       <w:hyperlink r:id="rId133">
         <w:r>
           <w:rPr>
+            <w:rtl/>
+            <w:cs/>
             <w:lang w:val="ar_AE" w:bidi="ar_AE"/>
           </w:rPr>
           <w:rPr>
@@ -4917,6 +6045,8 @@
       </w:hyperlink>
       <w:r>
         <w:rPr>
+          <w:rtl/>
+          <w:cs/>
           <w:lang w:val="ar_AE" w:bidi="ar_AE"/>
         </w:rPr>
         <w:t xml:space="preserve">؛ </w:t>
@@ -4924,6 +6054,8 @@
       <w:hyperlink r:id="rId134">
         <w:r>
           <w:rPr>
+            <w:rtl/>
+            <w:cs/>
             <w:lang w:val="ar_AE" w:bidi="ar_AE"/>
           </w:rPr>
           <w:rPr>
@@ -4935,6 +6067,8 @@
       </w:hyperlink>
       <w:r>
         <w:rPr>
+          <w:rtl/>
+          <w:cs/>
           <w:lang w:val="ar_AE" w:bidi="ar_AE"/>
         </w:rPr>
         <w:t xml:space="preserve">، </w:t>
@@ -4942,6 +6076,8 @@
       <w:hyperlink r:id="rId135">
         <w:r>
           <w:rPr>
+            <w:rtl/>
+            <w:cs/>
             <w:lang w:val="ar_AE" w:bidi="ar_AE"/>
           </w:rPr>
           <w:rPr>
@@ -4953,6 +6089,8 @@
       </w:hyperlink>
       <w:r>
         <w:rPr>
+          <w:rtl/>
+          <w:cs/>
           <w:lang w:val="ar_AE" w:bidi="ar_AE"/>
         </w:rPr>
         <w:t xml:space="preserve">، </w:t>
@@ -4960,6 +6098,8 @@
       <w:hyperlink r:id="rId136">
         <w:r>
           <w:rPr>
+            <w:rtl/>
+            <w:cs/>
             <w:lang w:val="ar_AE" w:bidi="ar_AE"/>
           </w:rPr>
           <w:rPr>
@@ -4971,6 +6111,8 @@
       </w:hyperlink>
       <w:r>
         <w:rPr>
+          <w:rtl/>
+          <w:cs/>
           <w:lang w:val="ar_AE" w:bidi="ar_AE"/>
         </w:rPr>
         <w:t xml:space="preserve">؛ </w:t>
@@ -4978,6 +6120,8 @@
       <w:hyperlink r:id="rId137">
         <w:r>
           <w:rPr>
+            <w:rtl/>
+            <w:cs/>
             <w:lang w:val="ar_AE" w:bidi="ar_AE"/>
           </w:rPr>
           <w:rPr>
@@ -4989,6 +6133,8 @@
       </w:hyperlink>
       <w:r>
         <w:rPr>
+          <w:rtl/>
+          <w:cs/>
           <w:lang w:val="ar_AE" w:bidi="ar_AE"/>
         </w:rPr>
         <w:t xml:space="preserve">؛ </w:t>
@@ -4996,6 +6142,8 @@
       <w:hyperlink r:id="rId138">
         <w:r>
           <w:rPr>
+            <w:rtl/>
+            <w:cs/>
             <w:lang w:val="ar_AE" w:bidi="ar_AE"/>
           </w:rPr>
           <w:rPr>
@@ -5007,6 +6155,8 @@
       </w:hyperlink>
       <w:r>
         <w:rPr>
+          <w:rtl/>
+          <w:cs/>
           <w:lang w:val="ar_AE" w:bidi="ar_AE"/>
         </w:rPr>
         <w:t xml:space="preserve">؛ </w:t>
@@ -5014,6 +6164,8 @@
       <w:hyperlink r:id="rId139">
         <w:r>
           <w:rPr>
+            <w:rtl/>
+            <w:cs/>
             <w:lang w:val="ar_AE" w:bidi="ar_AE"/>
           </w:rPr>
           <w:rPr>
@@ -5025,6 +6177,8 @@
       </w:hyperlink>
       <w:r>
         <w:rPr>
+          <w:rtl/>
+          <w:cs/>
           <w:lang w:val="ar_AE" w:bidi="ar_AE"/>
         </w:rPr>
         <w:t xml:space="preserve">؛ </w:t>
@@ -5032,6 +6186,8 @@
       <w:hyperlink r:id="rId140">
         <w:r>
           <w:rPr>
+            <w:rtl/>
+            <w:cs/>
             <w:lang w:val="ar_AE" w:bidi="ar_AE"/>
           </w:rPr>
           <w:rPr>
@@ -5043,6 +6199,8 @@
       </w:hyperlink>
       <w:r>
         <w:rPr>
+          <w:rtl/>
+          <w:cs/>
           <w:lang w:val="ar_AE" w:bidi="ar_AE"/>
         </w:rPr>
         <w:t xml:space="preserve">؛ </w:t>
@@ -5050,6 +6208,8 @@
       <w:hyperlink r:id="rId141">
         <w:r>
           <w:rPr>
+            <w:rtl/>
+            <w:cs/>
             <w:lang w:val="ar_AE" w:bidi="ar_AE"/>
           </w:rPr>
           <w:rPr>
@@ -5061,6 +6221,8 @@
       </w:hyperlink>
       <w:r>
         <w:rPr>
+          <w:rtl/>
+          <w:cs/>
           <w:lang w:val="ar_AE" w:bidi="ar_AE"/>
         </w:rPr>
         <w:t xml:space="preserve">؛ </w:t>
@@ -5068,6 +6230,8 @@
       <w:hyperlink r:id="rId142">
         <w:r>
           <w:rPr>
+            <w:rtl/>
+            <w:cs/>
             <w:lang w:val="ar_AE" w:bidi="ar_AE"/>
           </w:rPr>
           <w:rPr>
@@ -5079,6 +6243,8 @@
       </w:hyperlink>
       <w:r>
         <w:rPr>
+          <w:rtl/>
+          <w:cs/>
           <w:lang w:val="ar_AE" w:bidi="ar_AE"/>
         </w:rPr>
         <w:t xml:space="preserve">؛ </w:t>
@@ -5086,6 +6252,8 @@
       <w:hyperlink r:id="rId143">
         <w:r>
           <w:rPr>
+            <w:rtl/>
+            <w:cs/>
             <w:lang w:val="ar_AE" w:bidi="ar_AE"/>
           </w:rPr>
           <w:rPr>
@@ -5097,6 +6265,8 @@
       </w:hyperlink>
       <w:r>
         <w:rPr>
+          <w:rtl/>
+          <w:cs/>
           <w:lang w:val="ar_AE" w:bidi="ar_AE"/>
         </w:rPr>
         <w:t>). لقد دَخَلَ الرَّبُّ يسوع عالَمَ البَشَرِ وعَاشَ النماذج الموجودةَ في المَزامِيرِ، بما في ذلك اختبارِهِ للمذَلَّةِ، الألمِ، الموتِ، التبريرِ، والمجدِ. فَهُو الإنسانُ الوحيدُ الذي أرضَى الله الآب تمامًا (</w:t>
@@ -5104,6 +6274,8 @@
       <w:hyperlink r:id="rId14">
         <w:r>
           <w:rPr>
+            <w:rtl/>
+            <w:cs/>
             <w:lang w:val="ar_AE" w:bidi="ar_AE"/>
           </w:rPr>
           <w:rPr>
@@ -5115,6 +6287,8 @@
       </w:hyperlink>
       <w:r>
         <w:rPr>
+          <w:rtl/>
+          <w:cs/>
           <w:lang w:val="ar_AE" w:bidi="ar_AE"/>
         </w:rPr>
         <w:t>). هو المسيَّا؛ المَلِك الإلهي (</w:t>
@@ -5122,6 +6296,8 @@
       <w:hyperlink r:id="rId15">
         <w:r>
           <w:rPr>
+            <w:rtl/>
+            <w:cs/>
             <w:lang w:val="ar_AE" w:bidi="ar_AE"/>
           </w:rPr>
           <w:rPr>
@@ -5133,17 +6309,23 @@
       </w:hyperlink>
       <w:r>
         <w:rPr>
+          <w:rtl/>
+          <w:cs/>
           <w:lang w:val="ar_AE" w:bidi="ar_AE"/>
         </w:rPr>
         <w:t>) الذي صَارَ وسيطَ خلاصِنا وسعادَتِنا وسلامِنا.</w:t>
       </w:r>
       <w:r>
         <w:rPr>
-          <w:lang w:val="ar_AE" w:bidi="ar_AE"/>
-        </w:rPr>
-      </w:r>
-      <w:r>
-        <w:rPr>
+          <w:rtl/>
+          <w:cs/>
+          <w:lang w:val="ar_AE" w:bidi="ar_AE"/>
+        </w:rPr>
+      </w:r>
+      <w:r>
+        <w:rPr>
+          <w:rtl/>
+          <w:cs/>
           <w:lang w:val="ar_AE" w:bidi="ar_AE"/>
         </w:rPr>
       </w:r>

--- a/arb/docx/19.content.docx
+++ b/arb/docx/19.content.docx
@@ -344,20 +344,14 @@
         </w:rPr>
         <w:t>المَزامِيرُ، كسائرِ الأسفارِ المُقَدَّسَة، مُوحًى بها من الله، فهو مصدرُها (</w:t>
       </w:r>
-      <w:hyperlink r:id="rId13">
-        <w:r>
-          <w:rPr>
-            <w:rtl/>
-            <w:cs/>
-            <w:lang w:val="ar_AE" w:bidi="ar_AE"/>
-          </w:rPr>
-          <w:rPr>
-            <w:color w:val="0000EE"/>
-            <w:u w:val="single"/>
-          </w:rPr>
-          <w:t>2 تيموثاوس 3:16</w:t>
-        </w:r>
-      </w:hyperlink>
+      <w:r>
+        <w:rPr>
+          <w:rtl/>
+          <w:cs/>
+          <w:lang w:val="ar_AE" w:bidi="ar_AE"/>
+        </w:rPr>
+        <w:t>2 تيموثاوس 3:16</w:t>
+      </w:r>
       <w:r>
         <w:rPr>
           <w:rtl/>
@@ -402,20 +396,14 @@
         </w:rPr>
         <w:t xml:space="preserve">يعملُ أوَّل مزمورَيْن كمقدمةٍ لِسِفْر المَزامِير بأكمله. يَصِفُ </w:t>
       </w:r>
-      <w:hyperlink r:id="rId14">
-        <w:r>
-          <w:rPr>
-            <w:rtl/>
-            <w:cs/>
-            <w:lang w:val="ar_AE" w:bidi="ar_AE"/>
-          </w:rPr>
-          <w:rPr>
-            <w:color w:val="0000EE"/>
-            <w:u w:val="single"/>
-          </w:rPr>
-          <w:t>المزمور 1</w:t>
-        </w:r>
-      </w:hyperlink>
+      <w:r>
+        <w:rPr>
+          <w:rtl/>
+          <w:cs/>
+          <w:lang w:val="ar_AE" w:bidi="ar_AE"/>
+        </w:rPr>
+        <w:t>المزمور 1</w:t>
+      </w:r>
       <w:r>
         <w:rPr>
           <w:rtl/>
@@ -424,20 +412,14 @@
         </w:rPr>
         <w:t xml:space="preserve"> الرَّجُلُ التقِيَّ المسرور بالله، والذي يحيا بموجب تعاليمه، ولا يتأثرُ بالأشرار. يشيرُ </w:t>
       </w:r>
-      <w:hyperlink r:id="rId14">
-        <w:r>
-          <w:rPr>
-            <w:rtl/>
-            <w:cs/>
-            <w:lang w:val="ar_AE" w:bidi="ar_AE"/>
-          </w:rPr>
-          <w:rPr>
-            <w:color w:val="0000EE"/>
-            <w:u w:val="single"/>
-          </w:rPr>
-          <w:t>المزمور 1</w:t>
-        </w:r>
-      </w:hyperlink>
+      <w:r>
+        <w:rPr>
+          <w:rtl/>
+          <w:cs/>
+          <w:lang w:val="ar_AE" w:bidi="ar_AE"/>
+        </w:rPr>
+        <w:t>المزمور 1</w:t>
+      </w:r>
       <w:r>
         <w:rPr>
           <w:rtl/>
@@ -466,20 +448,14 @@
         </w:rPr>
         <w:t xml:space="preserve">يتحدَّث </w:t>
       </w:r>
-      <w:hyperlink r:id="rId15">
-        <w:r>
-          <w:rPr>
-            <w:rtl/>
-            <w:cs/>
-            <w:lang w:val="ar_AE" w:bidi="ar_AE"/>
-          </w:rPr>
-          <w:rPr>
-            <w:color w:val="0000EE"/>
-            <w:u w:val="single"/>
-          </w:rPr>
-          <w:t>المزمور 2</w:t>
-        </w:r>
-      </w:hyperlink>
+      <w:r>
+        <w:rPr>
+          <w:rtl/>
+          <w:cs/>
+          <w:lang w:val="ar_AE" w:bidi="ar_AE"/>
+        </w:rPr>
+        <w:t>المزمور 2</w:t>
+      </w:r>
       <w:r>
         <w:rPr>
           <w:rtl/>
@@ -488,20 +464,14 @@
         </w:rPr>
         <w:t xml:space="preserve"> عن كيفية تمرُّد الأمم والأشرار ضد الحُكْمِ المَلَكِي لله. يدين الله المتمردين ويحمي الأتقياء. يثير </w:t>
       </w:r>
-      <w:hyperlink r:id="rId15">
-        <w:r>
-          <w:rPr>
-            <w:rtl/>
-            <w:cs/>
-            <w:lang w:val="ar_AE" w:bidi="ar_AE"/>
-          </w:rPr>
-          <w:rPr>
-            <w:color w:val="0000EE"/>
-            <w:u w:val="single"/>
-          </w:rPr>
-          <w:t>المزمور 2</w:t>
-        </w:r>
-      </w:hyperlink>
+      <w:r>
+        <w:rPr>
+          <w:rtl/>
+          <w:cs/>
+          <w:lang w:val="ar_AE" w:bidi="ar_AE"/>
+        </w:rPr>
+        <w:t>المزمور 2</w:t>
+      </w:r>
       <w:r>
         <w:rPr>
           <w:rtl/>
@@ -592,20 +562,14 @@
         </w:rPr>
         <w:t xml:space="preserve">قام المحرِّرون بوضعِ </w:t>
       </w:r>
-      <w:hyperlink r:id="rId14">
-        <w:r>
-          <w:rPr>
-            <w:rtl/>
-            <w:cs/>
-            <w:lang w:val="ar_AE" w:bidi="ar_AE"/>
-          </w:rPr>
-          <w:rPr>
-            <w:color w:val="0000EE"/>
-            <w:u w:val="single"/>
-          </w:rPr>
-          <w:t>المزمورَين 1</w:t>
-        </w:r>
-      </w:hyperlink>
+      <w:r>
+        <w:rPr>
+          <w:rtl/>
+          <w:cs/>
+          <w:lang w:val="ar_AE" w:bidi="ar_AE"/>
+        </w:rPr>
+        <w:t>المزمورَين 1</w:t>
+      </w:r>
       <w:r>
         <w:rPr>
           <w:rtl/>
@@ -614,20 +578,14 @@
         </w:rPr>
         <w:t xml:space="preserve"> و</w:t>
       </w:r>
-      <w:hyperlink r:id="rId15">
-        <w:r>
-          <w:rPr>
-            <w:rtl/>
-            <w:cs/>
-            <w:lang w:val="ar_AE" w:bidi="ar_AE"/>
-          </w:rPr>
-          <w:rPr>
-            <w:color w:val="0000EE"/>
-            <w:u w:val="single"/>
-          </w:rPr>
-          <w:t>2</w:t>
-        </w:r>
-      </w:hyperlink>
+      <w:r>
+        <w:rPr>
+          <w:rtl/>
+          <w:cs/>
+          <w:lang w:val="ar_AE" w:bidi="ar_AE"/>
+        </w:rPr>
+        <w:t>2</w:t>
+      </w:r>
       <w:r>
         <w:rPr>
           <w:rtl/>
@@ -636,20 +594,14 @@
         </w:rPr>
         <w:t xml:space="preserve"> كمقدمةٍ لِسِفْرِ المَزامِير بأكملِهِ. يقدِّم كلا المزمورَيْن صورًا مثالية: يُصَوِّرُ </w:t>
       </w:r>
-      <w:hyperlink r:id="rId14">
-        <w:r>
-          <w:rPr>
-            <w:rtl/>
-            <w:cs/>
-            <w:lang w:val="ar_AE" w:bidi="ar_AE"/>
-          </w:rPr>
-          <w:rPr>
-            <w:color w:val="0000EE"/>
-            <w:u w:val="single"/>
-          </w:rPr>
-          <w:t>المزمور 1</w:t>
-        </w:r>
-      </w:hyperlink>
+      <w:r>
+        <w:rPr>
+          <w:rtl/>
+          <w:cs/>
+          <w:lang w:val="ar_AE" w:bidi="ar_AE"/>
+        </w:rPr>
+        <w:t>المزمور 1</w:t>
+      </w:r>
       <w:r>
         <w:rPr>
           <w:rtl/>
@@ -658,20 +610,14 @@
         </w:rPr>
         <w:t xml:space="preserve"> الرَّجُل المثاليَّ التَّقِيَّ الذي يحيا بموجب ناموس الله. يُصَوِّرُ </w:t>
       </w:r>
-      <w:hyperlink r:id="rId15">
-        <w:r>
-          <w:rPr>
-            <w:rtl/>
-            <w:cs/>
-            <w:lang w:val="ar_AE" w:bidi="ar_AE"/>
-          </w:rPr>
-          <w:rPr>
-            <w:color w:val="0000EE"/>
-            <w:u w:val="single"/>
-          </w:rPr>
-          <w:t>المزمور 2</w:t>
-        </w:r>
-      </w:hyperlink>
+      <w:r>
+        <w:rPr>
+          <w:rtl/>
+          <w:cs/>
+          <w:lang w:val="ar_AE" w:bidi="ar_AE"/>
+        </w:rPr>
+        <w:t>المزمور 2</w:t>
+      </w:r>
       <w:r>
         <w:rPr>
           <w:rtl/>
@@ -703,20 +649,14 @@
         </w:rPr>
         <w:t>جُمِعَتْ المَزامِيرُ الفردِيَّةُ في مجموعات. قام المحرِّرُون بترتيب هذه المجموعات من المَزامِير في خمس كُتُبٍ: "الكتاب الأوَّل" (</w:t>
       </w:r>
-      <w:hyperlink r:id="rId16">
-        <w:r>
-          <w:rPr>
-            <w:rtl/>
-            <w:cs/>
-            <w:lang w:val="ar_AE" w:bidi="ar_AE"/>
-          </w:rPr>
-          <w:rPr>
-            <w:color w:val="0000EE"/>
-            <w:u w:val="single"/>
-          </w:rPr>
-          <w:t>المزامير 1–41</w:t>
-        </w:r>
-      </w:hyperlink>
+      <w:r>
+        <w:rPr>
+          <w:rtl/>
+          <w:cs/>
+          <w:lang w:val="ar_AE" w:bidi="ar_AE"/>
+        </w:rPr>
+        <w:t>المزامير 1–41</w:t>
+      </w:r>
       <w:r>
         <w:rPr>
           <w:rtl/>
@@ -725,20 +665,14 @@
         </w:rPr>
         <w:t xml:space="preserve">، مع تمجيد في </w:t>
       </w:r>
-      <w:hyperlink r:id="rId17">
-        <w:r>
-          <w:rPr>
-            <w:rtl/>
-            <w:cs/>
-            <w:lang w:val="ar_AE" w:bidi="ar_AE"/>
-          </w:rPr>
-          <w:rPr>
-            <w:color w:val="0000EE"/>
-            <w:u w:val="single"/>
-          </w:rPr>
-          <w:t>41:13</w:t>
-        </w:r>
-      </w:hyperlink>
+      <w:r>
+        <w:rPr>
+          <w:rtl/>
+          <w:cs/>
+          <w:lang w:val="ar_AE" w:bidi="ar_AE"/>
+        </w:rPr>
+        <w:t>41:13</w:t>
+      </w:r>
       <w:r>
         <w:rPr>
           <w:rtl/>
@@ -747,20 +681,14 @@
         </w:rPr>
         <w:t>)، "الكتاب الثَّانِي" (</w:t>
       </w:r>
-      <w:hyperlink r:id="rId18">
-        <w:r>
-          <w:rPr>
-            <w:rtl/>
-            <w:cs/>
-            <w:lang w:val="ar_AE" w:bidi="ar_AE"/>
-          </w:rPr>
-          <w:rPr>
-            <w:color w:val="0000EE"/>
-            <w:u w:val="single"/>
-          </w:rPr>
-          <w:t>المزامير 42–72</w:t>
-        </w:r>
-      </w:hyperlink>
+      <w:r>
+        <w:rPr>
+          <w:rtl/>
+          <w:cs/>
+          <w:lang w:val="ar_AE" w:bidi="ar_AE"/>
+        </w:rPr>
+        <w:t>المزامير 42–72</w:t>
+      </w:r>
       <w:r>
         <w:rPr>
           <w:rtl/>
@@ -769,20 +697,14 @@
         </w:rPr>
         <w:t xml:space="preserve">، مع تمجيد في </w:t>
       </w:r>
-      <w:hyperlink r:id="rId19">
-        <w:r>
-          <w:rPr>
-            <w:rtl/>
-            <w:cs/>
-            <w:lang w:val="ar_AE" w:bidi="ar_AE"/>
-          </w:rPr>
-          <w:rPr>
-            <w:color w:val="0000EE"/>
-            <w:u w:val="single"/>
-          </w:rPr>
-          <w:t>72:19</w:t>
-        </w:r>
-      </w:hyperlink>
+      <w:r>
+        <w:rPr>
+          <w:rtl/>
+          <w:cs/>
+          <w:lang w:val="ar_AE" w:bidi="ar_AE"/>
+        </w:rPr>
+        <w:t>72:19</w:t>
+      </w:r>
       <w:r>
         <w:rPr>
           <w:rtl/>
@@ -791,20 +713,14 @@
         </w:rPr>
         <w:t>)، "الكتاب الثَّالِث" (</w:t>
       </w:r>
-      <w:hyperlink r:id="rId20">
-        <w:r>
-          <w:rPr>
-            <w:rtl/>
-            <w:cs/>
-            <w:lang w:val="ar_AE" w:bidi="ar_AE"/>
-          </w:rPr>
-          <w:rPr>
-            <w:color w:val="0000EE"/>
-            <w:u w:val="single"/>
-          </w:rPr>
-          <w:t>المزامير 73–89</w:t>
-        </w:r>
-      </w:hyperlink>
+      <w:r>
+        <w:rPr>
+          <w:rtl/>
+          <w:cs/>
+          <w:lang w:val="ar_AE" w:bidi="ar_AE"/>
+        </w:rPr>
+        <w:t>المزامير 73–89</w:t>
+      </w:r>
       <w:r>
         <w:rPr>
           <w:rtl/>
@@ -813,20 +729,14 @@
         </w:rPr>
         <w:t xml:space="preserve">، مع تمجيد في </w:t>
       </w:r>
-      <w:hyperlink r:id="rId21">
-        <w:r>
-          <w:rPr>
-            <w:rtl/>
-            <w:cs/>
-            <w:lang w:val="ar_AE" w:bidi="ar_AE"/>
-          </w:rPr>
-          <w:rPr>
-            <w:color w:val="0000EE"/>
-            <w:u w:val="single"/>
-          </w:rPr>
-          <w:t>89:52</w:t>
-        </w:r>
-      </w:hyperlink>
+      <w:r>
+        <w:rPr>
+          <w:rtl/>
+          <w:cs/>
+          <w:lang w:val="ar_AE" w:bidi="ar_AE"/>
+        </w:rPr>
+        <w:t>89:52</w:t>
+      </w:r>
       <w:r>
         <w:rPr>
           <w:rtl/>
@@ -835,20 +745,14 @@
         </w:rPr>
         <w:t>)، "الكتاب الرَّابِع" (</w:t>
       </w:r>
-      <w:hyperlink r:id="rId22">
-        <w:r>
-          <w:rPr>
-            <w:rtl/>
-            <w:cs/>
-            <w:lang w:val="ar_AE" w:bidi="ar_AE"/>
-          </w:rPr>
-          <w:rPr>
-            <w:color w:val="0000EE"/>
-            <w:u w:val="single"/>
-          </w:rPr>
-          <w:t>المزامير 90–106</w:t>
-        </w:r>
-      </w:hyperlink>
+      <w:r>
+        <w:rPr>
+          <w:rtl/>
+          <w:cs/>
+          <w:lang w:val="ar_AE" w:bidi="ar_AE"/>
+        </w:rPr>
+        <w:t>المزامير 90–106</w:t>
+      </w:r>
       <w:r>
         <w:rPr>
           <w:rtl/>
@@ -857,20 +761,14 @@
         </w:rPr>
         <w:t xml:space="preserve">، مع تمجيد في </w:t>
       </w:r>
-      <w:hyperlink r:id="rId23">
-        <w:r>
-          <w:rPr>
-            <w:rtl/>
-            <w:cs/>
-            <w:lang w:val="ar_AE" w:bidi="ar_AE"/>
-          </w:rPr>
-          <w:rPr>
-            <w:color w:val="0000EE"/>
-            <w:u w:val="single"/>
-          </w:rPr>
-          <w:t>106:48</w:t>
-        </w:r>
-      </w:hyperlink>
+      <w:r>
+        <w:rPr>
+          <w:rtl/>
+          <w:cs/>
+          <w:lang w:val="ar_AE" w:bidi="ar_AE"/>
+        </w:rPr>
+        <w:t>106:48</w:t>
+      </w:r>
       <w:r>
         <w:rPr>
           <w:rtl/>
@@ -879,20 +777,14 @@
         </w:rPr>
         <w:t>)، و"الكتاب الخَامِس" (</w:t>
       </w:r>
-      <w:hyperlink r:id="rId24">
-        <w:r>
-          <w:rPr>
-            <w:rtl/>
-            <w:cs/>
-            <w:lang w:val="ar_AE" w:bidi="ar_AE"/>
-          </w:rPr>
-          <w:rPr>
-            <w:color w:val="0000EE"/>
-            <w:u w:val="single"/>
-          </w:rPr>
-          <w:t>المزامير 107–150</w:t>
-        </w:r>
-      </w:hyperlink>
+      <w:r>
+        <w:rPr>
+          <w:rtl/>
+          <w:cs/>
+          <w:lang w:val="ar_AE" w:bidi="ar_AE"/>
+        </w:rPr>
+        <w:t>المزامير 107–150</w:t>
+      </w:r>
       <w:r>
         <w:rPr>
           <w:rtl/>
@@ -924,20 +816,14 @@
         </w:rPr>
         <w:t>الكتابان "الأول" (</w:t>
       </w:r>
-      <w:hyperlink r:id="rId16">
-        <w:r>
-          <w:rPr>
-            <w:rtl/>
-            <w:cs/>
-            <w:lang w:val="ar_AE" w:bidi="ar_AE"/>
-          </w:rPr>
-          <w:rPr>
-            <w:color w:val="0000EE"/>
-            <w:u w:val="single"/>
-          </w:rPr>
-          <w:t>المزامير 1–41</w:t>
-        </w:r>
-      </w:hyperlink>
+      <w:r>
+        <w:rPr>
+          <w:rtl/>
+          <w:cs/>
+          <w:lang w:val="ar_AE" w:bidi="ar_AE"/>
+        </w:rPr>
+        <w:t>المزامير 1–41</w:t>
+      </w:r>
       <w:r>
         <w:rPr>
           <w:rtl/>
@@ -946,20 +832,14 @@
         </w:rPr>
         <w:t>) و"الثاني" (</w:t>
       </w:r>
-      <w:hyperlink r:id="rId18">
-        <w:r>
-          <w:rPr>
-            <w:rtl/>
-            <w:cs/>
-            <w:lang w:val="ar_AE" w:bidi="ar_AE"/>
-          </w:rPr>
-          <w:rPr>
-            <w:color w:val="0000EE"/>
-            <w:u w:val="single"/>
-          </w:rPr>
-          <w:t>المزامير 42–72</w:t>
-        </w:r>
-      </w:hyperlink>
+      <w:r>
+        <w:rPr>
+          <w:rtl/>
+          <w:cs/>
+          <w:lang w:val="ar_AE" w:bidi="ar_AE"/>
+        </w:rPr>
+        <w:t>المزامير 42–72</w:t>
+      </w:r>
       <w:r>
         <w:rPr>
           <w:rtl/>
@@ -968,20 +848,14 @@
         </w:rPr>
         <w:t>) يشكِّلان المرحلة الأولى من المَزامِير. هناك تَغيُّر من دَاودَ في "الكتابِ الأوَّل" (</w:t>
       </w:r>
-      <w:hyperlink r:id="rId25">
-        <w:r>
-          <w:rPr>
-            <w:rtl/>
-            <w:cs/>
-            <w:lang w:val="ar_AE" w:bidi="ar_AE"/>
-          </w:rPr>
-          <w:rPr>
-            <w:color w:val="0000EE"/>
-            <w:u w:val="single"/>
-          </w:rPr>
-          <w:t>المزامير 3–32</w:t>
-        </w:r>
-      </w:hyperlink>
+      <w:r>
+        <w:rPr>
+          <w:rtl/>
+          <w:cs/>
+          <w:lang w:val="ar_AE" w:bidi="ar_AE"/>
+        </w:rPr>
+        <w:t>المزامير 3–32</w:t>
+      </w:r>
       <w:r>
         <w:rPr>
           <w:rtl/>
@@ -990,20 +864,14 @@
         </w:rPr>
         <w:t xml:space="preserve">; </w:t>
       </w:r>
-      <w:hyperlink r:id="rId26">
-        <w:r>
-          <w:rPr>
-            <w:rtl/>
-            <w:cs/>
-            <w:lang w:val="ar_AE" w:bidi="ar_AE"/>
-          </w:rPr>
-          <w:rPr>
-            <w:color w:val="0000EE"/>
-            <w:u w:val="single"/>
-          </w:rPr>
-          <w:t>34–41</w:t>
-        </w:r>
-      </w:hyperlink>
+      <w:r>
+        <w:rPr>
+          <w:rtl/>
+          <w:cs/>
+          <w:lang w:val="ar_AE" w:bidi="ar_AE"/>
+        </w:rPr>
+        <w:t>34–41</w:t>
+      </w:r>
       <w:r>
         <w:rPr>
           <w:rtl/>
@@ -1012,20 +880,14 @@
         </w:rPr>
         <w:t>) إلى مجموعاتٍ من المزامير لكَتَبَةٍ متنوعين في "الكتابِ الثَّاني" على سبيل المثال: بني قورَحَ (</w:t>
       </w:r>
-      <w:hyperlink r:id="rId27">
-        <w:r>
-          <w:rPr>
-            <w:rtl/>
-            <w:cs/>
-            <w:lang w:val="ar_AE" w:bidi="ar_AE"/>
-          </w:rPr>
-          <w:rPr>
-            <w:color w:val="0000EE"/>
-            <w:u w:val="single"/>
-          </w:rPr>
-          <w:t>المزامير 42–49)</w:t>
-        </w:r>
-      </w:hyperlink>
+      <w:r>
+        <w:rPr>
+          <w:rtl/>
+          <w:cs/>
+          <w:lang w:val="ar_AE" w:bidi="ar_AE"/>
+        </w:rPr>
+        <w:t>المزامير 42–49)</w:t>
+      </w:r>
       <w:r>
         <w:rPr>
           <w:rtl/>
@@ -1034,20 +896,14 @@
         </w:rPr>
         <w:t>؛ آسَاف (</w:t>
       </w:r>
-      <w:hyperlink r:id="rId28">
-        <w:r>
-          <w:rPr>
-            <w:rtl/>
-            <w:cs/>
-            <w:lang w:val="ar_AE" w:bidi="ar_AE"/>
-          </w:rPr>
-          <w:rPr>
-            <w:color w:val="0000EE"/>
-            <w:u w:val="single"/>
-          </w:rPr>
-          <w:t>المزمور 50</w:t>
-        </w:r>
-      </w:hyperlink>
+      <w:r>
+        <w:rPr>
+          <w:rtl/>
+          <w:cs/>
+          <w:lang w:val="ar_AE" w:bidi="ar_AE"/>
+        </w:rPr>
+        <w:t>المزمور 50</w:t>
+      </w:r>
       <w:r>
         <w:rPr>
           <w:rtl/>
@@ -1056,20 +912,14 @@
         </w:rPr>
         <w:t>)؛ دَاودَ (</w:t>
       </w:r>
-      <w:hyperlink r:id="rId29">
-        <w:r>
-          <w:rPr>
-            <w:rtl/>
-            <w:cs/>
-            <w:lang w:val="ar_AE" w:bidi="ar_AE"/>
-          </w:rPr>
-          <w:rPr>
-            <w:color w:val="0000EE"/>
-            <w:u w:val="single"/>
-          </w:rPr>
-          <w:t>المزامير 51–65</w:t>
-        </w:r>
-      </w:hyperlink>
+      <w:r>
+        <w:rPr>
+          <w:rtl/>
+          <w:cs/>
+          <w:lang w:val="ar_AE" w:bidi="ar_AE"/>
+        </w:rPr>
+        <w:t>المزامير 51–65</w:t>
+      </w:r>
       <w:r>
         <w:rPr>
           <w:rtl/>
@@ -1078,20 +928,14 @@
         </w:rPr>
         <w:t xml:space="preserve">؛ </w:t>
       </w:r>
-      <w:hyperlink r:id="rId30">
-        <w:r>
-          <w:rPr>
-            <w:rtl/>
-            <w:cs/>
-            <w:lang w:val="ar_AE" w:bidi="ar_AE"/>
-          </w:rPr>
-          <w:rPr>
-            <w:color w:val="0000EE"/>
-            <w:u w:val="single"/>
-          </w:rPr>
-          <w:t>68–70</w:t>
-        </w:r>
-      </w:hyperlink>
+      <w:r>
+        <w:rPr>
+          <w:rtl/>
+          <w:cs/>
+          <w:lang w:val="ar_AE" w:bidi="ar_AE"/>
+        </w:rPr>
+        <w:t>68–70</w:t>
+      </w:r>
       <w:r>
         <w:rPr>
           <w:rtl/>
@@ -1100,20 +944,14 @@
         </w:rPr>
         <w:t>)؛ سُلَيْمَانَ (</w:t>
       </w:r>
-      <w:hyperlink r:id="rId31">
-        <w:r>
-          <w:rPr>
-            <w:rtl/>
-            <w:cs/>
-            <w:lang w:val="ar_AE" w:bidi="ar_AE"/>
-          </w:rPr>
-          <w:rPr>
-            <w:color w:val="0000EE"/>
-            <w:u w:val="single"/>
-          </w:rPr>
-          <w:t>المزمور 72</w:t>
-        </w:r>
-      </w:hyperlink>
+      <w:r>
+        <w:rPr>
+          <w:rtl/>
+          <w:cs/>
+          <w:lang w:val="ar_AE" w:bidi="ar_AE"/>
+        </w:rPr>
+        <w:t>المزمور 72</w:t>
+      </w:r>
       <w:r>
         <w:rPr>
           <w:rtl/>
@@ -1138,20 +976,14 @@
         </w:rPr>
         <w:t>" (</w:t>
       </w:r>
-      <w:hyperlink r:id="rId32">
-        <w:r>
-          <w:rPr>
-            <w:rtl/>
-            <w:cs/>
-            <w:lang w:val="ar_AE" w:bidi="ar_AE"/>
-          </w:rPr>
-          <w:rPr>
-            <w:color w:val="0000EE"/>
-            <w:u w:val="single"/>
-          </w:rPr>
-          <w:t>72:20</w:t>
-        </w:r>
-      </w:hyperlink>
+      <w:r>
+        <w:rPr>
+          <w:rtl/>
+          <w:cs/>
+          <w:lang w:val="ar_AE" w:bidi="ar_AE"/>
+        </w:rPr>
+        <w:t>72:20</w:t>
+      </w:r>
       <w:r>
         <w:rPr>
           <w:rtl/>
@@ -1183,20 +1015,14 @@
         </w:rPr>
         <w:t>"الكتاب الثَّالِث" (</w:t>
       </w:r>
-      <w:hyperlink r:id="rId20">
-        <w:r>
-          <w:rPr>
-            <w:rtl/>
-            <w:cs/>
-            <w:lang w:val="ar_AE" w:bidi="ar_AE"/>
-          </w:rPr>
-          <w:rPr>
-            <w:color w:val="0000EE"/>
-            <w:u w:val="single"/>
-          </w:rPr>
-          <w:t>المزامير 73–89</w:t>
-        </w:r>
-      </w:hyperlink>
+      <w:r>
+        <w:rPr>
+          <w:rtl/>
+          <w:cs/>
+          <w:lang w:val="ar_AE" w:bidi="ar_AE"/>
+        </w:rPr>
+        <w:t>المزامير 73–89</w:t>
+      </w:r>
       <w:r>
         <w:rPr>
           <w:rtl/>
@@ -1222,20 +1048,14 @@
         </w:rPr>
         <w:t>" للإشارة إلى ٱللهِ (</w:t>
       </w:r>
-      <w:hyperlink r:id="rId33">
-        <w:r>
-          <w:rPr>
-            <w:rtl/>
-            <w:cs/>
-            <w:lang w:val="ar_AE" w:bidi="ar_AE"/>
-          </w:rPr>
-          <w:rPr>
-            <w:color w:val="0000EE"/>
-            <w:u w:val="single"/>
-          </w:rPr>
-          <w:t>المزامير 42–83</w:t>
-        </w:r>
-      </w:hyperlink>
+      <w:r>
+        <w:rPr>
+          <w:rtl/>
+          <w:cs/>
+          <w:lang w:val="ar_AE" w:bidi="ar_AE"/>
+        </w:rPr>
+        <w:t>المزامير 42–83</w:t>
+      </w:r>
       <w:r>
         <w:rPr>
           <w:rtl/>
@@ -1244,20 +1064,14 @@
         </w:rPr>
         <w:t>)، كما يتنوع كاتبوه: آسَاف (</w:t>
       </w:r>
-      <w:hyperlink r:id="rId34">
-        <w:r>
-          <w:rPr>
-            <w:rtl/>
-            <w:cs/>
-            <w:lang w:val="ar_AE" w:bidi="ar_AE"/>
-          </w:rPr>
-          <w:rPr>
-            <w:color w:val="0000EE"/>
-            <w:u w:val="single"/>
-          </w:rPr>
-          <w:t>المزامير 73–83</w:t>
-        </w:r>
-      </w:hyperlink>
+      <w:r>
+        <w:rPr>
+          <w:rtl/>
+          <w:cs/>
+          <w:lang w:val="ar_AE" w:bidi="ar_AE"/>
+        </w:rPr>
+        <w:t>المزامير 73–83</w:t>
+      </w:r>
       <w:r>
         <w:rPr>
           <w:rtl/>
@@ -1266,20 +1080,14 @@
         </w:rPr>
         <w:t>)؛ بنو قورَحَ (</w:t>
       </w:r>
-      <w:hyperlink r:id="rId35">
-        <w:r>
-          <w:rPr>
-            <w:rtl/>
-            <w:cs/>
-            <w:lang w:val="ar_AE" w:bidi="ar_AE"/>
-          </w:rPr>
-          <w:rPr>
-            <w:color w:val="0000EE"/>
-            <w:u w:val="single"/>
-          </w:rPr>
-          <w:t>المزامير 84–85</w:t>
-        </w:r>
-      </w:hyperlink>
+      <w:r>
+        <w:rPr>
+          <w:rtl/>
+          <w:cs/>
+          <w:lang w:val="ar_AE" w:bidi="ar_AE"/>
+        </w:rPr>
+        <w:t>المزامير 84–85</w:t>
+      </w:r>
       <w:r>
         <w:rPr>
           <w:rtl/>
@@ -1288,20 +1096,14 @@
         </w:rPr>
         <w:t xml:space="preserve">؛ </w:t>
       </w:r>
-      <w:hyperlink r:id="rId36">
-        <w:r>
-          <w:rPr>
-            <w:rtl/>
-            <w:cs/>
-            <w:lang w:val="ar_AE" w:bidi="ar_AE"/>
-          </w:rPr>
-          <w:rPr>
-            <w:color w:val="0000EE"/>
-            <w:u w:val="single"/>
-          </w:rPr>
-          <w:t>87–88</w:t>
-        </w:r>
-      </w:hyperlink>
+      <w:r>
+        <w:rPr>
+          <w:rtl/>
+          <w:cs/>
+          <w:lang w:val="ar_AE" w:bidi="ar_AE"/>
+        </w:rPr>
+        <w:t>87–88</w:t>
+      </w:r>
       <w:r>
         <w:rPr>
           <w:rtl/>
@@ -1310,20 +1112,14 @@
         </w:rPr>
         <w:t>)؛ دَاودَ (</w:t>
       </w:r>
-      <w:hyperlink r:id="rId37">
-        <w:r>
-          <w:rPr>
-            <w:rtl/>
-            <w:cs/>
-            <w:lang w:val="ar_AE" w:bidi="ar_AE"/>
-          </w:rPr>
-          <w:rPr>
-            <w:color w:val="0000EE"/>
-            <w:u w:val="single"/>
-          </w:rPr>
-          <w:t>المزمور 86</w:t>
-        </w:r>
-      </w:hyperlink>
+      <w:r>
+        <w:rPr>
+          <w:rtl/>
+          <w:cs/>
+          <w:lang w:val="ar_AE" w:bidi="ar_AE"/>
+        </w:rPr>
+        <w:t>المزمور 86</w:t>
+      </w:r>
       <w:r>
         <w:rPr>
           <w:rtl/>
@@ -1332,20 +1128,14 @@
         </w:rPr>
         <w:t xml:space="preserve">). يبدأ "الكتاب الثَّالِث" </w:t>
       </w:r>
-      <w:hyperlink r:id="rId38">
-        <w:r>
-          <w:rPr>
-            <w:rtl/>
-            <w:cs/>
-            <w:lang w:val="ar_AE" w:bidi="ar_AE"/>
-          </w:rPr>
-          <w:rPr>
-            <w:color w:val="0000EE"/>
-            <w:u w:val="single"/>
-          </w:rPr>
-          <w:t>بالمزمور 73</w:t>
-        </w:r>
-      </w:hyperlink>
+      <w:r>
+        <w:rPr>
+          <w:rtl/>
+          <w:cs/>
+          <w:lang w:val="ar_AE" w:bidi="ar_AE"/>
+        </w:rPr>
+        <w:t>بالمزمور 73</w:t>
+      </w:r>
       <w:r>
         <w:rPr>
           <w:rtl/>
@@ -1354,20 +1144,14 @@
         </w:rPr>
         <w:t>. يتساءل المَزمُور عن عدل ٱللهِ وقدرَتِهِ، مما يثير الشكوك حول الرؤية النبوية المهيبة الخاصة بالمَمْلَكَةِ المسيَّاوِيَّة المعروضة بالتفصيل في المَزمُور الأخير من "الكتاب الثَّانِي" (</w:t>
       </w:r>
-      <w:hyperlink r:id="rId31">
-        <w:r>
-          <w:rPr>
-            <w:rtl/>
-            <w:cs/>
-            <w:lang w:val="ar_AE" w:bidi="ar_AE"/>
-          </w:rPr>
-          <w:rPr>
-            <w:color w:val="0000EE"/>
-            <w:u w:val="single"/>
-          </w:rPr>
-          <w:t>المزمور 72</w:t>
-        </w:r>
-      </w:hyperlink>
+      <w:r>
+        <w:rPr>
+          <w:rtl/>
+          <w:cs/>
+          <w:lang w:val="ar_AE" w:bidi="ar_AE"/>
+        </w:rPr>
+        <w:t>المزمور 72</w:t>
+      </w:r>
       <w:r>
         <w:rPr>
           <w:rtl/>
@@ -1376,20 +1160,14 @@
         </w:rPr>
         <w:t xml:space="preserve">). تعود هذه التساؤلات في </w:t>
       </w:r>
-      <w:hyperlink r:id="rId39">
-        <w:r>
-          <w:rPr>
-            <w:rtl/>
-            <w:cs/>
-            <w:lang w:val="ar_AE" w:bidi="ar_AE"/>
-          </w:rPr>
-          <w:rPr>
-            <w:color w:val="0000EE"/>
-            <w:u w:val="single"/>
-          </w:rPr>
-          <w:t>المزمور 89</w:t>
-        </w:r>
-      </w:hyperlink>
+      <w:r>
+        <w:rPr>
+          <w:rtl/>
+          <w:cs/>
+          <w:lang w:val="ar_AE" w:bidi="ar_AE"/>
+        </w:rPr>
+        <w:t>المزمور 89</w:t>
+      </w:r>
       <w:r>
         <w:rPr>
           <w:rtl/>
@@ -1421,20 +1199,14 @@
         </w:rPr>
         <w:t>تتناول مَزامِيرُ "الكتابِ الرَّابِع" (</w:t>
       </w:r>
-      <w:hyperlink r:id="rId22">
-        <w:r>
-          <w:rPr>
-            <w:rtl/>
-            <w:cs/>
-            <w:lang w:val="ar_AE" w:bidi="ar_AE"/>
-          </w:rPr>
-          <w:rPr>
-            <w:color w:val="0000EE"/>
-            <w:u w:val="single"/>
-          </w:rPr>
-          <w:t>المزامير 90–106</w:t>
-        </w:r>
-      </w:hyperlink>
+      <w:r>
+        <w:rPr>
+          <w:rtl/>
+          <w:cs/>
+          <w:lang w:val="ar_AE" w:bidi="ar_AE"/>
+        </w:rPr>
+        <w:t>المزامير 90–106</w:t>
+      </w:r>
       <w:r>
         <w:rPr>
           <w:rtl/>
@@ -1443,20 +1215,14 @@
         </w:rPr>
         <w:t>) أسئلة أُثِيرَتْ وقتَ السبي البابلي، عندما بدا أن عَهْدَ اللهِ مع داود قد انفضَّ (</w:t>
       </w:r>
-      <w:hyperlink r:id="rId39">
-        <w:r>
-          <w:rPr>
-            <w:rtl/>
-            <w:cs/>
-            <w:lang w:val="ar_AE" w:bidi="ar_AE"/>
-          </w:rPr>
-          <w:rPr>
-            <w:color w:val="0000EE"/>
-            <w:u w:val="single"/>
-          </w:rPr>
-          <w:t>المزمور 89</w:t>
-        </w:r>
-      </w:hyperlink>
+      <w:r>
+        <w:rPr>
+          <w:rtl/>
+          <w:cs/>
+          <w:lang w:val="ar_AE" w:bidi="ar_AE"/>
+        </w:rPr>
+        <w:t>المزمور 89</w:t>
+      </w:r>
       <w:r>
         <w:rPr>
           <w:rtl/>
@@ -1465,20 +1231,14 @@
         </w:rPr>
         <w:t>). كرَدِّ فعلٍ على هذه الأَزَمَةِ، يشجِّع الكثير من المَزامِير على النُّمُو الفردي في الشخصية والتقوى (</w:t>
       </w:r>
-      <w:hyperlink r:id="rId40">
-        <w:r>
-          <w:rPr>
-            <w:rtl/>
-            <w:cs/>
-            <w:lang w:val="ar_AE" w:bidi="ar_AE"/>
-          </w:rPr>
-          <w:rPr>
-            <w:color w:val="0000EE"/>
-            <w:u w:val="single"/>
-          </w:rPr>
-          <w:t>المزامِير 91–92</w:t>
-        </w:r>
-      </w:hyperlink>
+      <w:r>
+        <w:rPr>
+          <w:rtl/>
+          <w:cs/>
+          <w:lang w:val="ar_AE" w:bidi="ar_AE"/>
+        </w:rPr>
+        <w:t>المزامِير 91–92</w:t>
+      </w:r>
       <w:r>
         <w:rPr>
           <w:rtl/>
@@ -1487,20 +1247,14 @@
         </w:rPr>
         <w:t>). معظم المزامير في هذه المجموعة تقدِّمُ الله كمَلِكٍ حقيقيٍّ أمينٍ يمتدُّ مُلْكُهُ إلى كلِّ جزءٍ من أجزاء الخليقة (</w:t>
       </w:r>
-      <w:hyperlink r:id="rId41">
-        <w:r>
-          <w:rPr>
-            <w:rtl/>
-            <w:cs/>
-            <w:lang w:val="ar_AE" w:bidi="ar_AE"/>
-          </w:rPr>
-          <w:rPr>
-            <w:color w:val="0000EE"/>
-            <w:u w:val="single"/>
-          </w:rPr>
-          <w:t>المزامير 93–100</w:t>
-        </w:r>
-      </w:hyperlink>
+      <w:r>
+        <w:rPr>
+          <w:rtl/>
+          <w:cs/>
+          <w:lang w:val="ar_AE" w:bidi="ar_AE"/>
+        </w:rPr>
+        <w:t>المزامير 93–100</w:t>
+      </w:r>
       <w:r>
         <w:rPr>
           <w:rtl/>
@@ -1509,20 +1263,14 @@
         </w:rPr>
         <w:t>). فالله لا يزال يحبُّ شعْبَهُ، غَنَمَ مرعاهُ (</w:t>
       </w:r>
-      <w:hyperlink r:id="rId42">
-        <w:r>
-          <w:rPr>
-            <w:rtl/>
-            <w:cs/>
-            <w:lang w:val="ar_AE" w:bidi="ar_AE"/>
-          </w:rPr>
-          <w:rPr>
-            <w:color w:val="0000EE"/>
-            <w:u w:val="single"/>
-          </w:rPr>
-          <w:t>المزمور 100</w:t>
-        </w:r>
-      </w:hyperlink>
+      <w:r>
+        <w:rPr>
+          <w:rtl/>
+          <w:cs/>
+          <w:lang w:val="ar_AE" w:bidi="ar_AE"/>
+        </w:rPr>
+        <w:t>المزمور 100</w:t>
+      </w:r>
       <w:r>
         <w:rPr>
           <w:rtl/>
@@ -1531,20 +1279,14 @@
         </w:rPr>
         <w:t>)، الذي ينبغي عليه الإصغاء إلى الله (</w:t>
       </w:r>
-      <w:hyperlink r:id="rId43">
-        <w:r>
-          <w:rPr>
-            <w:rtl/>
-            <w:cs/>
-            <w:lang w:val="ar_AE" w:bidi="ar_AE"/>
-          </w:rPr>
-          <w:rPr>
-            <w:color w:val="0000EE"/>
-            <w:u w:val="single"/>
-          </w:rPr>
-          <w:t>المزامير 95</w:t>
-        </w:r>
-      </w:hyperlink>
+      <w:r>
+        <w:rPr>
+          <w:rtl/>
+          <w:cs/>
+          <w:lang w:val="ar_AE" w:bidi="ar_AE"/>
+        </w:rPr>
+        <w:t>المزامير 95</w:t>
+      </w:r>
       <w:r>
         <w:rPr>
           <w:rtl/>
@@ -1553,20 +1295,14 @@
         </w:rPr>
         <w:t xml:space="preserve">؛ </w:t>
       </w:r>
-      <w:hyperlink r:id="rId42">
-        <w:r>
-          <w:rPr>
-            <w:rtl/>
-            <w:cs/>
-            <w:lang w:val="ar_AE" w:bidi="ar_AE"/>
-          </w:rPr>
-          <w:rPr>
-            <w:color w:val="0000EE"/>
-            <w:u w:val="single"/>
-          </w:rPr>
-          <w:t>100</w:t>
-        </w:r>
-      </w:hyperlink>
+      <w:r>
+        <w:rPr>
+          <w:rtl/>
+          <w:cs/>
+          <w:lang w:val="ar_AE" w:bidi="ar_AE"/>
+        </w:rPr>
+        <w:t>100</w:t>
+      </w:r>
       <w:r>
         <w:rPr>
           <w:rtl/>
@@ -1575,20 +1311,14 @@
         </w:rPr>
         <w:t>). الله هو مصدَرُ الغفران، كما تؤكِّد رأفتُهُ لشَعْبِهِ المسبي أنه لا يزال مُهْتَمًّا به. ويهدُف استعراض تاريخ الفداء، بدءًا من الخليقة وحتى السبي، إلى التأكيد على حكمَةِ الله وحماقة إسرائيل كإطارٍ لفهم السبي (</w:t>
       </w:r>
-      <w:hyperlink r:id="rId44">
-        <w:r>
-          <w:rPr>
-            <w:rtl/>
-            <w:cs/>
-            <w:lang w:val="ar_AE" w:bidi="ar_AE"/>
-          </w:rPr>
-          <w:rPr>
-            <w:color w:val="0000EE"/>
-            <w:u w:val="single"/>
-          </w:rPr>
-          <w:t>المزامير 104–106</w:t>
-        </w:r>
-      </w:hyperlink>
+      <w:r>
+        <w:rPr>
+          <w:rtl/>
+          <w:cs/>
+          <w:lang w:val="ar_AE" w:bidi="ar_AE"/>
+        </w:rPr>
+        <w:t>المزامير 104–106</w:t>
+      </w:r>
       <w:r>
         <w:rPr>
           <w:rtl/>
@@ -1620,20 +1350,14 @@
         </w:rPr>
         <w:t xml:space="preserve">بَرَكَةُ </w:t>
       </w:r>
-      <w:hyperlink r:id="rId23">
-        <w:r>
-          <w:rPr>
-            <w:rtl/>
-            <w:cs/>
-            <w:lang w:val="ar_AE" w:bidi="ar_AE"/>
-          </w:rPr>
-          <w:rPr>
-            <w:color w:val="0000EE"/>
-            <w:u w:val="single"/>
-          </w:rPr>
-          <w:t xml:space="preserve">المزمور 106:48 </w:t>
-        </w:r>
-      </w:hyperlink>
+      <w:r>
+        <w:rPr>
+          <w:rtl/>
+          <w:cs/>
+          <w:lang w:val="ar_AE" w:bidi="ar_AE"/>
+        </w:rPr>
+        <w:t xml:space="preserve">المزمور 106:48 </w:t>
+      </w:r>
       <w:r>
         <w:rPr>
           <w:rtl/>
@@ -1642,20 +1366,14 @@
         </w:rPr>
         <w:t xml:space="preserve">موجودةٌ أيضًا في </w:t>
       </w:r>
-      <w:hyperlink r:id="rId45">
-        <w:r>
-          <w:rPr>
-            <w:rtl/>
-            <w:cs/>
-            <w:lang w:val="ar_AE" w:bidi="ar_AE"/>
-          </w:rPr>
-          <w:rPr>
-            <w:color w:val="0000EE"/>
-            <w:u w:val="single"/>
-          </w:rPr>
-          <w:t>1 أخبار الأيام 16:36</w:t>
-        </w:r>
-      </w:hyperlink>
+      <w:r>
+        <w:rPr>
+          <w:rtl/>
+          <w:cs/>
+          <w:lang w:val="ar_AE" w:bidi="ar_AE"/>
+        </w:rPr>
+        <w:t>1 أخبار الأيام 16:36</w:t>
+      </w:r>
       <w:r>
         <w:rPr>
           <w:rtl/>
@@ -1687,20 +1405,14 @@
         </w:rPr>
         <w:t>ينطوي "الكتابُ الخَامِس" (</w:t>
       </w:r>
-      <w:hyperlink r:id="rId24">
-        <w:r>
-          <w:rPr>
-            <w:rtl/>
-            <w:cs/>
-            <w:lang w:val="ar_AE" w:bidi="ar_AE"/>
-          </w:rPr>
-          <w:rPr>
-            <w:color w:val="0000EE"/>
-            <w:u w:val="single"/>
-          </w:rPr>
-          <w:t>المزامير 107–150</w:t>
-        </w:r>
-      </w:hyperlink>
+      <w:r>
+        <w:rPr>
+          <w:rtl/>
+          <w:cs/>
+          <w:lang w:val="ar_AE" w:bidi="ar_AE"/>
+        </w:rPr>
+        <w:t>المزامير 107–150</w:t>
+      </w:r>
       <w:r>
         <w:rPr>
           <w:rtl/>
@@ -1726,20 +1438,14 @@
         </w:rPr>
         <w:t xml:space="preserve"> أي التسبيح احتفاءً بالخروج من مصر (</w:t>
       </w:r>
-      <w:hyperlink r:id="rId46">
-        <w:r>
-          <w:rPr>
-            <w:rtl/>
-            <w:cs/>
-            <w:lang w:val="ar_AE" w:bidi="ar_AE"/>
-          </w:rPr>
-          <w:rPr>
-            <w:color w:val="0000EE"/>
-            <w:u w:val="single"/>
-          </w:rPr>
-          <w:t>المزامير 113–118</w:t>
-        </w:r>
-      </w:hyperlink>
+      <w:r>
+        <w:rPr>
+          <w:rtl/>
+          <w:cs/>
+          <w:lang w:val="ar_AE" w:bidi="ar_AE"/>
+        </w:rPr>
+        <w:t>المزامير 113–118</w:t>
+      </w:r>
       <w:r>
         <w:rPr>
           <w:rtl/>
@@ -1765,20 +1471,14 @@
         </w:rPr>
         <w:t>(</w:t>
       </w:r>
-      <w:hyperlink r:id="rId47">
-        <w:r>
-          <w:rPr>
-            <w:rtl/>
-            <w:cs/>
-            <w:lang w:val="ar_AE" w:bidi="ar_AE"/>
-          </w:rPr>
-          <w:rPr>
-            <w:color w:val="0000EE"/>
-            <w:u w:val="single"/>
-          </w:rPr>
-          <w:t>المزمور 119</w:t>
-        </w:r>
-      </w:hyperlink>
+      <w:r>
+        <w:rPr>
+          <w:rtl/>
+          <w:cs/>
+          <w:lang w:val="ar_AE" w:bidi="ar_AE"/>
+        </w:rPr>
+        <w:t>المزمور 119</w:t>
+      </w:r>
       <w:r>
         <w:rPr>
           <w:rtl/>
@@ -1804,20 +1504,14 @@
         </w:rPr>
         <w:t>(</w:t>
       </w:r>
-      <w:hyperlink r:id="rId48">
-        <w:r>
-          <w:rPr>
-            <w:rtl/>
-            <w:cs/>
-            <w:lang w:val="ar_AE" w:bidi="ar_AE"/>
-          </w:rPr>
-          <w:rPr>
-            <w:color w:val="0000EE"/>
-            <w:u w:val="single"/>
-          </w:rPr>
-          <w:t>المزامير 120–136</w:t>
-        </w:r>
-      </w:hyperlink>
+      <w:r>
+        <w:rPr>
+          <w:rtl/>
+          <w:cs/>
+          <w:lang w:val="ar_AE" w:bidi="ar_AE"/>
+        </w:rPr>
+        <w:t>المزامير 120–136</w:t>
+      </w:r>
       <w:r>
         <w:rPr>
           <w:rtl/>
@@ -1843,20 +1537,14 @@
         </w:rPr>
         <w:t>(</w:t>
       </w:r>
-      <w:hyperlink r:id="rId49">
-        <w:r>
-          <w:rPr>
-            <w:rtl/>
-            <w:cs/>
-            <w:lang w:val="ar_AE" w:bidi="ar_AE"/>
-          </w:rPr>
-          <w:rPr>
-            <w:color w:val="0000EE"/>
-            <w:u w:val="single"/>
-          </w:rPr>
-          <w:t>المزامير 120–134</w:t>
-        </w:r>
-      </w:hyperlink>
+      <w:r>
+        <w:rPr>
+          <w:rtl/>
+          <w:cs/>
+          <w:lang w:val="ar_AE" w:bidi="ar_AE"/>
+        </w:rPr>
+        <w:t>المزامير 120–134</w:t>
+      </w:r>
       <w:r>
         <w:rPr>
           <w:rtl/>
@@ -1865,20 +1553,14 @@
         </w:rPr>
         <w:t>)؛ ثمانية مزامير لدَاودَ (</w:t>
       </w:r>
-      <w:hyperlink r:id="rId50">
-        <w:r>
-          <w:rPr>
-            <w:rtl/>
-            <w:cs/>
-            <w:lang w:val="ar_AE" w:bidi="ar_AE"/>
-          </w:rPr>
-          <w:rPr>
-            <w:color w:val="0000EE"/>
-            <w:u w:val="single"/>
-          </w:rPr>
-          <w:t>المزامير 138–145</w:t>
-        </w:r>
-      </w:hyperlink>
+      <w:r>
+        <w:rPr>
+          <w:rtl/>
+          <w:cs/>
+          <w:lang w:val="ar_AE" w:bidi="ar_AE"/>
+        </w:rPr>
+        <w:t>المزامير 138–145</w:t>
+      </w:r>
       <w:r>
         <w:rPr>
           <w:rtl/>
@@ -1887,20 +1569,14 @@
         </w:rPr>
         <w:t>); وخمس مزامير ختامية للتسبيح (</w:t>
       </w:r>
-      <w:hyperlink r:id="rId51">
-        <w:r>
-          <w:rPr>
-            <w:rtl/>
-            <w:cs/>
-            <w:lang w:val="ar_AE" w:bidi="ar_AE"/>
-          </w:rPr>
-          <w:rPr>
-            <w:color w:val="0000EE"/>
-            <w:u w:val="single"/>
-          </w:rPr>
-          <w:t>المزامير 146–150</w:t>
-        </w:r>
-      </w:hyperlink>
+      <w:r>
+        <w:rPr>
+          <w:rtl/>
+          <w:cs/>
+          <w:lang w:val="ar_AE" w:bidi="ar_AE"/>
+        </w:rPr>
+        <w:t>المزامير 146–150</w:t>
+      </w:r>
       <w:r>
         <w:rPr>
           <w:rtl/>
@@ -1909,20 +1585,14 @@
         </w:rPr>
         <w:t>). يعكس "الكِتَابُ الخَامِس" التطوُّر الفكري من الضيق والرثاء إلى إنقاذ الله والتسبيح. وأوَّل مزامير هذا الكتاب هو (</w:t>
       </w:r>
-      <w:hyperlink r:id="rId52">
-        <w:r>
-          <w:rPr>
-            <w:rtl/>
-            <w:cs/>
-            <w:lang w:val="ar_AE" w:bidi="ar_AE"/>
-          </w:rPr>
-          <w:rPr>
-            <w:color w:val="0000EE"/>
-            <w:u w:val="single"/>
-          </w:rPr>
-          <w:t>المزمور 107</w:t>
-        </w:r>
-      </w:hyperlink>
+      <w:r>
+        <w:rPr>
+          <w:rtl/>
+          <w:cs/>
+          <w:lang w:val="ar_AE" w:bidi="ar_AE"/>
+        </w:rPr>
+        <w:t>المزمور 107</w:t>
+      </w:r>
       <w:r>
         <w:rPr>
           <w:rtl/>
@@ -1931,20 +1601,14 @@
         </w:rPr>
         <w:t>)، الذي يعكس ذلك النَّمَط، كما يشير النص الأخير منه إلى أهمية الحكمة لِفَهْمِ طرقِ الله (</w:t>
       </w:r>
-      <w:hyperlink r:id="rId53">
-        <w:r>
-          <w:rPr>
-            <w:rtl/>
-            <w:cs/>
-            <w:lang w:val="ar_AE" w:bidi="ar_AE"/>
-          </w:rPr>
-          <w:rPr>
-            <w:color w:val="0000EE"/>
-            <w:u w:val="single"/>
-          </w:rPr>
-          <w:t>107:43</w:t>
-        </w:r>
-      </w:hyperlink>
+      <w:r>
+        <w:rPr>
+          <w:rtl/>
+          <w:cs/>
+          <w:lang w:val="ar_AE" w:bidi="ar_AE"/>
+        </w:rPr>
+        <w:t>107:43</w:t>
+      </w:r>
       <w:r>
         <w:rPr>
           <w:rtl/>
@@ -1953,20 +1617,14 @@
         </w:rPr>
         <w:t xml:space="preserve">). ويُعَدُّ </w:t>
       </w:r>
-      <w:hyperlink r:id="rId47">
-        <w:r>
-          <w:rPr>
-            <w:rtl/>
-            <w:cs/>
-            <w:lang w:val="ar_AE" w:bidi="ar_AE"/>
-          </w:rPr>
-          <w:rPr>
-            <w:color w:val="0000EE"/>
-            <w:u w:val="single"/>
-          </w:rPr>
-          <w:t>المزمور 119</w:t>
-        </w:r>
-      </w:hyperlink>
+      <w:r>
+        <w:rPr>
+          <w:rtl/>
+          <w:cs/>
+          <w:lang w:val="ar_AE" w:bidi="ar_AE"/>
+        </w:rPr>
+        <w:t>المزمور 119</w:t>
+      </w:r>
       <w:r>
         <w:rPr>
           <w:rtl/>
@@ -1975,20 +1633,14 @@
         </w:rPr>
         <w:t xml:space="preserve"> أطولَ المَزامِير. ويَتَغَنَّي هذا المزمور بحكمَةِ الله وكلمتِهِ. أما المَزامِير التي تسرِدُ عنايةَ الرب التاريخية بإسرائيل في البرية (مثل </w:t>
       </w:r>
-      <w:hyperlink r:id="rId54">
-        <w:r>
-          <w:rPr>
-            <w:rtl/>
-            <w:cs/>
-            <w:lang w:val="ar_AE" w:bidi="ar_AE"/>
-          </w:rPr>
-          <w:rPr>
-            <w:color w:val="0000EE"/>
-            <w:u w:val="single"/>
-          </w:rPr>
-          <w:t>المزامير 114–118</w:t>
-        </w:r>
-      </w:hyperlink>
+      <w:r>
+        <w:rPr>
+          <w:rtl/>
+          <w:cs/>
+          <w:lang w:val="ar_AE" w:bidi="ar_AE"/>
+        </w:rPr>
+        <w:t>المزامير 114–118</w:t>
+      </w:r>
       <w:r>
         <w:rPr>
           <w:rtl/>
@@ -1997,20 +1649,14 @@
         </w:rPr>
         <w:t xml:space="preserve">; </w:t>
       </w:r>
-      <w:hyperlink r:id="rId55">
-        <w:r>
-          <w:rPr>
-            <w:rtl/>
-            <w:cs/>
-            <w:lang w:val="ar_AE" w:bidi="ar_AE"/>
-          </w:rPr>
-          <w:rPr>
-            <w:color w:val="0000EE"/>
-            <w:u w:val="single"/>
-          </w:rPr>
-          <w:t>المزامير 135–136</w:t>
-        </w:r>
-      </w:hyperlink>
+      <w:r>
+        <w:rPr>
+          <w:rtl/>
+          <w:cs/>
+          <w:lang w:val="ar_AE" w:bidi="ar_AE"/>
+        </w:rPr>
+        <w:t>المزامير 135–136</w:t>
+      </w:r>
       <w:r>
         <w:rPr>
           <w:rtl/>
@@ -2019,20 +1665,14 @@
         </w:rPr>
         <w:t>) فتساهِم في إعداد إسرائيل سواء في السبي أو بعد السَّبي لِقراءةِ صلوات دَاود الأخيرة (</w:t>
       </w:r>
-      <w:hyperlink r:id="rId50">
-        <w:r>
-          <w:rPr>
-            <w:rtl/>
-            <w:cs/>
-            <w:lang w:val="ar_AE" w:bidi="ar_AE"/>
-          </w:rPr>
-          <w:rPr>
-            <w:color w:val="0000EE"/>
-            <w:u w:val="single"/>
-          </w:rPr>
-          <w:t>المزامير 138–145</w:t>
-        </w:r>
-      </w:hyperlink>
+      <w:r>
+        <w:rPr>
+          <w:rtl/>
+          <w:cs/>
+          <w:lang w:val="ar_AE" w:bidi="ar_AE"/>
+        </w:rPr>
+        <w:t>المزامير 138–145</w:t>
+      </w:r>
       <w:r>
         <w:rPr>
           <w:rtl/>
@@ -2041,20 +1681,14 @@
         </w:rPr>
         <w:t>) بنورٍ جديد، إذ يتطلَّع المَلِك دَاود إلى ملكوتِ الله (</w:t>
       </w:r>
-      <w:hyperlink r:id="rId56">
-        <w:r>
-          <w:rPr>
-            <w:rtl/>
-            <w:cs/>
-            <w:lang w:val="ar_AE" w:bidi="ar_AE"/>
-          </w:rPr>
-          <w:rPr>
-            <w:color w:val="0000EE"/>
-            <w:u w:val="single"/>
-          </w:rPr>
-          <w:t>المزمور 145</w:t>
-        </w:r>
-      </w:hyperlink>
+      <w:r>
+        <w:rPr>
+          <w:rtl/>
+          <w:cs/>
+          <w:lang w:val="ar_AE" w:bidi="ar_AE"/>
+        </w:rPr>
+        <w:t>المزمور 145</w:t>
+      </w:r>
       <w:r>
         <w:rPr>
           <w:rtl/>
@@ -2063,20 +1697,14 @@
         </w:rPr>
         <w:t>)، كما تؤكِّد مَزامِير التسبيح على هذا الرجاء (</w:t>
       </w:r>
-      <w:hyperlink r:id="rId51">
-        <w:r>
-          <w:rPr>
-            <w:rtl/>
-            <w:cs/>
-            <w:lang w:val="ar_AE" w:bidi="ar_AE"/>
-          </w:rPr>
-          <w:rPr>
-            <w:color w:val="0000EE"/>
-            <w:u w:val="single"/>
-          </w:rPr>
-          <w:t>المزامير 146–150</w:t>
-        </w:r>
-      </w:hyperlink>
+      <w:r>
+        <w:rPr>
+          <w:rtl/>
+          <w:cs/>
+          <w:lang w:val="ar_AE" w:bidi="ar_AE"/>
+        </w:rPr>
+        <w:t>المزامير 146–150</w:t>
+      </w:r>
       <w:r>
         <w:rPr>
           <w:rtl/>
@@ -2108,20 +1736,14 @@
         </w:rPr>
         <w:t>يبدو أن بعض الملاحق قد أُضيفت إلى المزامير الموجودة بالفعلِ. ربما يُفَسِّر هذا وجود الصلاة من أجل رَدِّ صِهْيَوْنَ (</w:t>
       </w:r>
-      <w:hyperlink r:id="rId57">
-        <w:r>
-          <w:rPr>
-            <w:rtl/>
-            <w:cs/>
-            <w:lang w:val="ar_AE" w:bidi="ar_AE"/>
-          </w:rPr>
-          <w:rPr>
-            <w:color w:val="0000EE"/>
-            <w:u w:val="single"/>
-          </w:rPr>
-          <w:t>51:18–19</w:t>
-        </w:r>
-      </w:hyperlink>
+      <w:r>
+        <w:rPr>
+          <w:rtl/>
+          <w:cs/>
+          <w:lang w:val="ar_AE" w:bidi="ar_AE"/>
+        </w:rPr>
+        <w:t>51:18–19</w:t>
+      </w:r>
       <w:r>
         <w:rPr>
           <w:rtl/>
@@ -2130,20 +1752,14 @@
         </w:rPr>
         <w:t>)، وبركةُ الله على أورشليم (</w:t>
       </w:r>
-      <w:hyperlink r:id="rId58">
-        <w:r>
-          <w:rPr>
-            <w:rtl/>
-            <w:cs/>
-            <w:lang w:val="ar_AE" w:bidi="ar_AE"/>
-          </w:rPr>
-          <w:rPr>
-            <w:color w:val="0000EE"/>
-            <w:u w:val="single"/>
-          </w:rPr>
-          <w:t>69:34–36</w:t>
-        </w:r>
-      </w:hyperlink>
+      <w:r>
+        <w:rPr>
+          <w:rtl/>
+          <w:cs/>
+          <w:lang w:val="ar_AE" w:bidi="ar_AE"/>
+        </w:rPr>
+        <w:t>69:34–36</w:t>
+      </w:r>
       <w:r>
         <w:rPr>
           <w:rtl/>
@@ -2175,20 +1791,14 @@
         </w:rPr>
         <w:t xml:space="preserve">تكشفُ المخطوطات المتاحة عن شيءٍ من المرونة في تنظيم المَزامِير وعناوينِها. تحتوي كل من النسخ العبرية واليونانية للمَزامِير على 150 مزمورًا، لكن مع تقسيمات وترقيمات مختلفة وكذلك اختلافات فيما يرتبط بالمَزامِير التي لها عناوين. يجمَعُ النَّصُّ اليوناني </w:t>
       </w:r>
-      <w:hyperlink r:id="rId59">
-        <w:r>
-          <w:rPr>
-            <w:rtl/>
-            <w:cs/>
-            <w:lang w:val="ar_AE" w:bidi="ar_AE"/>
-          </w:rPr>
-          <w:rPr>
-            <w:color w:val="0000EE"/>
-            <w:u w:val="single"/>
-          </w:rPr>
-          <w:t>المزمورَين 9</w:t>
-        </w:r>
-      </w:hyperlink>
+      <w:r>
+        <w:rPr>
+          <w:rtl/>
+          <w:cs/>
+          <w:lang w:val="ar_AE" w:bidi="ar_AE"/>
+        </w:rPr>
+        <w:t>المزمورَين 9</w:t>
+      </w:r>
       <w:r>
         <w:rPr>
           <w:rtl/>
@@ -2197,20 +1807,14 @@
         </w:rPr>
         <w:t xml:space="preserve"> و</w:t>
       </w:r>
-      <w:hyperlink r:id="rId60">
-        <w:r>
-          <w:rPr>
-            <w:rtl/>
-            <w:cs/>
-            <w:lang w:val="ar_AE" w:bidi="ar_AE"/>
-          </w:rPr>
-          <w:rPr>
-            <w:color w:val="0000EE"/>
-            <w:u w:val="single"/>
-          </w:rPr>
-          <w:t>10</w:t>
-        </w:r>
-      </w:hyperlink>
+      <w:r>
+        <w:rPr>
+          <w:rtl/>
+          <w:cs/>
+          <w:lang w:val="ar_AE" w:bidi="ar_AE"/>
+        </w:rPr>
+        <w:t>10</w:t>
+      </w:r>
       <w:r>
         <w:rPr>
           <w:rtl/>
@@ -2219,20 +1823,14 @@
         </w:rPr>
         <w:t xml:space="preserve"> في مَزمُورٍ واحدٍ وكذلك </w:t>
       </w:r>
-      <w:hyperlink r:id="rId61">
-        <w:r>
-          <w:rPr>
-            <w:rtl/>
-            <w:cs/>
-            <w:lang w:val="ar_AE" w:bidi="ar_AE"/>
-          </w:rPr>
-          <w:rPr>
-            <w:color w:val="0000EE"/>
-            <w:u w:val="single"/>
-          </w:rPr>
-          <w:t>المزمورَين 114</w:t>
-        </w:r>
-      </w:hyperlink>
+      <w:r>
+        <w:rPr>
+          <w:rtl/>
+          <w:cs/>
+          <w:lang w:val="ar_AE" w:bidi="ar_AE"/>
+        </w:rPr>
+        <w:t>المزمورَين 114</w:t>
+      </w:r>
       <w:r>
         <w:rPr>
           <w:rtl/>
@@ -2241,20 +1839,14 @@
         </w:rPr>
         <w:t xml:space="preserve"> و</w:t>
       </w:r>
-      <w:hyperlink r:id="rId62">
-        <w:r>
-          <w:rPr>
-            <w:rtl/>
-            <w:cs/>
-            <w:lang w:val="ar_AE" w:bidi="ar_AE"/>
-          </w:rPr>
-          <w:rPr>
-            <w:color w:val="0000EE"/>
-            <w:u w:val="single"/>
-          </w:rPr>
-          <w:t>115</w:t>
-        </w:r>
-      </w:hyperlink>
+      <w:r>
+        <w:rPr>
+          <w:rtl/>
+          <w:cs/>
+          <w:lang w:val="ar_AE" w:bidi="ar_AE"/>
+        </w:rPr>
+        <w:t>115</w:t>
+      </w:r>
       <w:r>
         <w:rPr>
           <w:rtl/>
@@ -2263,20 +1855,14 @@
         </w:rPr>
         <w:t xml:space="preserve">، لكنه يقسِمُ كلا </w:t>
       </w:r>
-      <w:hyperlink r:id="rId63">
-        <w:r>
-          <w:rPr>
-            <w:rtl/>
-            <w:cs/>
-            <w:lang w:val="ar_AE" w:bidi="ar_AE"/>
-          </w:rPr>
-          <w:rPr>
-            <w:color w:val="0000EE"/>
-            <w:u w:val="single"/>
-          </w:rPr>
-          <w:t>المزمورَيْن 116</w:t>
-        </w:r>
-      </w:hyperlink>
+      <w:r>
+        <w:rPr>
+          <w:rtl/>
+          <w:cs/>
+          <w:lang w:val="ar_AE" w:bidi="ar_AE"/>
+        </w:rPr>
+        <w:t>المزمورَيْن 116</w:t>
+      </w:r>
       <w:r>
         <w:rPr>
           <w:rtl/>
@@ -2285,20 +1871,14 @@
         </w:rPr>
         <w:t>-</w:t>
       </w:r>
-      <w:hyperlink r:id="rId64">
-        <w:r>
-          <w:rPr>
-            <w:rtl/>
-            <w:cs/>
-            <w:lang w:val="ar_AE" w:bidi="ar_AE"/>
-          </w:rPr>
-          <w:rPr>
-            <w:color w:val="0000EE"/>
-            <w:u w:val="single"/>
-          </w:rPr>
-          <w:t>14</w:t>
-        </w:r>
-      </w:hyperlink>
+      <w:r>
+        <w:rPr>
+          <w:rtl/>
+          <w:cs/>
+          <w:lang w:val="ar_AE" w:bidi="ar_AE"/>
+        </w:rPr>
+        <w:t>14</w:t>
+      </w:r>
       <w:r>
         <w:rPr>
           <w:rtl/>
@@ -2327,20 +1907,14 @@
         </w:rPr>
         <w:t>بحلول زمن الرَّبِّ يسوع، كانَتْ المَزامِير التي تَمَّ جمعُها معروفةً بشكلٍ جيِّدٍ (</w:t>
       </w:r>
-      <w:hyperlink r:id="rId65">
-        <w:r>
-          <w:rPr>
-            <w:rtl/>
-            <w:cs/>
-            <w:lang w:val="ar_AE" w:bidi="ar_AE"/>
-          </w:rPr>
-          <w:rPr>
-            <w:color w:val="0000EE"/>
-            <w:u w:val="single"/>
-          </w:rPr>
-          <w:t>لوقا 20:42</w:t>
-        </w:r>
-      </w:hyperlink>
+      <w:r>
+        <w:rPr>
+          <w:rtl/>
+          <w:cs/>
+          <w:lang w:val="ar_AE" w:bidi="ar_AE"/>
+        </w:rPr>
+        <w:t>لوقا 20:42</w:t>
+      </w:r>
       <w:r>
         <w:rPr>
           <w:rtl/>
@@ -2349,20 +1923,14 @@
         </w:rPr>
         <w:t xml:space="preserve">؛ </w:t>
       </w:r>
-      <w:hyperlink r:id="rId66">
-        <w:r>
-          <w:rPr>
-            <w:rtl/>
-            <w:cs/>
-            <w:lang w:val="ar_AE" w:bidi="ar_AE"/>
-          </w:rPr>
-          <w:rPr>
-            <w:color w:val="0000EE"/>
-            <w:u w:val="single"/>
-          </w:rPr>
-          <w:t>أعمال الرسل 1:20</w:t>
-        </w:r>
-      </w:hyperlink>
+      <w:r>
+        <w:rPr>
+          <w:rtl/>
+          <w:cs/>
+          <w:lang w:val="ar_AE" w:bidi="ar_AE"/>
+        </w:rPr>
+        <w:t>أعمال الرسل 1:20</w:t>
+      </w:r>
       <w:r>
         <w:rPr>
           <w:rtl/>
@@ -2371,20 +1939,14 @@
         </w:rPr>
         <w:t>). فقد صَارَتْ المَزامِير جزءًا من القِسْمِ الثَّالِث من الأسفار القانونية العبرية، المعروفة باسم "المَكْتوبات" (</w:t>
       </w:r>
-      <w:hyperlink r:id="rId67">
-        <w:r>
-          <w:rPr>
-            <w:rtl/>
-            <w:cs/>
-            <w:lang w:val="ar_AE" w:bidi="ar_AE"/>
-          </w:rPr>
-          <w:rPr>
-            <w:color w:val="0000EE"/>
-            <w:u w:val="single"/>
-          </w:rPr>
-          <w:t>لوقا 24:44</w:t>
-        </w:r>
-      </w:hyperlink>
+      <w:r>
+        <w:rPr>
+          <w:rtl/>
+          <w:cs/>
+          <w:lang w:val="ar_AE" w:bidi="ar_AE"/>
+        </w:rPr>
+        <w:t>لوقا 24:44</w:t>
+      </w:r>
       <w:r>
         <w:rPr>
           <w:rtl/>
@@ -2428,20 +1990,14 @@
         </w:rPr>
         <w:t>يُنْسَبُ الكثيرُ من المَزامِير إلى المَلِكِ دَاوُد، وليس كلُّ المزامير؛ في واقِعِ الأمْرِ، أقل من نصف المزامير يرتبط بالمَلِك داود بشكلٍ صريحٍ. أما البعض الآخر فَيُنسَبُ إلى آسَاف (</w:t>
       </w:r>
-      <w:hyperlink r:id="rId28">
-        <w:r>
-          <w:rPr>
-            <w:rtl/>
-            <w:cs/>
-            <w:lang w:val="ar_AE" w:bidi="ar_AE"/>
-          </w:rPr>
-          <w:rPr>
-            <w:color w:val="0000EE"/>
-            <w:u w:val="single"/>
-          </w:rPr>
-          <w:t>المزامير 50</w:t>
-        </w:r>
-      </w:hyperlink>
+      <w:r>
+        <w:rPr>
+          <w:rtl/>
+          <w:cs/>
+          <w:lang w:val="ar_AE" w:bidi="ar_AE"/>
+        </w:rPr>
+        <w:t>المزامير 50</w:t>
+      </w:r>
       <w:r>
         <w:rPr>
           <w:rtl/>
@@ -2450,20 +2006,14 @@
         </w:rPr>
         <w:t xml:space="preserve">; </w:t>
       </w:r>
-      <w:hyperlink r:id="rId34">
-        <w:r>
-          <w:rPr>
-            <w:rtl/>
-            <w:cs/>
-            <w:lang w:val="ar_AE" w:bidi="ar_AE"/>
-          </w:rPr>
-          <w:rPr>
-            <w:color w:val="0000EE"/>
-            <w:u w:val="single"/>
-          </w:rPr>
-          <w:t>73–83</w:t>
-        </w:r>
-      </w:hyperlink>
+      <w:r>
+        <w:rPr>
+          <w:rtl/>
+          <w:cs/>
+          <w:lang w:val="ar_AE" w:bidi="ar_AE"/>
+        </w:rPr>
+        <w:t>73–83</w:t>
+      </w:r>
       <w:r>
         <w:rPr>
           <w:rtl/>
@@ -2472,20 +2022,14 @@
         </w:rPr>
         <w:t>)، بني قُورَحَ (</w:t>
       </w:r>
-      <w:hyperlink r:id="rId27">
-        <w:r>
-          <w:rPr>
-            <w:rtl/>
-            <w:cs/>
-            <w:lang w:val="ar_AE" w:bidi="ar_AE"/>
-          </w:rPr>
-          <w:rPr>
-            <w:color w:val="0000EE"/>
-            <w:u w:val="single"/>
-          </w:rPr>
-          <w:t>المزامير 42–49</w:t>
-        </w:r>
-      </w:hyperlink>
+      <w:r>
+        <w:rPr>
+          <w:rtl/>
+          <w:cs/>
+          <w:lang w:val="ar_AE" w:bidi="ar_AE"/>
+        </w:rPr>
+        <w:t>المزامير 42–49</w:t>
+      </w:r>
       <w:r>
         <w:rPr>
           <w:rtl/>
@@ -2494,20 +2038,14 @@
         </w:rPr>
         <w:t xml:space="preserve">; </w:t>
       </w:r>
-      <w:hyperlink r:id="rId35">
-        <w:r>
-          <w:rPr>
-            <w:rtl/>
-            <w:cs/>
-            <w:lang w:val="ar_AE" w:bidi="ar_AE"/>
-          </w:rPr>
-          <w:rPr>
-            <w:color w:val="0000EE"/>
-            <w:u w:val="single"/>
-          </w:rPr>
-          <w:t>84–85</w:t>
-        </w:r>
-      </w:hyperlink>
+      <w:r>
+        <w:rPr>
+          <w:rtl/>
+          <w:cs/>
+          <w:lang w:val="ar_AE" w:bidi="ar_AE"/>
+        </w:rPr>
+        <w:t>84–85</w:t>
+      </w:r>
       <w:r>
         <w:rPr>
           <w:rtl/>
@@ -2516,20 +2054,14 @@
         </w:rPr>
         <w:t xml:space="preserve">; </w:t>
       </w:r>
-      <w:hyperlink r:id="rId68">
-        <w:r>
-          <w:rPr>
-            <w:rtl/>
-            <w:cs/>
-            <w:lang w:val="ar_AE" w:bidi="ar_AE"/>
-          </w:rPr>
-          <w:rPr>
-            <w:color w:val="0000EE"/>
-            <w:u w:val="single"/>
-          </w:rPr>
-          <w:t>87</w:t>
-        </w:r>
-      </w:hyperlink>
+      <w:r>
+        <w:rPr>
+          <w:rtl/>
+          <w:cs/>
+          <w:lang w:val="ar_AE" w:bidi="ar_AE"/>
+        </w:rPr>
+        <w:t>87</w:t>
+      </w:r>
       <w:r>
         <w:rPr>
           <w:rtl/>
@@ -2538,20 +2070,14 @@
         </w:rPr>
         <w:t>)، المَلِك سُلَيْمَانَ (</w:t>
       </w:r>
-      <w:hyperlink r:id="rId31">
-        <w:r>
-          <w:rPr>
-            <w:rtl/>
-            <w:cs/>
-            <w:lang w:val="ar_AE" w:bidi="ar_AE"/>
-          </w:rPr>
-          <w:rPr>
-            <w:color w:val="0000EE"/>
-            <w:u w:val="single"/>
-          </w:rPr>
-          <w:t>المزمورين 72</w:t>
-        </w:r>
-      </w:hyperlink>
+      <w:r>
+        <w:rPr>
+          <w:rtl/>
+          <w:cs/>
+          <w:lang w:val="ar_AE" w:bidi="ar_AE"/>
+        </w:rPr>
+        <w:t>المزمورين 72</w:t>
+      </w:r>
       <w:r>
         <w:rPr>
           <w:rtl/>
@@ -2560,20 +2086,14 @@
         </w:rPr>
         <w:t xml:space="preserve">; </w:t>
       </w:r>
-      <w:hyperlink r:id="rId69">
-        <w:r>
-          <w:rPr>
-            <w:rtl/>
-            <w:cs/>
-            <w:lang w:val="ar_AE" w:bidi="ar_AE"/>
-          </w:rPr>
-          <w:rPr>
-            <w:color w:val="0000EE"/>
-            <w:u w:val="single"/>
-          </w:rPr>
-          <w:t>127</w:t>
-        </w:r>
-      </w:hyperlink>
+      <w:r>
+        <w:rPr>
+          <w:rtl/>
+          <w:cs/>
+          <w:lang w:val="ar_AE" w:bidi="ar_AE"/>
+        </w:rPr>
+        <w:t>127</w:t>
+      </w:r>
       <w:r>
         <w:rPr>
           <w:rtl/>
@@ -2582,20 +2102,14 @@
         </w:rPr>
         <w:t>)، هَيْمَان (</w:t>
       </w:r>
-      <w:hyperlink r:id="rId70">
-        <w:r>
-          <w:rPr>
-            <w:rtl/>
-            <w:cs/>
-            <w:lang w:val="ar_AE" w:bidi="ar_AE"/>
-          </w:rPr>
-          <w:rPr>
-            <w:color w:val="0000EE"/>
-            <w:u w:val="single"/>
-          </w:rPr>
-          <w:t>المزمور 88</w:t>
-        </w:r>
-      </w:hyperlink>
+      <w:r>
+        <w:rPr>
+          <w:rtl/>
+          <w:cs/>
+          <w:lang w:val="ar_AE" w:bidi="ar_AE"/>
+        </w:rPr>
+        <w:t>المزمور 88</w:t>
+      </w:r>
       <w:r>
         <w:rPr>
           <w:rtl/>
@@ -2604,20 +2118,14 @@
         </w:rPr>
         <w:t>)، أَيْثَان (</w:t>
       </w:r>
-      <w:hyperlink r:id="rId39">
-        <w:r>
-          <w:rPr>
-            <w:rtl/>
-            <w:cs/>
-            <w:lang w:val="ar_AE" w:bidi="ar_AE"/>
-          </w:rPr>
-          <w:rPr>
-            <w:color w:val="0000EE"/>
-            <w:u w:val="single"/>
-          </w:rPr>
-          <w:t>المزمور 89</w:t>
-        </w:r>
-      </w:hyperlink>
+      <w:r>
+        <w:rPr>
+          <w:rtl/>
+          <w:cs/>
+          <w:lang w:val="ar_AE" w:bidi="ar_AE"/>
+        </w:rPr>
+        <w:t>المزمور 89</w:t>
+      </w:r>
       <w:r>
         <w:rPr>
           <w:rtl/>
@@ -2626,20 +2134,14 @@
         </w:rPr>
         <w:t>)، والنَّبِيِّ مُوسَى (</w:t>
       </w:r>
-      <w:hyperlink r:id="rId71">
-        <w:r>
-          <w:rPr>
-            <w:rtl/>
-            <w:cs/>
-            <w:lang w:val="ar_AE" w:bidi="ar_AE"/>
-          </w:rPr>
-          <w:rPr>
-            <w:color w:val="0000EE"/>
-            <w:u w:val="single"/>
-          </w:rPr>
-          <w:t>المزمور 90</w:t>
-        </w:r>
-      </w:hyperlink>
+      <w:r>
+        <w:rPr>
+          <w:rtl/>
+          <w:cs/>
+          <w:lang w:val="ar_AE" w:bidi="ar_AE"/>
+        </w:rPr>
+        <w:t>المزمور 90</w:t>
+      </w:r>
       <w:r>
         <w:rPr>
           <w:rtl/>
@@ -2703,20 +2205,14 @@
         </w:rPr>
         <w:t>"، والمترجم غالبًا "مَزْمُورٌ لِدَاود"، يمكنُ تفسيرُهُ على أنه "من أجل دَاود"، "إهداءً إلى دَاودَ"، "عن دَاود"، أو "بواسطة دَاودَ". مع أن الكثيرَ من المَزامِير المعنونة: "لِدَاود" من المحتمل أنها كُتبتْ بواسطَتِهِ، لكن هناك عدة أسباب تدعو للحذر. أحيانًا، تحتوي العناوين على اسمين، مثل دَاود ويَدوثون، أو آسَاف (</w:t>
       </w:r>
-      <w:hyperlink r:id="rId72">
-        <w:r>
-          <w:rPr>
-            <w:rtl/>
-            <w:cs/>
-            <w:lang w:val="ar_AE" w:bidi="ar_AE"/>
-          </w:rPr>
-          <w:rPr>
-            <w:color w:val="0000EE"/>
-            <w:u w:val="single"/>
-          </w:rPr>
-          <w:t>مزمور 39</w:t>
-        </w:r>
-      </w:hyperlink>
+      <w:r>
+        <w:rPr>
+          <w:rtl/>
+          <w:cs/>
+          <w:lang w:val="ar_AE" w:bidi="ar_AE"/>
+        </w:rPr>
+        <w:t>مزمور 39</w:t>
+      </w:r>
       <w:r>
         <w:rPr>
           <w:rtl/>
@@ -2725,20 +2221,14 @@
         </w:rPr>
         <w:t xml:space="preserve">، </w:t>
       </w:r>
-      <w:hyperlink r:id="rId73">
-        <w:r>
-          <w:rPr>
-            <w:rtl/>
-            <w:cs/>
-            <w:lang w:val="ar_AE" w:bidi="ar_AE"/>
-          </w:rPr>
-          <w:rPr>
-            <w:color w:val="0000EE"/>
-            <w:u w:val="single"/>
-          </w:rPr>
-          <w:t>62</w:t>
-        </w:r>
-      </w:hyperlink>
+      <w:r>
+        <w:rPr>
+          <w:rtl/>
+          <w:cs/>
+          <w:lang w:val="ar_AE" w:bidi="ar_AE"/>
+        </w:rPr>
+        <w:t>62</w:t>
+      </w:r>
       <w:r>
         <w:rPr>
           <w:rtl/>
@@ -2747,20 +2237,14 @@
         </w:rPr>
         <w:t xml:space="preserve">، </w:t>
       </w:r>
-      <w:hyperlink r:id="rId74">
-        <w:r>
-          <w:rPr>
-            <w:rtl/>
-            <w:cs/>
-            <w:lang w:val="ar_AE" w:bidi="ar_AE"/>
-          </w:rPr>
-          <w:rPr>
-            <w:color w:val="0000EE"/>
-            <w:u w:val="single"/>
-          </w:rPr>
-          <w:t>77</w:t>
-        </w:r>
-      </w:hyperlink>
+      <w:r>
+        <w:rPr>
+          <w:rtl/>
+          <w:cs/>
+          <w:lang w:val="ar_AE" w:bidi="ar_AE"/>
+        </w:rPr>
+        <w:t>77</w:t>
+      </w:r>
       <w:r>
         <w:rPr>
           <w:rtl/>
@@ -2769,20 +2253,14 @@
         </w:rPr>
         <w:t>). من الممكن أن يكون الاسم الثَّاني هو الكاتِبُ الفعليُّ للمزمورِ. والأكثر من ذلك، المزامير التي يربِطُ عنوانُها بين المزمورِ وبين حَدَثٍ من الأحداث الخاصة بحياة دَاود، تُقَدِّم ارتباطًا قليلاً أو غير محدَّد مع ذلك الحدث، انظرْ (</w:t>
       </w:r>
-      <w:hyperlink r:id="rId75">
-        <w:r>
-          <w:rPr>
-            <w:rtl/>
-            <w:cs/>
-            <w:lang w:val="ar_AE" w:bidi="ar_AE"/>
-          </w:rPr>
-          <w:rPr>
-            <w:color w:val="0000EE"/>
-            <w:u w:val="single"/>
-          </w:rPr>
-          <w:t>المزامير 3</w:t>
-        </w:r>
-      </w:hyperlink>
+      <w:r>
+        <w:rPr>
+          <w:rtl/>
+          <w:cs/>
+          <w:lang w:val="ar_AE" w:bidi="ar_AE"/>
+        </w:rPr>
+        <w:t>المزامير 3</w:t>
+      </w:r>
       <w:r>
         <w:rPr>
           <w:rtl/>
@@ -2791,20 +2269,14 @@
         </w:rPr>
         <w:t xml:space="preserve">، </w:t>
       </w:r>
-      <w:hyperlink r:id="rId76">
-        <w:r>
-          <w:rPr>
-            <w:rtl/>
-            <w:cs/>
-            <w:lang w:val="ar_AE" w:bidi="ar_AE"/>
-          </w:rPr>
-          <w:rPr>
-            <w:color w:val="0000EE"/>
-            <w:u w:val="single"/>
-          </w:rPr>
-          <w:t>7</w:t>
-        </w:r>
-      </w:hyperlink>
+      <w:r>
+        <w:rPr>
+          <w:rtl/>
+          <w:cs/>
+          <w:lang w:val="ar_AE" w:bidi="ar_AE"/>
+        </w:rPr>
+        <w:t>7</w:t>
+      </w:r>
       <w:r>
         <w:rPr>
           <w:rtl/>
@@ -2813,20 +2285,14 @@
         </w:rPr>
         <w:t xml:space="preserve">، </w:t>
       </w:r>
-      <w:hyperlink r:id="rId77">
-        <w:r>
-          <w:rPr>
-            <w:rtl/>
-            <w:cs/>
-            <w:lang w:val="ar_AE" w:bidi="ar_AE"/>
-          </w:rPr>
-          <w:rPr>
-            <w:color w:val="0000EE"/>
-            <w:u w:val="single"/>
-          </w:rPr>
-          <w:t>18</w:t>
-        </w:r>
-      </w:hyperlink>
+      <w:r>
+        <w:rPr>
+          <w:rtl/>
+          <w:cs/>
+          <w:lang w:val="ar_AE" w:bidi="ar_AE"/>
+        </w:rPr>
+        <w:t>18</w:t>
+      </w:r>
       <w:r>
         <w:rPr>
           <w:rtl/>
@@ -2835,20 +2301,14 @@
         </w:rPr>
         <w:t xml:space="preserve">، </w:t>
       </w:r>
-      <w:hyperlink r:id="rId78">
-        <w:r>
-          <w:rPr>
-            <w:rtl/>
-            <w:cs/>
-            <w:lang w:val="ar_AE" w:bidi="ar_AE"/>
-          </w:rPr>
-          <w:rPr>
-            <w:color w:val="0000EE"/>
-            <w:u w:val="single"/>
-          </w:rPr>
-          <w:t>34</w:t>
-        </w:r>
-      </w:hyperlink>
+      <w:r>
+        <w:rPr>
+          <w:rtl/>
+          <w:cs/>
+          <w:lang w:val="ar_AE" w:bidi="ar_AE"/>
+        </w:rPr>
+        <w:t>34</w:t>
+      </w:r>
       <w:r>
         <w:rPr>
           <w:rtl/>
@@ -2857,20 +2317,14 @@
         </w:rPr>
         <w:t xml:space="preserve">، </w:t>
       </w:r>
-      <w:hyperlink r:id="rId79">
-        <w:r>
-          <w:rPr>
-            <w:rtl/>
-            <w:cs/>
-            <w:lang w:val="ar_AE" w:bidi="ar_AE"/>
-          </w:rPr>
-          <w:rPr>
-            <w:color w:val="0000EE"/>
-            <w:u w:val="single"/>
-          </w:rPr>
-          <w:t>51</w:t>
-        </w:r>
-      </w:hyperlink>
+      <w:r>
+        <w:rPr>
+          <w:rtl/>
+          <w:cs/>
+          <w:lang w:val="ar_AE" w:bidi="ar_AE"/>
+        </w:rPr>
+        <w:t>51</w:t>
+      </w:r>
       <w:r>
         <w:rPr>
           <w:rtl/>
@@ -2879,20 +2333,14 @@
         </w:rPr>
         <w:t xml:space="preserve">، </w:t>
       </w:r>
-      <w:hyperlink r:id="rId80">
-        <w:r>
-          <w:rPr>
-            <w:rtl/>
-            <w:cs/>
-            <w:lang w:val="ar_AE" w:bidi="ar_AE"/>
-          </w:rPr>
-          <w:rPr>
-            <w:color w:val="0000EE"/>
-            <w:u w:val="single"/>
-          </w:rPr>
-          <w:t>52</w:t>
-        </w:r>
-      </w:hyperlink>
+      <w:r>
+        <w:rPr>
+          <w:rtl/>
+          <w:cs/>
+          <w:lang w:val="ar_AE" w:bidi="ar_AE"/>
+        </w:rPr>
+        <w:t>52</w:t>
+      </w:r>
       <w:r>
         <w:rPr>
           <w:rtl/>
@@ -2901,20 +2349,14 @@
         </w:rPr>
         <w:t xml:space="preserve">، </w:t>
       </w:r>
-      <w:hyperlink r:id="rId81">
-        <w:r>
-          <w:rPr>
-            <w:rtl/>
-            <w:cs/>
-            <w:lang w:val="ar_AE" w:bidi="ar_AE"/>
-          </w:rPr>
-          <w:rPr>
-            <w:color w:val="0000EE"/>
-            <w:u w:val="single"/>
-          </w:rPr>
-          <w:t>54</w:t>
-        </w:r>
-      </w:hyperlink>
+      <w:r>
+        <w:rPr>
+          <w:rtl/>
+          <w:cs/>
+          <w:lang w:val="ar_AE" w:bidi="ar_AE"/>
+        </w:rPr>
+        <w:t>54</w:t>
+      </w:r>
       <w:r>
         <w:rPr>
           <w:rtl/>
@@ -2923,20 +2365,14 @@
         </w:rPr>
         <w:t xml:space="preserve">، </w:t>
       </w:r>
-      <w:hyperlink r:id="rId82">
-        <w:r>
-          <w:rPr>
-            <w:rtl/>
-            <w:cs/>
-            <w:lang w:val="ar_AE" w:bidi="ar_AE"/>
-          </w:rPr>
-          <w:rPr>
-            <w:color w:val="0000EE"/>
-            <w:u w:val="single"/>
-          </w:rPr>
-          <w:t>56</w:t>
-        </w:r>
-      </w:hyperlink>
+      <w:r>
+        <w:rPr>
+          <w:rtl/>
+          <w:cs/>
+          <w:lang w:val="ar_AE" w:bidi="ar_AE"/>
+        </w:rPr>
+        <w:t>56</w:t>
+      </w:r>
       <w:r>
         <w:rPr>
           <w:rtl/>
@@ -2945,20 +2381,14 @@
         </w:rPr>
         <w:t xml:space="preserve">، </w:t>
       </w:r>
-      <w:hyperlink r:id="rId83">
-        <w:r>
-          <w:rPr>
-            <w:rtl/>
-            <w:cs/>
-            <w:lang w:val="ar_AE" w:bidi="ar_AE"/>
-          </w:rPr>
-          <w:rPr>
-            <w:color w:val="0000EE"/>
-            <w:u w:val="single"/>
-          </w:rPr>
-          <w:t>57</w:t>
-        </w:r>
-      </w:hyperlink>
+      <w:r>
+        <w:rPr>
+          <w:rtl/>
+          <w:cs/>
+          <w:lang w:val="ar_AE" w:bidi="ar_AE"/>
+        </w:rPr>
+        <w:t>57</w:t>
+      </w:r>
       <w:r>
         <w:rPr>
           <w:rtl/>
@@ -2967,20 +2397,14 @@
         </w:rPr>
         <w:t xml:space="preserve">، </w:t>
       </w:r>
-      <w:hyperlink r:id="rId84">
-        <w:r>
-          <w:rPr>
-            <w:rtl/>
-            <w:cs/>
-            <w:lang w:val="ar_AE" w:bidi="ar_AE"/>
-          </w:rPr>
-          <w:rPr>
-            <w:color w:val="0000EE"/>
-            <w:u w:val="single"/>
-          </w:rPr>
-          <w:t>59</w:t>
-        </w:r>
-      </w:hyperlink>
+      <w:r>
+        <w:rPr>
+          <w:rtl/>
+          <w:cs/>
+          <w:lang w:val="ar_AE" w:bidi="ar_AE"/>
+        </w:rPr>
+        <w:t>59</w:t>
+      </w:r>
       <w:r>
         <w:rPr>
           <w:rtl/>
@@ -2989,20 +2413,14 @@
         </w:rPr>
         <w:t xml:space="preserve">، </w:t>
       </w:r>
-      <w:hyperlink r:id="rId85">
-        <w:r>
-          <w:rPr>
-            <w:rtl/>
-            <w:cs/>
-            <w:lang w:val="ar_AE" w:bidi="ar_AE"/>
-          </w:rPr>
-          <w:rPr>
-            <w:color w:val="0000EE"/>
-            <w:u w:val="single"/>
-          </w:rPr>
-          <w:t>60</w:t>
-        </w:r>
-      </w:hyperlink>
+      <w:r>
+        <w:rPr>
+          <w:rtl/>
+          <w:cs/>
+          <w:lang w:val="ar_AE" w:bidi="ar_AE"/>
+        </w:rPr>
+        <w:t>60</w:t>
+      </w:r>
       <w:r>
         <w:rPr>
           <w:rtl/>
@@ -3011,20 +2429,14 @@
         </w:rPr>
         <w:t xml:space="preserve">، </w:t>
       </w:r>
-      <w:hyperlink r:id="rId86">
-        <w:r>
-          <w:rPr>
-            <w:rtl/>
-            <w:cs/>
-            <w:lang w:val="ar_AE" w:bidi="ar_AE"/>
-          </w:rPr>
-          <w:rPr>
-            <w:color w:val="0000EE"/>
-            <w:u w:val="single"/>
-          </w:rPr>
-          <w:t>63</w:t>
-        </w:r>
-      </w:hyperlink>
+      <w:r>
+        <w:rPr>
+          <w:rtl/>
+          <w:cs/>
+          <w:lang w:val="ar_AE" w:bidi="ar_AE"/>
+        </w:rPr>
+        <w:t>63</w:t>
+      </w:r>
       <w:r>
         <w:rPr>
           <w:rtl/>
@@ -3033,20 +2445,14 @@
         </w:rPr>
         <w:t xml:space="preserve">، </w:t>
       </w:r>
-      <w:hyperlink r:id="rId87">
-        <w:r>
-          <w:rPr>
-            <w:rtl/>
-            <w:cs/>
-            <w:lang w:val="ar_AE" w:bidi="ar_AE"/>
-          </w:rPr>
-          <w:rPr>
-            <w:color w:val="0000EE"/>
-            <w:u w:val="single"/>
-          </w:rPr>
-          <w:t>142</w:t>
-        </w:r>
-      </w:hyperlink>
+      <w:r>
+        <w:rPr>
+          <w:rtl/>
+          <w:cs/>
+          <w:lang w:val="ar_AE" w:bidi="ar_AE"/>
+        </w:rPr>
+        <w:t>142</w:t>
+      </w:r>
       <w:r>
         <w:rPr>
           <w:rtl/>
@@ -3055,20 +2461,14 @@
         </w:rPr>
         <w:t xml:space="preserve">). على سبيل المثال، عنوان </w:t>
       </w:r>
-      <w:hyperlink r:id="rId79">
-        <w:r>
-          <w:rPr>
-            <w:rtl/>
-            <w:cs/>
-            <w:lang w:val="ar_AE" w:bidi="ar_AE"/>
-          </w:rPr>
-          <w:rPr>
-            <w:color w:val="0000EE"/>
-            <w:u w:val="single"/>
-          </w:rPr>
-          <w:t>المزمور 51</w:t>
-        </w:r>
-      </w:hyperlink>
+      <w:r>
+        <w:rPr>
+          <w:rtl/>
+          <w:cs/>
+          <w:lang w:val="ar_AE" w:bidi="ar_AE"/>
+        </w:rPr>
+        <w:t>المزمور 51</w:t>
+      </w:r>
       <w:r>
         <w:rPr>
           <w:rtl/>
@@ -3077,20 +2477,14 @@
         </w:rPr>
         <w:t xml:space="preserve"> يَربِطُ المزمورَ بخطيَّةِ دَاود وتوبيخِ النَّبِيِّ نَاثَان له. يتحدَّث المزمور عن الخطيَّةِ، والغفران، والروح المُنْكَسِرَة، إلا أن التفاصيل الخاصة بالموقف نفسِه غائبةٌ بكلِّ وضوحٍ في المَزمُورِ. وإضافَةً إلى ذلك، الكثيرُ من المَزامِيرِ المنسوبَةِ إلى المَلِك "دَاود" تفترضُ وجودَ الهيكل، الذي لم يتمْ بناؤه إلا بعد مَوْتِ دَاود، انظُرْ (</w:t>
       </w:r>
-      <w:hyperlink r:id="rId88">
-        <w:r>
-          <w:rPr>
-            <w:rtl/>
-            <w:cs/>
-            <w:lang w:val="ar_AE" w:bidi="ar_AE"/>
-          </w:rPr>
-          <w:rPr>
-            <w:color w:val="0000EE"/>
-            <w:u w:val="single"/>
-          </w:rPr>
-          <w:t>المزامير 5:7</w:t>
-        </w:r>
-      </w:hyperlink>
+      <w:r>
+        <w:rPr>
+          <w:rtl/>
+          <w:cs/>
+          <w:lang w:val="ar_AE" w:bidi="ar_AE"/>
+        </w:rPr>
+        <w:t>المزامير 5:7</w:t>
+      </w:r>
       <w:r>
         <w:rPr>
           <w:rtl/>
@@ -3099,20 +2493,14 @@
         </w:rPr>
         <w:t xml:space="preserve">؛ </w:t>
       </w:r>
-      <w:hyperlink r:id="rId89">
-        <w:r>
-          <w:rPr>
-            <w:rtl/>
-            <w:cs/>
-            <w:lang w:val="ar_AE" w:bidi="ar_AE"/>
-          </w:rPr>
-          <w:rPr>
-            <w:color w:val="0000EE"/>
-            <w:u w:val="single"/>
-          </w:rPr>
-          <w:t>122 العنوان</w:t>
-        </w:r>
-      </w:hyperlink>
+      <w:r>
+        <w:rPr>
+          <w:rtl/>
+          <w:cs/>
+          <w:lang w:val="ar_AE" w:bidi="ar_AE"/>
+        </w:rPr>
+        <w:t>122 العنوان</w:t>
+      </w:r>
       <w:r>
         <w:rPr>
           <w:rtl/>
@@ -3121,20 +2509,14 @@
         </w:rPr>
         <w:t xml:space="preserve">؛ </w:t>
       </w:r>
-      <w:hyperlink r:id="rId90">
-        <w:r>
-          <w:rPr>
-            <w:rtl/>
-            <w:cs/>
-            <w:lang w:val="ar_AE" w:bidi="ar_AE"/>
-          </w:rPr>
-          <w:rPr>
-            <w:color w:val="0000EE"/>
-            <w:u w:val="single"/>
-          </w:rPr>
-          <w:t>138:2</w:t>
-        </w:r>
-      </w:hyperlink>
+      <w:r>
+        <w:rPr>
+          <w:rtl/>
+          <w:cs/>
+          <w:lang w:val="ar_AE" w:bidi="ar_AE"/>
+        </w:rPr>
+        <w:t>138:2</w:t>
+      </w:r>
       <w:r>
         <w:rPr>
           <w:rtl/>
@@ -3143,20 +2525,14 @@
         </w:rPr>
         <w:t xml:space="preserve">). وبالمثل، يَربِطُ عنوانُ </w:t>
       </w:r>
-      <w:hyperlink r:id="rId91">
-        <w:r>
-          <w:rPr>
-            <w:rtl/>
-            <w:cs/>
-            <w:lang w:val="ar_AE" w:bidi="ar_AE"/>
-          </w:rPr>
-          <w:rPr>
-            <w:color w:val="0000EE"/>
-            <w:u w:val="single"/>
-          </w:rPr>
-          <w:t>المزمور 30</w:t>
-        </w:r>
-      </w:hyperlink>
+      <w:r>
+        <w:rPr>
+          <w:rtl/>
+          <w:cs/>
+          <w:lang w:val="ar_AE" w:bidi="ar_AE"/>
+        </w:rPr>
+        <w:t>المزمور 30</w:t>
+      </w:r>
       <w:r>
         <w:rPr>
           <w:rtl/>
@@ -3165,20 +2541,14 @@
         </w:rPr>
         <w:t xml:space="preserve"> دَاودَ بتكريس أو تدشين الهيكلِ، أيضًا، لا يبدو أن </w:t>
       </w:r>
-      <w:hyperlink r:id="rId92">
-        <w:r>
-          <w:rPr>
-            <w:rtl/>
-            <w:cs/>
-            <w:lang w:val="ar_AE" w:bidi="ar_AE"/>
-          </w:rPr>
-          <w:rPr>
-            <w:color w:val="0000EE"/>
-            <w:u w:val="single"/>
-          </w:rPr>
-          <w:t>المزمور 69</w:t>
-        </w:r>
-      </w:hyperlink>
+      <w:r>
+        <w:rPr>
+          <w:rtl/>
+          <w:cs/>
+          <w:lang w:val="ar_AE" w:bidi="ar_AE"/>
+        </w:rPr>
+        <w:t>المزمور 69</w:t>
+      </w:r>
       <w:r>
         <w:rPr>
           <w:rtl/>
@@ -3187,20 +2557,14 @@
         </w:rPr>
         <w:t xml:space="preserve"> يتناسب مع ما نعرفه عن حياة المَلِك دَاود. أخيرًا، تختلف بعض التقاليد النَّصِّيَّة في إشارتها لدَاود في العنوان كما في (</w:t>
       </w:r>
-      <w:hyperlink r:id="rId93">
-        <w:r>
-          <w:rPr>
-            <w:rtl/>
-            <w:cs/>
-            <w:lang w:val="ar_AE" w:bidi="ar_AE"/>
-          </w:rPr>
-          <w:rPr>
-            <w:color w:val="0000EE"/>
-            <w:u w:val="single"/>
-          </w:rPr>
-          <w:t>المزامير 122</w:t>
-        </w:r>
-      </w:hyperlink>
+      <w:r>
+        <w:rPr>
+          <w:rtl/>
+          <w:cs/>
+          <w:lang w:val="ar_AE" w:bidi="ar_AE"/>
+        </w:rPr>
+        <w:t>المزامير 122</w:t>
+      </w:r>
       <w:r>
         <w:rPr>
           <w:rtl/>
@@ -3209,20 +2573,14 @@
         </w:rPr>
         <w:t xml:space="preserve">, </w:t>
       </w:r>
-      <w:hyperlink r:id="rId94">
-        <w:r>
-          <w:rPr>
-            <w:rtl/>
-            <w:cs/>
-            <w:lang w:val="ar_AE" w:bidi="ar_AE"/>
-          </w:rPr>
-          <w:rPr>
-            <w:color w:val="0000EE"/>
-            <w:u w:val="single"/>
-          </w:rPr>
-          <w:t>124</w:t>
-        </w:r>
-      </w:hyperlink>
+      <w:r>
+        <w:rPr>
+          <w:rtl/>
+          <w:cs/>
+          <w:lang w:val="ar_AE" w:bidi="ar_AE"/>
+        </w:rPr>
+        <w:t>124</w:t>
+      </w:r>
       <w:r>
         <w:rPr>
           <w:rtl/>
@@ -3292,20 +2650,14 @@
         </w:rPr>
         <w:t>" بمعنى "أغنية" (</w:t>
       </w:r>
-      <w:hyperlink r:id="rId65">
-        <w:r>
-          <w:rPr>
-            <w:rtl/>
-            <w:cs/>
-            <w:lang w:val="ar_AE" w:bidi="ar_AE"/>
-          </w:rPr>
-          <w:rPr>
-            <w:color w:val="0000EE"/>
-            <w:u w:val="single"/>
-          </w:rPr>
-          <w:t>لوقا 20:42</w:t>
-        </w:r>
-      </w:hyperlink>
+      <w:r>
+        <w:rPr>
+          <w:rtl/>
+          <w:cs/>
+          <w:lang w:val="ar_AE" w:bidi="ar_AE"/>
+        </w:rPr>
+        <w:t>لوقا 20:42</w:t>
+      </w:r>
       <w:r>
         <w:rPr>
           <w:rtl/>
@@ -3314,20 +2666,14 @@
         </w:rPr>
         <w:t xml:space="preserve">؛ </w:t>
       </w:r>
-      <w:hyperlink r:id="rId67">
-        <w:r>
-          <w:rPr>
-            <w:rtl/>
-            <w:cs/>
-            <w:lang w:val="ar_AE" w:bidi="ar_AE"/>
-          </w:rPr>
-          <w:rPr>
-            <w:color w:val="0000EE"/>
-            <w:u w:val="single"/>
-          </w:rPr>
-          <w:t>24:44</w:t>
-        </w:r>
-      </w:hyperlink>
+      <w:r>
+        <w:rPr>
+          <w:rtl/>
+          <w:cs/>
+          <w:lang w:val="ar_AE" w:bidi="ar_AE"/>
+        </w:rPr>
+        <w:t>24:44</w:t>
+      </w:r>
       <w:r>
         <w:rPr>
           <w:rtl/>
@@ -3353,20 +2699,14 @@
         </w:rPr>
         <w:t xml:space="preserve">"، التي تَظْهَرُ بشكلٍ متكرِّر في عناوين المزامير الفردية. على سبيل المثال، انظُرْ عنوان </w:t>
       </w:r>
-      <w:hyperlink r:id="rId95">
-        <w:r>
-          <w:rPr>
-            <w:rtl/>
-            <w:cs/>
-            <w:lang w:val="ar_AE" w:bidi="ar_AE"/>
-          </w:rPr>
-          <w:rPr>
-            <w:color w:val="0000EE"/>
-            <w:u w:val="single"/>
-          </w:rPr>
-          <w:t>المزموز 3</w:t>
-        </w:r>
-      </w:hyperlink>
+      <w:r>
+        <w:rPr>
+          <w:rtl/>
+          <w:cs/>
+          <w:lang w:val="ar_AE" w:bidi="ar_AE"/>
+        </w:rPr>
+        <w:t>المزموز 3</w:t>
+      </w:r>
       <w:r>
         <w:rPr>
           <w:rtl/>
@@ -3624,20 +2964,14 @@
         </w:rPr>
         <w:t xml:space="preserve">" ("الرَّبِّ"، </w:t>
       </w:r>
-      <w:hyperlink r:id="rId16">
-        <w:r>
-          <w:rPr>
-            <w:rtl/>
-            <w:cs/>
-            <w:lang w:val="ar_AE" w:bidi="ar_AE"/>
-          </w:rPr>
-          <w:rPr>
-            <w:color w:val="0000EE"/>
-            <w:u w:val="single"/>
-          </w:rPr>
-          <w:t>المزامير 1–41</w:t>
-        </w:r>
-      </w:hyperlink>
+      <w:r>
+        <w:rPr>
+          <w:rtl/>
+          <w:cs/>
+          <w:lang w:val="ar_AE" w:bidi="ar_AE"/>
+        </w:rPr>
+        <w:t>المزامير 1–41</w:t>
+      </w:r>
       <w:r>
         <w:rPr>
           <w:rtl/>
@@ -3663,20 +2997,14 @@
         </w:rPr>
         <w:t xml:space="preserve">" ("الله"، </w:t>
       </w:r>
-      <w:hyperlink r:id="rId18">
-        <w:r>
-          <w:rPr>
-            <w:rtl/>
-            <w:cs/>
-            <w:lang w:val="ar_AE" w:bidi="ar_AE"/>
-          </w:rPr>
-          <w:rPr>
-            <w:color w:val="0000EE"/>
-            <w:u w:val="single"/>
-          </w:rPr>
-          <w:t>المزامير 42–72</w:t>
-        </w:r>
-      </w:hyperlink>
+      <w:r>
+        <w:rPr>
+          <w:rtl/>
+          <w:cs/>
+          <w:lang w:val="ar_AE" w:bidi="ar_AE"/>
+        </w:rPr>
+        <w:t>المزامير 42–72</w:t>
+      </w:r>
       <w:r>
         <w:rPr>
           <w:rtl/>
@@ -3708,20 +3036,14 @@
         </w:rPr>
         <w:t>وَفْقًا لأسماءِ الأشخاص في العناوين: مَزامِير داود (</w:t>
       </w:r>
-      <w:hyperlink r:id="rId25">
-        <w:r>
-          <w:rPr>
-            <w:rtl/>
-            <w:cs/>
-            <w:lang w:val="ar_AE" w:bidi="ar_AE"/>
-          </w:rPr>
-          <w:rPr>
-            <w:color w:val="0000EE"/>
-            <w:u w:val="single"/>
-          </w:rPr>
-          <w:t>المزامير 3–32</w:t>
-        </w:r>
-      </w:hyperlink>
+      <w:r>
+        <w:rPr>
+          <w:rtl/>
+          <w:cs/>
+          <w:lang w:val="ar_AE" w:bidi="ar_AE"/>
+        </w:rPr>
+        <w:t>المزامير 3–32</w:t>
+      </w:r>
       <w:r>
         <w:rPr>
           <w:rtl/>
@@ -3730,20 +3052,14 @@
         </w:rPr>
         <w:t xml:space="preserve">؛ </w:t>
       </w:r>
-      <w:hyperlink r:id="rId26">
-        <w:r>
-          <w:rPr>
-            <w:rtl/>
-            <w:cs/>
-            <w:lang w:val="ar_AE" w:bidi="ar_AE"/>
-          </w:rPr>
-          <w:rPr>
-            <w:color w:val="0000EE"/>
-            <w:u w:val="single"/>
-          </w:rPr>
-          <w:t>34:1–41:13</w:t>
-        </w:r>
-      </w:hyperlink>
+      <w:r>
+        <w:rPr>
+          <w:rtl/>
+          <w:cs/>
+          <w:lang w:val="ar_AE" w:bidi="ar_AE"/>
+        </w:rPr>
+        <w:t>34:1–41:13</w:t>
+      </w:r>
       <w:r>
         <w:rPr>
           <w:rtl/>
@@ -3752,20 +3068,14 @@
         </w:rPr>
         <w:t>، إلخ)، مَزامِير بني قُورَح (</w:t>
       </w:r>
-      <w:hyperlink r:id="rId27">
-        <w:r>
-          <w:rPr>
-            <w:rtl/>
-            <w:cs/>
-            <w:lang w:val="ar_AE" w:bidi="ar_AE"/>
-          </w:rPr>
-          <w:rPr>
-            <w:color w:val="0000EE"/>
-            <w:u w:val="single"/>
-          </w:rPr>
-          <w:t>المزامير 42–49</w:t>
-        </w:r>
-      </w:hyperlink>
+      <w:r>
+        <w:rPr>
+          <w:rtl/>
+          <w:cs/>
+          <w:lang w:val="ar_AE" w:bidi="ar_AE"/>
+        </w:rPr>
+        <w:t>المزامير 42–49</w:t>
+      </w:r>
       <w:r>
         <w:rPr>
           <w:rtl/>
@@ -3774,20 +3084,14 @@
         </w:rPr>
         <w:t xml:space="preserve">؛ </w:t>
       </w:r>
-      <w:hyperlink r:id="rId35">
-        <w:r>
-          <w:rPr>
-            <w:rtl/>
-            <w:cs/>
-            <w:lang w:val="ar_AE" w:bidi="ar_AE"/>
-          </w:rPr>
-          <w:rPr>
-            <w:color w:val="0000EE"/>
-            <w:u w:val="single"/>
-          </w:rPr>
-          <w:t>84:1–85:13</w:t>
-        </w:r>
-      </w:hyperlink>
+      <w:r>
+        <w:rPr>
+          <w:rtl/>
+          <w:cs/>
+          <w:lang w:val="ar_AE" w:bidi="ar_AE"/>
+        </w:rPr>
+        <w:t>84:1–85:13</w:t>
+      </w:r>
       <w:r>
         <w:rPr>
           <w:rtl/>
@@ -3796,20 +3100,14 @@
         </w:rPr>
         <w:t xml:space="preserve">؛ </w:t>
       </w:r>
-      <w:hyperlink r:id="rId36">
-        <w:r>
-          <w:rPr>
-            <w:rtl/>
-            <w:cs/>
-            <w:lang w:val="ar_AE" w:bidi="ar_AE"/>
-          </w:rPr>
-          <w:rPr>
-            <w:color w:val="0000EE"/>
-            <w:u w:val="single"/>
-          </w:rPr>
-          <w:t>87:1–88:18</w:t>
-        </w:r>
-      </w:hyperlink>
+      <w:r>
+        <w:rPr>
+          <w:rtl/>
+          <w:cs/>
+          <w:lang w:val="ar_AE" w:bidi="ar_AE"/>
+        </w:rPr>
+        <w:t>87:1–88:18</w:t>
+      </w:r>
       <w:r>
         <w:rPr>
           <w:rtl/>
@@ -3818,20 +3116,14 @@
         </w:rPr>
         <w:t>)، ومَزامِير آساف (</w:t>
       </w:r>
-      <w:hyperlink r:id="rId28">
-        <w:r>
-          <w:rPr>
-            <w:rtl/>
-            <w:cs/>
-            <w:lang w:val="ar_AE" w:bidi="ar_AE"/>
-          </w:rPr>
-          <w:rPr>
-            <w:color w:val="0000EE"/>
-            <w:u w:val="single"/>
-          </w:rPr>
-          <w:t>المزامير 50</w:t>
-        </w:r>
-      </w:hyperlink>
+      <w:r>
+        <w:rPr>
+          <w:rtl/>
+          <w:cs/>
+          <w:lang w:val="ar_AE" w:bidi="ar_AE"/>
+        </w:rPr>
+        <w:t>المزامير 50</w:t>
+      </w:r>
       <w:r>
         <w:rPr>
           <w:rtl/>
@@ -3840,20 +3132,14 @@
         </w:rPr>
         <w:t xml:space="preserve">، </w:t>
       </w:r>
-      <w:hyperlink r:id="rId34">
-        <w:r>
-          <w:rPr>
-            <w:rtl/>
-            <w:cs/>
-            <w:lang w:val="ar_AE" w:bidi="ar_AE"/>
-          </w:rPr>
-          <w:rPr>
-            <w:color w:val="0000EE"/>
-            <w:u w:val="single"/>
-          </w:rPr>
-          <w:t>73–83</w:t>
-        </w:r>
-      </w:hyperlink>
+      <w:r>
+        <w:rPr>
+          <w:rtl/>
+          <w:cs/>
+          <w:lang w:val="ar_AE" w:bidi="ar_AE"/>
+        </w:rPr>
+        <w:t>73–83</w:t>
+      </w:r>
       <w:r>
         <w:rPr>
           <w:rtl/>
@@ -3934,20 +3220,14 @@
         </w:rPr>
         <w:t>(</w:t>
       </w:r>
-      <w:hyperlink r:id="rId49">
-        <w:r>
-          <w:rPr>
-            <w:rtl/>
-            <w:cs/>
-            <w:lang w:val="ar_AE" w:bidi="ar_AE"/>
-          </w:rPr>
-          <w:rPr>
-            <w:color w:val="0000EE"/>
-            <w:u w:val="single"/>
-          </w:rPr>
-          <w:t>المزامير 120–134</w:t>
-        </w:r>
-      </w:hyperlink>
+      <w:r>
+        <w:rPr>
+          <w:rtl/>
+          <w:cs/>
+          <w:lang w:val="ar_AE" w:bidi="ar_AE"/>
+        </w:rPr>
+        <w:t>المزامير 120–134</w:t>
+      </w:r>
       <w:r>
         <w:rPr>
           <w:rtl/>
@@ -4007,20 +3287,14 @@
         </w:rPr>
         <w:t>(</w:t>
       </w:r>
-      <w:hyperlink r:id="rId46">
-        <w:r>
-          <w:rPr>
-            <w:rtl/>
-            <w:cs/>
-            <w:lang w:val="ar_AE" w:bidi="ar_AE"/>
-          </w:rPr>
-          <w:rPr>
-            <w:color w:val="0000EE"/>
-            <w:u w:val="single"/>
-          </w:rPr>
-          <w:t>المزامير 113–118</w:t>
-        </w:r>
-      </w:hyperlink>
+      <w:r>
+        <w:rPr>
+          <w:rtl/>
+          <w:cs/>
+          <w:lang w:val="ar_AE" w:bidi="ar_AE"/>
+        </w:rPr>
+        <w:t>المزامير 113–118</w:t>
+      </w:r>
       <w:r>
         <w:rPr>
           <w:rtl/>
@@ -4046,20 +3320,14 @@
         </w:rPr>
         <w:t>" (</w:t>
       </w:r>
-      <w:hyperlink r:id="rId51">
-        <w:r>
-          <w:rPr>
-            <w:rtl/>
-            <w:cs/>
-            <w:lang w:val="ar_AE" w:bidi="ar_AE"/>
-          </w:rPr>
-          <w:rPr>
-            <w:color w:val="0000EE"/>
-            <w:u w:val="single"/>
-          </w:rPr>
-          <w:t>المزامير 146–150</w:t>
-        </w:r>
-      </w:hyperlink>
+      <w:r>
+        <w:rPr>
+          <w:rtl/>
+          <w:cs/>
+          <w:lang w:val="ar_AE" w:bidi="ar_AE"/>
+        </w:rPr>
+        <w:t>المزامير 146–150</w:t>
+      </w:r>
       <w:r>
         <w:rPr>
           <w:rtl/>
@@ -4091,20 +3359,14 @@
         </w:rPr>
         <w:t>وَفْقًا للرَّوابِطِ الفِكْرِيَّة، على سبيل المثال، مزامير الاحتفاء بالله كَمَلِكٍ (</w:t>
       </w:r>
-      <w:hyperlink r:id="rId41">
-        <w:r>
-          <w:rPr>
-            <w:rtl/>
-            <w:cs/>
-            <w:lang w:val="ar_AE" w:bidi="ar_AE"/>
-          </w:rPr>
-          <w:rPr>
-            <w:color w:val="0000EE"/>
-            <w:u w:val="single"/>
-          </w:rPr>
-          <w:t>المزامير 93–100</w:t>
-        </w:r>
-      </w:hyperlink>
+      <w:r>
+        <w:rPr>
+          <w:rtl/>
+          <w:cs/>
+          <w:lang w:val="ar_AE" w:bidi="ar_AE"/>
+        </w:rPr>
+        <w:t>المزامير 93–100</w:t>
+      </w:r>
       <w:r>
         <w:rPr>
           <w:rtl/>
@@ -4113,20 +3375,14 @@
         </w:rPr>
         <w:t>)، أو مزامير السَّرْدِ التَّارِيخي بدءًا من الخليقة إلى السبي البابلي (</w:t>
       </w:r>
-      <w:hyperlink r:id="rId44">
-        <w:r>
-          <w:rPr>
-            <w:rtl/>
-            <w:cs/>
-            <w:lang w:val="ar_AE" w:bidi="ar_AE"/>
-          </w:rPr>
-          <w:rPr>
-            <w:color w:val="0000EE"/>
-            <w:u w:val="single"/>
-          </w:rPr>
-          <w:t>المزامير 104–106</w:t>
-        </w:r>
-      </w:hyperlink>
+      <w:r>
+        <w:rPr>
+          <w:rtl/>
+          <w:cs/>
+          <w:lang w:val="ar_AE" w:bidi="ar_AE"/>
+        </w:rPr>
+        <w:t>المزامير 104–106</w:t>
+      </w:r>
       <w:r>
         <w:rPr>
           <w:rtl/>
@@ -4211,20 +3467,14 @@
         </w:rPr>
         <w:t>" بمعنى "مَزْمُور" أو "تَرْنِيمَة" (</w:t>
       </w:r>
-      <w:hyperlink r:id="rId96">
-        <w:r>
-          <w:rPr>
-            <w:rtl/>
-            <w:cs/>
-            <w:lang w:val="ar_AE" w:bidi="ar_AE"/>
-          </w:rPr>
-          <w:rPr>
-            <w:color w:val="0000EE"/>
-            <w:u w:val="single"/>
-          </w:rPr>
-          <w:t>المزامير 32</w:t>
-        </w:r>
-      </w:hyperlink>
+      <w:r>
+        <w:rPr>
+          <w:rtl/>
+          <w:cs/>
+          <w:lang w:val="ar_AE" w:bidi="ar_AE"/>
+        </w:rPr>
+        <w:t>المزامير 32</w:t>
+      </w:r>
       <w:r>
         <w:rPr>
           <w:rtl/>
@@ -4233,20 +3483,14 @@
         </w:rPr>
         <w:t xml:space="preserve">؛ </w:t>
       </w:r>
-      <w:hyperlink r:id="rId97">
-        <w:r>
-          <w:rPr>
-            <w:rtl/>
-            <w:cs/>
-            <w:lang w:val="ar_AE" w:bidi="ar_AE"/>
-          </w:rPr>
-          <w:rPr>
-            <w:color w:val="0000EE"/>
-            <w:u w:val="single"/>
-          </w:rPr>
-          <w:t>42</w:t>
-        </w:r>
-      </w:hyperlink>
+      <w:r>
+        <w:rPr>
+          <w:rtl/>
+          <w:cs/>
+          <w:lang w:val="ar_AE" w:bidi="ar_AE"/>
+        </w:rPr>
+        <w:t>42</w:t>
+      </w:r>
       <w:r>
         <w:rPr>
           <w:rtl/>
@@ -4255,20 +3499,14 @@
         </w:rPr>
         <w:t xml:space="preserve">؛ </w:t>
       </w:r>
-      <w:hyperlink r:id="rId98">
-        <w:r>
-          <w:rPr>
-            <w:rtl/>
-            <w:cs/>
-            <w:lang w:val="ar_AE" w:bidi="ar_AE"/>
-          </w:rPr>
-          <w:rPr>
-            <w:color w:val="0000EE"/>
-            <w:u w:val="single"/>
-          </w:rPr>
-          <w:t>44–45</w:t>
-        </w:r>
-      </w:hyperlink>
+      <w:r>
+        <w:rPr>
+          <w:rtl/>
+          <w:cs/>
+          <w:lang w:val="ar_AE" w:bidi="ar_AE"/>
+        </w:rPr>
+        <w:t>44–45</w:t>
+      </w:r>
       <w:r>
         <w:rPr>
           <w:rtl/>
@@ -4277,20 +3515,14 @@
         </w:rPr>
         <w:t xml:space="preserve">؛ </w:t>
       </w:r>
-      <w:hyperlink r:id="rId99">
-        <w:r>
-          <w:rPr>
-            <w:rtl/>
-            <w:cs/>
-            <w:lang w:val="ar_AE" w:bidi="ar_AE"/>
-          </w:rPr>
-          <w:rPr>
-            <w:color w:val="0000EE"/>
-            <w:u w:val="single"/>
-          </w:rPr>
-          <w:t>52–55</w:t>
-        </w:r>
-      </w:hyperlink>
+      <w:r>
+        <w:rPr>
+          <w:rtl/>
+          <w:cs/>
+          <w:lang w:val="ar_AE" w:bidi="ar_AE"/>
+        </w:rPr>
+        <w:t>52–55</w:t>
+      </w:r>
       <w:r>
         <w:rPr>
           <w:rtl/>
@@ -4299,20 +3531,14 @@
         </w:rPr>
         <w:t xml:space="preserve">؛ </w:t>
       </w:r>
-      <w:hyperlink r:id="rId100">
-        <w:r>
-          <w:rPr>
-            <w:rtl/>
-            <w:cs/>
-            <w:lang w:val="ar_AE" w:bidi="ar_AE"/>
-          </w:rPr>
-          <w:rPr>
-            <w:color w:val="0000EE"/>
-            <w:u w:val="single"/>
-          </w:rPr>
-          <w:t>74</w:t>
-        </w:r>
-      </w:hyperlink>
+      <w:r>
+        <w:rPr>
+          <w:rtl/>
+          <w:cs/>
+          <w:lang w:val="ar_AE" w:bidi="ar_AE"/>
+        </w:rPr>
+        <w:t>74</w:t>
+      </w:r>
       <w:r>
         <w:rPr>
           <w:rtl/>
@@ -4321,20 +3547,14 @@
         </w:rPr>
         <w:t xml:space="preserve">؛ </w:t>
       </w:r>
-      <w:hyperlink r:id="rId101">
-        <w:r>
-          <w:rPr>
-            <w:rtl/>
-            <w:cs/>
-            <w:lang w:val="ar_AE" w:bidi="ar_AE"/>
-          </w:rPr>
-          <w:rPr>
-            <w:color w:val="0000EE"/>
-            <w:u w:val="single"/>
-          </w:rPr>
-          <w:t>88–89</w:t>
-        </w:r>
-      </w:hyperlink>
+      <w:r>
+        <w:rPr>
+          <w:rtl/>
+          <w:cs/>
+          <w:lang w:val="ar_AE" w:bidi="ar_AE"/>
+        </w:rPr>
+        <w:t>88–89</w:t>
+      </w:r>
       <w:r>
         <w:rPr>
           <w:rtl/>
@@ -4360,20 +3580,14 @@
         </w:rPr>
         <w:t>" بمعنى "مزمور" أو "ترنيمة" (</w:t>
       </w:r>
-      <w:hyperlink r:id="rId102">
-        <w:r>
-          <w:rPr>
-            <w:rtl/>
-            <w:cs/>
-            <w:lang w:val="ar_AE" w:bidi="ar_AE"/>
-          </w:rPr>
-          <w:rPr>
-            <w:color w:val="0000EE"/>
-            <w:u w:val="single"/>
-          </w:rPr>
-          <w:t>المزامير 16</w:t>
-        </w:r>
-      </w:hyperlink>
+      <w:r>
+        <w:rPr>
+          <w:rtl/>
+          <w:cs/>
+          <w:lang w:val="ar_AE" w:bidi="ar_AE"/>
+        </w:rPr>
+        <w:t>المزامير 16</w:t>
+      </w:r>
       <w:r>
         <w:rPr>
           <w:rtl/>
@@ -4382,20 +3596,14 @@
         </w:rPr>
         <w:t xml:space="preserve">؛ </w:t>
       </w:r>
-      <w:hyperlink r:id="rId103">
-        <w:r>
-          <w:rPr>
-            <w:rtl/>
-            <w:cs/>
-            <w:lang w:val="ar_AE" w:bidi="ar_AE"/>
-          </w:rPr>
-          <w:rPr>
-            <w:color w:val="0000EE"/>
-            <w:u w:val="single"/>
-          </w:rPr>
-          <w:t>56–60</w:t>
-        </w:r>
-      </w:hyperlink>
+      <w:r>
+        <w:rPr>
+          <w:rtl/>
+          <w:cs/>
+          <w:lang w:val="ar_AE" w:bidi="ar_AE"/>
+        </w:rPr>
+        <w:t>56–60</w:t>
+      </w:r>
       <w:r>
         <w:rPr>
           <w:rtl/>
@@ -4421,20 +3629,14 @@
         </w:rPr>
         <w:t>" بمعنى "أغنية" (</w:t>
       </w:r>
-      <w:hyperlink r:id="rId104">
-        <w:r>
-          <w:rPr>
-            <w:rtl/>
-            <w:cs/>
-            <w:lang w:val="ar_AE" w:bidi="ar_AE"/>
-          </w:rPr>
-          <w:rPr>
-            <w:color w:val="0000EE"/>
-            <w:u w:val="single"/>
-          </w:rPr>
-          <w:t>المزامير 45</w:t>
-        </w:r>
-      </w:hyperlink>
+      <w:r>
+        <w:rPr>
+          <w:rtl/>
+          <w:cs/>
+          <w:lang w:val="ar_AE" w:bidi="ar_AE"/>
+        </w:rPr>
+        <w:t>المزامير 45</w:t>
+      </w:r>
       <w:r>
         <w:rPr>
           <w:rtl/>
@@ -4443,20 +3645,14 @@
         </w:rPr>
         <w:t xml:space="preserve">؛ </w:t>
       </w:r>
-      <w:hyperlink r:id="rId105">
-        <w:r>
-          <w:rPr>
-            <w:rtl/>
-            <w:cs/>
-            <w:lang w:val="ar_AE" w:bidi="ar_AE"/>
-          </w:rPr>
-          <w:rPr>
-            <w:color w:val="0000EE"/>
-            <w:u w:val="single"/>
-          </w:rPr>
-          <w:t>120–135</w:t>
-        </w:r>
-      </w:hyperlink>
+      <w:r>
+        <w:rPr>
+          <w:rtl/>
+          <w:cs/>
+          <w:lang w:val="ar_AE" w:bidi="ar_AE"/>
+        </w:rPr>
+        <w:t>120–135</w:t>
+      </w:r>
       <w:r>
         <w:rPr>
           <w:rtl/>
@@ -4482,20 +3678,14 @@
         </w:rPr>
         <w:t>" بمعني "مَزْمُور"، وهي مصطلحٌ عام أو موسيقي (</w:t>
       </w:r>
-      <w:hyperlink r:id="rId76">
-        <w:r>
-          <w:rPr>
-            <w:rtl/>
-            <w:cs/>
-            <w:lang w:val="ar_AE" w:bidi="ar_AE"/>
-          </w:rPr>
-          <w:rPr>
-            <w:color w:val="0000EE"/>
-            <w:u w:val="single"/>
-          </w:rPr>
-          <w:t>المزمور 7</w:t>
-        </w:r>
-      </w:hyperlink>
+      <w:r>
+        <w:rPr>
+          <w:rtl/>
+          <w:cs/>
+          <w:lang w:val="ar_AE" w:bidi="ar_AE"/>
+        </w:rPr>
+        <w:t>المزمور 7</w:t>
+      </w:r>
       <w:r>
         <w:rPr>
           <w:rtl/>
@@ -4521,20 +3711,14 @@
         </w:rPr>
         <w:t>" بمعنى "صلاة" (</w:t>
       </w:r>
-      <w:hyperlink r:id="rId106">
-        <w:r>
-          <w:rPr>
-            <w:rtl/>
-            <w:cs/>
-            <w:lang w:val="ar_AE" w:bidi="ar_AE"/>
-          </w:rPr>
-          <w:rPr>
-            <w:color w:val="0000EE"/>
-            <w:u w:val="single"/>
-          </w:rPr>
-          <w:t>المزمور 17</w:t>
-        </w:r>
-      </w:hyperlink>
+      <w:r>
+        <w:rPr>
+          <w:rtl/>
+          <w:cs/>
+          <w:lang w:val="ar_AE" w:bidi="ar_AE"/>
+        </w:rPr>
+        <w:t>المزمور 17</w:t>
+      </w:r>
       <w:r>
         <w:rPr>
           <w:rtl/>
@@ -4543,20 +3727,14 @@
         </w:rPr>
         <w:t xml:space="preserve">؛ </w:t>
       </w:r>
-      <w:hyperlink r:id="rId37">
-        <w:r>
-          <w:rPr>
-            <w:rtl/>
-            <w:cs/>
-            <w:lang w:val="ar_AE" w:bidi="ar_AE"/>
-          </w:rPr>
-          <w:rPr>
-            <w:color w:val="0000EE"/>
-            <w:u w:val="single"/>
-          </w:rPr>
-          <w:t>86</w:t>
-        </w:r>
-      </w:hyperlink>
+      <w:r>
+        <w:rPr>
+          <w:rtl/>
+          <w:cs/>
+          <w:lang w:val="ar_AE" w:bidi="ar_AE"/>
+        </w:rPr>
+        <w:t>86</w:t>
+      </w:r>
       <w:r>
         <w:rPr>
           <w:rtl/>
@@ -4565,20 +3743,14 @@
         </w:rPr>
         <w:t xml:space="preserve">؛ </w:t>
       </w:r>
-      <w:hyperlink r:id="rId71">
-        <w:r>
-          <w:rPr>
-            <w:rtl/>
-            <w:cs/>
-            <w:lang w:val="ar_AE" w:bidi="ar_AE"/>
-          </w:rPr>
-          <w:rPr>
-            <w:color w:val="0000EE"/>
-            <w:u w:val="single"/>
-          </w:rPr>
-          <w:t>90</w:t>
-        </w:r>
-      </w:hyperlink>
+      <w:r>
+        <w:rPr>
+          <w:rtl/>
+          <w:cs/>
+          <w:lang w:val="ar_AE" w:bidi="ar_AE"/>
+        </w:rPr>
+        <w:t>90</w:t>
+      </w:r>
       <w:r>
         <w:rPr>
           <w:rtl/>
@@ -4604,20 +3776,14 @@
         </w:rPr>
         <w:t>" بمعنى "تسبيحة" (</w:t>
       </w:r>
-      <w:hyperlink r:id="rId56">
-        <w:r>
-          <w:rPr>
-            <w:rtl/>
-            <w:cs/>
-            <w:lang w:val="ar_AE" w:bidi="ar_AE"/>
-          </w:rPr>
-          <w:rPr>
-            <w:color w:val="0000EE"/>
-            <w:u w:val="single"/>
-          </w:rPr>
-          <w:t>المزمور 145</w:t>
-        </w:r>
-      </w:hyperlink>
+      <w:r>
+        <w:rPr>
+          <w:rtl/>
+          <w:cs/>
+          <w:lang w:val="ar_AE" w:bidi="ar_AE"/>
+        </w:rPr>
+        <w:t>المزمور 145</w:t>
+      </w:r>
       <w:r>
         <w:rPr>
           <w:rtl/>
@@ -4643,20 +3809,14 @@
         </w:rPr>
         <w:t>" بمعنى "تَأمُّل"، إلا أن المعنى الأكيد غير يقينٍ (</w:t>
       </w:r>
-      <w:hyperlink r:id="rId107">
-        <w:r>
-          <w:rPr>
-            <w:rtl/>
-            <w:cs/>
-            <w:lang w:val="ar_AE" w:bidi="ar_AE"/>
-          </w:rPr>
-          <w:rPr>
-            <w:color w:val="0000EE"/>
-            <w:u w:val="single"/>
-          </w:rPr>
-          <w:t>المزمور 9:16</w:t>
-        </w:r>
-      </w:hyperlink>
+      <w:r>
+        <w:rPr>
+          <w:rtl/>
+          <w:cs/>
+          <w:lang w:val="ar_AE" w:bidi="ar_AE"/>
+        </w:rPr>
+        <w:t>المزمور 9:16</w:t>
+      </w:r>
       <w:r>
         <w:rPr>
           <w:rtl/>
@@ -4682,20 +3842,14 @@
         </w:rPr>
         <w:t>" بمعنى "شكر" (</w:t>
       </w:r>
-      <w:hyperlink r:id="rId42">
-        <w:r>
-          <w:rPr>
-            <w:rtl/>
-            <w:cs/>
-            <w:lang w:val="ar_AE" w:bidi="ar_AE"/>
-          </w:rPr>
-          <w:rPr>
-            <w:color w:val="0000EE"/>
-            <w:u w:val="single"/>
-          </w:rPr>
-          <w:t>المزمور 100</w:t>
-        </w:r>
-      </w:hyperlink>
+      <w:r>
+        <w:rPr>
+          <w:rtl/>
+          <w:cs/>
+          <w:lang w:val="ar_AE" w:bidi="ar_AE"/>
+        </w:rPr>
+        <w:t>المزمور 100</w:t>
+      </w:r>
       <w:r>
         <w:rPr>
           <w:rtl/>
@@ -4751,20 +3905,14 @@
         </w:rPr>
         <w:t>مزامير الحِكْمَةِ أو التعليم (</w:t>
       </w:r>
-      <w:hyperlink r:id="rId14">
-        <w:r>
-          <w:rPr>
-            <w:rtl/>
-            <w:cs/>
-            <w:lang w:val="ar_AE" w:bidi="ar_AE"/>
-          </w:rPr>
-          <w:rPr>
-            <w:color w:val="0000EE"/>
-            <w:u w:val="single"/>
-          </w:rPr>
-          <w:t>المزمور 1</w:t>
-        </w:r>
-      </w:hyperlink>
+      <w:r>
+        <w:rPr>
+          <w:rtl/>
+          <w:cs/>
+          <w:lang w:val="ar_AE" w:bidi="ar_AE"/>
+        </w:rPr>
+        <w:t>المزمور 1</w:t>
+      </w:r>
       <w:r>
         <w:rPr>
           <w:rtl/>
@@ -4773,20 +3921,14 @@
         </w:rPr>
         <w:t xml:space="preserve">؛ </w:t>
       </w:r>
-      <w:hyperlink r:id="rId108">
-        <w:r>
-          <w:rPr>
-            <w:rtl/>
-            <w:cs/>
-            <w:lang w:val="ar_AE" w:bidi="ar_AE"/>
-          </w:rPr>
-          <w:rPr>
-            <w:color w:val="0000EE"/>
-            <w:u w:val="single"/>
-          </w:rPr>
-          <w:t>15</w:t>
-        </w:r>
-      </w:hyperlink>
+      <w:r>
+        <w:rPr>
+          <w:rtl/>
+          <w:cs/>
+          <w:lang w:val="ar_AE" w:bidi="ar_AE"/>
+        </w:rPr>
+        <w:t>15</w:t>
+      </w:r>
       <w:r>
         <w:rPr>
           <w:rtl/>
@@ -4795,20 +3937,14 @@
         </w:rPr>
         <w:t xml:space="preserve">؛ </w:t>
       </w:r>
-      <w:hyperlink r:id="rId109">
-        <w:r>
-          <w:rPr>
-            <w:rtl/>
-            <w:cs/>
-            <w:lang w:val="ar_AE" w:bidi="ar_AE"/>
-          </w:rPr>
-          <w:rPr>
-            <w:color w:val="0000EE"/>
-            <w:u w:val="single"/>
-          </w:rPr>
-          <w:t>24</w:t>
-        </w:r>
-      </w:hyperlink>
+      <w:r>
+        <w:rPr>
+          <w:rtl/>
+          <w:cs/>
+          <w:lang w:val="ar_AE" w:bidi="ar_AE"/>
+        </w:rPr>
+        <w:t>24</w:t>
+      </w:r>
       <w:r>
         <w:rPr>
           <w:rtl/>
@@ -4817,20 +3953,14 @@
         </w:rPr>
         <w:t xml:space="preserve">؛ </w:t>
       </w:r>
-      <w:hyperlink r:id="rId110">
-        <w:r>
-          <w:rPr>
-            <w:rtl/>
-            <w:cs/>
-            <w:lang w:val="ar_AE" w:bidi="ar_AE"/>
-          </w:rPr>
-          <w:rPr>
-            <w:color w:val="0000EE"/>
-            <w:u w:val="single"/>
-          </w:rPr>
-          <w:t>33</w:t>
-        </w:r>
-      </w:hyperlink>
+      <w:r>
+        <w:rPr>
+          <w:rtl/>
+          <w:cs/>
+          <w:lang w:val="ar_AE" w:bidi="ar_AE"/>
+        </w:rPr>
+        <w:t>33</w:t>
+      </w:r>
       <w:r>
         <w:rPr>
           <w:rtl/>
@@ -4839,20 +3969,14 @@
         </w:rPr>
         <w:t xml:space="preserve">؛ </w:t>
       </w:r>
-      <w:hyperlink r:id="rId78">
-        <w:r>
-          <w:rPr>
-            <w:rtl/>
-            <w:cs/>
-            <w:lang w:val="ar_AE" w:bidi="ar_AE"/>
-          </w:rPr>
-          <w:rPr>
-            <w:color w:val="0000EE"/>
-            <w:u w:val="single"/>
-          </w:rPr>
-          <w:t>34</w:t>
-        </w:r>
-      </w:hyperlink>
+      <w:r>
+        <w:rPr>
+          <w:rtl/>
+          <w:cs/>
+          <w:lang w:val="ar_AE" w:bidi="ar_AE"/>
+        </w:rPr>
+        <w:t>34</w:t>
+      </w:r>
       <w:r>
         <w:rPr>
           <w:rtl/>
@@ -4861,20 +3985,14 @@
         </w:rPr>
         <w:t xml:space="preserve">؛ </w:t>
       </w:r>
-      <w:hyperlink r:id="rId111">
-        <w:r>
-          <w:rPr>
-            <w:rtl/>
-            <w:cs/>
-            <w:lang w:val="ar_AE" w:bidi="ar_AE"/>
-          </w:rPr>
-          <w:rPr>
-            <w:color w:val="0000EE"/>
-            <w:u w:val="single"/>
-          </w:rPr>
-          <w:t>37</w:t>
-        </w:r>
-      </w:hyperlink>
+      <w:r>
+        <w:rPr>
+          <w:rtl/>
+          <w:cs/>
+          <w:lang w:val="ar_AE" w:bidi="ar_AE"/>
+        </w:rPr>
+        <w:t>37</w:t>
+      </w:r>
       <w:r>
         <w:rPr>
           <w:rtl/>
@@ -4883,20 +4001,14 @@
         </w:rPr>
         <w:t xml:space="preserve">؛ </w:t>
       </w:r>
-      <w:hyperlink r:id="rId38">
-        <w:r>
-          <w:rPr>
-            <w:rtl/>
-            <w:cs/>
-            <w:lang w:val="ar_AE" w:bidi="ar_AE"/>
-          </w:rPr>
-          <w:rPr>
-            <w:color w:val="0000EE"/>
-            <w:u w:val="single"/>
-          </w:rPr>
-          <w:t>73</w:t>
-        </w:r>
-      </w:hyperlink>
+      <w:r>
+        <w:rPr>
+          <w:rtl/>
+          <w:cs/>
+          <w:lang w:val="ar_AE" w:bidi="ar_AE"/>
+        </w:rPr>
+        <w:t>73</w:t>
+      </w:r>
       <w:r>
         <w:rPr>
           <w:rtl/>
@@ -4905,20 +4017,14 @@
         </w:rPr>
         <w:t xml:space="preserve">؛ </w:t>
       </w:r>
-      <w:hyperlink r:id="rId71">
-        <w:r>
-          <w:rPr>
-            <w:rtl/>
-            <w:cs/>
-            <w:lang w:val="ar_AE" w:bidi="ar_AE"/>
-          </w:rPr>
-          <w:rPr>
-            <w:color w:val="0000EE"/>
-            <w:u w:val="single"/>
-          </w:rPr>
-          <w:t>90</w:t>
-        </w:r>
-      </w:hyperlink>
+      <w:r>
+        <w:rPr>
+          <w:rtl/>
+          <w:cs/>
+          <w:lang w:val="ar_AE" w:bidi="ar_AE"/>
+        </w:rPr>
+        <w:t>90</w:t>
+      </w:r>
       <w:r>
         <w:rPr>
           <w:rtl/>
@@ -4927,20 +4033,14 @@
         </w:rPr>
         <w:t xml:space="preserve">؛ </w:t>
       </w:r>
-      <w:hyperlink r:id="rId52">
-        <w:r>
-          <w:rPr>
-            <w:rtl/>
-            <w:cs/>
-            <w:lang w:val="ar_AE" w:bidi="ar_AE"/>
-          </w:rPr>
-          <w:rPr>
-            <w:color w:val="0000EE"/>
-            <w:u w:val="single"/>
-          </w:rPr>
-          <w:t>107</w:t>
-        </w:r>
-      </w:hyperlink>
+      <w:r>
+        <w:rPr>
+          <w:rtl/>
+          <w:cs/>
+          <w:lang w:val="ar_AE" w:bidi="ar_AE"/>
+        </w:rPr>
+        <w:t>107</w:t>
+      </w:r>
       <w:r>
         <w:rPr>
           <w:rtl/>
@@ -4995,20 +4095,14 @@
         </w:rPr>
         <w:t>ترانيم التسبيح أو الشُّكر (</w:t>
       </w:r>
-      <w:hyperlink r:id="rId112">
-        <w:r>
-          <w:rPr>
-            <w:rtl/>
-            <w:cs/>
-            <w:lang w:val="ar_AE" w:bidi="ar_AE"/>
-          </w:rPr>
-          <w:rPr>
-            <w:color w:val="0000EE"/>
-            <w:u w:val="single"/>
-          </w:rPr>
-          <w:t>المزمور 8</w:t>
-        </w:r>
-      </w:hyperlink>
+      <w:r>
+        <w:rPr>
+          <w:rtl/>
+          <w:cs/>
+          <w:lang w:val="ar_AE" w:bidi="ar_AE"/>
+        </w:rPr>
+        <w:t>المزمور 8</w:t>
+      </w:r>
       <w:r>
         <w:rPr>
           <w:rtl/>
@@ -5017,20 +4111,14 @@
         </w:rPr>
         <w:t xml:space="preserve">؛ </w:t>
       </w:r>
-      <w:hyperlink r:id="rId113">
-        <w:r>
-          <w:rPr>
-            <w:rtl/>
-            <w:cs/>
-            <w:lang w:val="ar_AE" w:bidi="ar_AE"/>
-          </w:rPr>
-          <w:rPr>
-            <w:color w:val="0000EE"/>
-            <w:u w:val="single"/>
-          </w:rPr>
-          <w:t>19</w:t>
-        </w:r>
-      </w:hyperlink>
+      <w:r>
+        <w:rPr>
+          <w:rtl/>
+          <w:cs/>
+          <w:lang w:val="ar_AE" w:bidi="ar_AE"/>
+        </w:rPr>
+        <w:t>19</w:t>
+      </w:r>
       <w:r>
         <w:rPr>
           <w:rtl/>
@@ -5039,20 +4127,14 @@
         </w:rPr>
         <w:t xml:space="preserve">؛ </w:t>
       </w:r>
-      <w:hyperlink r:id="rId114">
-        <w:r>
-          <w:rPr>
-            <w:rtl/>
-            <w:cs/>
-            <w:lang w:val="ar_AE" w:bidi="ar_AE"/>
-          </w:rPr>
-          <w:rPr>
-            <w:color w:val="0000EE"/>
-            <w:u w:val="single"/>
-          </w:rPr>
-          <w:t>29</w:t>
-        </w:r>
-      </w:hyperlink>
+      <w:r>
+        <w:rPr>
+          <w:rtl/>
+          <w:cs/>
+          <w:lang w:val="ar_AE" w:bidi="ar_AE"/>
+        </w:rPr>
+        <w:t>29</w:t>
+      </w:r>
       <w:r>
         <w:rPr>
           <w:rtl/>
@@ -5061,20 +4143,14 @@
         </w:rPr>
         <w:t xml:space="preserve">؛ </w:t>
       </w:r>
-      <w:hyperlink r:id="rId115">
-        <w:r>
-          <w:rPr>
-            <w:rtl/>
-            <w:cs/>
-            <w:lang w:val="ar_AE" w:bidi="ar_AE"/>
-          </w:rPr>
-          <w:rPr>
-            <w:color w:val="0000EE"/>
-            <w:u w:val="single"/>
-          </w:rPr>
-          <w:t>65</w:t>
-        </w:r>
-      </w:hyperlink>
+      <w:r>
+        <w:rPr>
+          <w:rtl/>
+          <w:cs/>
+          <w:lang w:val="ar_AE" w:bidi="ar_AE"/>
+        </w:rPr>
+        <w:t>65</w:t>
+      </w:r>
       <w:r>
         <w:rPr>
           <w:rtl/>
@@ -5083,20 +4159,14 @@
         </w:rPr>
         <w:t xml:space="preserve">؛ </w:t>
       </w:r>
-      <w:hyperlink r:id="rId116">
-        <w:r>
-          <w:rPr>
-            <w:rtl/>
-            <w:cs/>
-            <w:lang w:val="ar_AE" w:bidi="ar_AE"/>
-          </w:rPr>
-          <w:rPr>
-            <w:color w:val="0000EE"/>
-            <w:u w:val="single"/>
-          </w:rPr>
-          <w:t>67</w:t>
-        </w:r>
-      </w:hyperlink>
+      <w:r>
+        <w:rPr>
+          <w:rtl/>
+          <w:cs/>
+          <w:lang w:val="ar_AE" w:bidi="ar_AE"/>
+        </w:rPr>
+        <w:t>67</w:t>
+      </w:r>
       <w:r>
         <w:rPr>
           <w:rtl/>
@@ -5105,20 +4175,14 @@
         </w:rPr>
         <w:t xml:space="preserve">؛ </w:t>
       </w:r>
-      <w:hyperlink r:id="rId61">
-        <w:r>
-          <w:rPr>
-            <w:rtl/>
-            <w:cs/>
-            <w:lang w:val="ar_AE" w:bidi="ar_AE"/>
-          </w:rPr>
-          <w:rPr>
-            <w:color w:val="0000EE"/>
-            <w:u w:val="single"/>
-          </w:rPr>
-          <w:t>114</w:t>
-        </w:r>
-      </w:hyperlink>
+      <w:r>
+        <w:rPr>
+          <w:rtl/>
+          <w:cs/>
+          <w:lang w:val="ar_AE" w:bidi="ar_AE"/>
+        </w:rPr>
+        <w:t>114</w:t>
+      </w:r>
       <w:r>
         <w:rPr>
           <w:rtl/>
@@ -5147,20 +4211,14 @@
         </w:rPr>
         <w:t>تشمل مَزامِيرَ التسبيحِ عددًا من الأَنماطِ الأدبيَّةِ الثانويَّةِ، بما في ذلك المَزامِيرِ "المَلَكِيَّة" التي تتحدَّث عن المَلِكِ (</w:t>
       </w:r>
-      <w:hyperlink r:id="rId15">
-        <w:r>
-          <w:rPr>
-            <w:rtl/>
-            <w:cs/>
-            <w:lang w:val="ar_AE" w:bidi="ar_AE"/>
-          </w:rPr>
-          <w:rPr>
-            <w:color w:val="0000EE"/>
-            <w:u w:val="single"/>
-          </w:rPr>
-          <w:t>المزامير 2</w:t>
-        </w:r>
-      </w:hyperlink>
+      <w:r>
+        <w:rPr>
+          <w:rtl/>
+          <w:cs/>
+          <w:lang w:val="ar_AE" w:bidi="ar_AE"/>
+        </w:rPr>
+        <w:t>المزامير 2</w:t>
+      </w:r>
       <w:r>
         <w:rPr>
           <w:rtl/>
@@ -5169,20 +4227,14 @@
         </w:rPr>
         <w:t xml:space="preserve">؛ </w:t>
       </w:r>
-      <w:hyperlink r:id="rId104">
-        <w:r>
-          <w:rPr>
-            <w:rtl/>
-            <w:cs/>
-            <w:lang w:val="ar_AE" w:bidi="ar_AE"/>
-          </w:rPr>
-          <w:rPr>
-            <w:color w:val="0000EE"/>
-            <w:u w:val="single"/>
-          </w:rPr>
-          <w:t>45</w:t>
-        </w:r>
-      </w:hyperlink>
+      <w:r>
+        <w:rPr>
+          <w:rtl/>
+          <w:cs/>
+          <w:lang w:val="ar_AE" w:bidi="ar_AE"/>
+        </w:rPr>
+        <w:t>45</w:t>
+      </w:r>
       <w:r>
         <w:rPr>
           <w:rtl/>
@@ -5191,20 +4243,14 @@
         </w:rPr>
         <w:t xml:space="preserve">؛ </w:t>
       </w:r>
-      <w:hyperlink r:id="rId31">
-        <w:r>
-          <w:rPr>
-            <w:rtl/>
-            <w:cs/>
-            <w:lang w:val="ar_AE" w:bidi="ar_AE"/>
-          </w:rPr>
-          <w:rPr>
-            <w:color w:val="0000EE"/>
-            <w:u w:val="single"/>
-          </w:rPr>
-          <w:t>72</w:t>
-        </w:r>
-      </w:hyperlink>
+      <w:r>
+        <w:rPr>
+          <w:rtl/>
+          <w:cs/>
+          <w:lang w:val="ar_AE" w:bidi="ar_AE"/>
+        </w:rPr>
+        <w:t>72</w:t>
+      </w:r>
       <w:r>
         <w:rPr>
           <w:rtl/>
@@ -5213,20 +4259,14 @@
         </w:rPr>
         <w:t xml:space="preserve">؛ </w:t>
       </w:r>
-      <w:hyperlink r:id="rId39">
-        <w:r>
-          <w:rPr>
-            <w:rtl/>
-            <w:cs/>
-            <w:lang w:val="ar_AE" w:bidi="ar_AE"/>
-          </w:rPr>
-          <w:rPr>
-            <w:color w:val="0000EE"/>
-            <w:u w:val="single"/>
-          </w:rPr>
-          <w:t>89</w:t>
-        </w:r>
-      </w:hyperlink>
+      <w:r>
+        <w:rPr>
+          <w:rtl/>
+          <w:cs/>
+          <w:lang w:val="ar_AE" w:bidi="ar_AE"/>
+        </w:rPr>
+        <w:t>89</w:t>
+      </w:r>
       <w:r>
         <w:rPr>
           <w:rtl/>
@@ -5235,20 +4275,14 @@
         </w:rPr>
         <w:t xml:space="preserve">؛ </w:t>
       </w:r>
-      <w:hyperlink r:id="rId117">
-        <w:r>
-          <w:rPr>
-            <w:rtl/>
-            <w:cs/>
-            <w:lang w:val="ar_AE" w:bidi="ar_AE"/>
-          </w:rPr>
-          <w:rPr>
-            <w:color w:val="0000EE"/>
-            <w:u w:val="single"/>
-          </w:rPr>
-          <w:t>110</w:t>
-        </w:r>
-      </w:hyperlink>
+      <w:r>
+        <w:rPr>
+          <w:rtl/>
+          <w:cs/>
+          <w:lang w:val="ar_AE" w:bidi="ar_AE"/>
+        </w:rPr>
+        <w:t>110</w:t>
+      </w:r>
       <w:r>
         <w:rPr>
           <w:rtl/>
@@ -5257,20 +4291,14 @@
         </w:rPr>
         <w:t>)؛ والمَزامِيرُ التي تَنْسُبُ الحُكْمَ المَلَكِي لله (</w:t>
       </w:r>
-      <w:hyperlink r:id="rId118">
-        <w:r>
-          <w:rPr>
-            <w:rtl/>
-            <w:cs/>
-            <w:lang w:val="ar_AE" w:bidi="ar_AE"/>
-          </w:rPr>
-          <w:rPr>
-            <w:color w:val="0000EE"/>
-            <w:u w:val="single"/>
-          </w:rPr>
-          <w:t>المزامير 93</w:t>
-        </w:r>
-      </w:hyperlink>
+      <w:r>
+        <w:rPr>
+          <w:rtl/>
+          <w:cs/>
+          <w:lang w:val="ar_AE" w:bidi="ar_AE"/>
+        </w:rPr>
+        <w:t>المزامير 93</w:t>
+      </w:r>
       <w:r>
         <w:rPr>
           <w:rtl/>
@@ -5279,20 +4307,14 @@
         </w:rPr>
         <w:t xml:space="preserve">؛ </w:t>
       </w:r>
-      <w:hyperlink r:id="rId119">
-        <w:r>
-          <w:rPr>
-            <w:rtl/>
-            <w:cs/>
-            <w:lang w:val="ar_AE" w:bidi="ar_AE"/>
-          </w:rPr>
-          <w:rPr>
-            <w:color w:val="0000EE"/>
-            <w:u w:val="single"/>
-          </w:rPr>
-          <w:t>95–99</w:t>
-        </w:r>
-      </w:hyperlink>
+      <w:r>
+        <w:rPr>
+          <w:rtl/>
+          <w:cs/>
+          <w:lang w:val="ar_AE" w:bidi="ar_AE"/>
+        </w:rPr>
+        <w:t>95–99</w:t>
+      </w:r>
       <w:r>
         <w:rPr>
           <w:rtl/>
@@ -5301,20 +4323,14 @@
         </w:rPr>
         <w:t>)؛والمزامير التي تَتَغَنَّى بِعَمَلِ الله في الخليقةِ (</w:t>
       </w:r>
-      <w:hyperlink r:id="rId113">
-        <w:r>
-          <w:rPr>
-            <w:rtl/>
-            <w:cs/>
-            <w:lang w:val="ar_AE" w:bidi="ar_AE"/>
-          </w:rPr>
-          <w:rPr>
-            <w:color w:val="0000EE"/>
-            <w:u w:val="single"/>
-          </w:rPr>
-          <w:t>المزامير 19</w:t>
-        </w:r>
-      </w:hyperlink>
+      <w:r>
+        <w:rPr>
+          <w:rtl/>
+          <w:cs/>
+          <w:lang w:val="ar_AE" w:bidi="ar_AE"/>
+        </w:rPr>
+        <w:t>المزامير 19</w:t>
+      </w:r>
       <w:r>
         <w:rPr>
           <w:rtl/>
@@ -5323,20 +4339,14 @@
         </w:rPr>
         <w:t xml:space="preserve">؛ </w:t>
       </w:r>
-      <w:hyperlink r:id="rId114">
-        <w:r>
-          <w:rPr>
-            <w:rtl/>
-            <w:cs/>
-            <w:lang w:val="ar_AE" w:bidi="ar_AE"/>
-          </w:rPr>
-          <w:rPr>
-            <w:color w:val="0000EE"/>
-            <w:u w:val="single"/>
-          </w:rPr>
-          <w:t>29</w:t>
-        </w:r>
-      </w:hyperlink>
+      <w:r>
+        <w:rPr>
+          <w:rtl/>
+          <w:cs/>
+          <w:lang w:val="ar_AE" w:bidi="ar_AE"/>
+        </w:rPr>
+        <w:t>29</w:t>
+      </w:r>
       <w:r>
         <w:rPr>
           <w:rtl/>
@@ -5345,20 +4355,14 @@
         </w:rPr>
         <w:t xml:space="preserve">؛ </w:t>
       </w:r>
-      <w:hyperlink r:id="rId120">
-        <w:r>
-          <w:rPr>
-            <w:rtl/>
-            <w:cs/>
-            <w:lang w:val="ar_AE" w:bidi="ar_AE"/>
-          </w:rPr>
-          <w:rPr>
-            <w:color w:val="0000EE"/>
-            <w:u w:val="single"/>
-          </w:rPr>
-          <w:t>104</w:t>
-        </w:r>
-      </w:hyperlink>
+      <w:r>
+        <w:rPr>
+          <w:rtl/>
+          <w:cs/>
+          <w:lang w:val="ar_AE" w:bidi="ar_AE"/>
+        </w:rPr>
+        <w:t>104</w:t>
+      </w:r>
       <w:r>
         <w:rPr>
           <w:rtl/>
@@ -5367,20 +4371,14 @@
         </w:rPr>
         <w:t>)؛ والمزامير التي تتحدَّثُ عن صِهْيَونِ (</w:t>
       </w:r>
-      <w:hyperlink r:id="rId121">
-        <w:r>
-          <w:rPr>
-            <w:rtl/>
-            <w:cs/>
-            <w:lang w:val="ar_AE" w:bidi="ar_AE"/>
-          </w:rPr>
-          <w:rPr>
-            <w:color w:val="0000EE"/>
-            <w:u w:val="single"/>
-          </w:rPr>
-          <w:t>المزامير 46</w:t>
-        </w:r>
-      </w:hyperlink>
+      <w:r>
+        <w:rPr>
+          <w:rtl/>
+          <w:cs/>
+          <w:lang w:val="ar_AE" w:bidi="ar_AE"/>
+        </w:rPr>
+        <w:t>المزامير 46</w:t>
+      </w:r>
       <w:r>
         <w:rPr>
           <w:rtl/>
@@ -5389,20 +4387,14 @@
         </w:rPr>
         <w:t xml:space="preserve">؛ </w:t>
       </w:r>
-      <w:hyperlink r:id="rId122">
-        <w:r>
-          <w:rPr>
-            <w:rtl/>
-            <w:cs/>
-            <w:lang w:val="ar_AE" w:bidi="ar_AE"/>
-          </w:rPr>
-          <w:rPr>
-            <w:color w:val="0000EE"/>
-            <w:u w:val="single"/>
-          </w:rPr>
-          <w:t>48</w:t>
-        </w:r>
-      </w:hyperlink>
+      <w:r>
+        <w:rPr>
+          <w:rtl/>
+          <w:cs/>
+          <w:lang w:val="ar_AE" w:bidi="ar_AE"/>
+        </w:rPr>
+        <w:t>48</w:t>
+      </w:r>
       <w:r>
         <w:rPr>
           <w:rtl/>
@@ -5411,20 +4403,14 @@
         </w:rPr>
         <w:t xml:space="preserve">؛ </w:t>
       </w:r>
-      <w:hyperlink r:id="rId123">
-        <w:r>
-          <w:rPr>
-            <w:rtl/>
-            <w:cs/>
-            <w:lang w:val="ar_AE" w:bidi="ar_AE"/>
-          </w:rPr>
-          <w:rPr>
-            <w:color w:val="0000EE"/>
-            <w:u w:val="single"/>
-          </w:rPr>
-          <w:t>84</w:t>
-        </w:r>
-      </w:hyperlink>
+      <w:r>
+        <w:rPr>
+          <w:rtl/>
+          <w:cs/>
+          <w:lang w:val="ar_AE" w:bidi="ar_AE"/>
+        </w:rPr>
+        <w:t>84</w:t>
+      </w:r>
       <w:r>
         <w:rPr>
           <w:rtl/>
@@ -5433,20 +4419,14 @@
         </w:rPr>
         <w:t xml:space="preserve">؛ </w:t>
       </w:r>
-      <w:hyperlink r:id="rId68">
-        <w:r>
-          <w:rPr>
-            <w:rtl/>
-            <w:cs/>
-            <w:lang w:val="ar_AE" w:bidi="ar_AE"/>
-          </w:rPr>
-          <w:rPr>
-            <w:color w:val="0000EE"/>
-            <w:u w:val="single"/>
-          </w:rPr>
-          <w:t>87</w:t>
-        </w:r>
-      </w:hyperlink>
+      <w:r>
+        <w:rPr>
+          <w:rtl/>
+          <w:cs/>
+          <w:lang w:val="ar_AE" w:bidi="ar_AE"/>
+        </w:rPr>
+        <w:t>87</w:t>
+      </w:r>
       <w:r>
         <w:rPr>
           <w:rtl/>
@@ -5475,20 +4455,14 @@
         </w:rPr>
         <w:t xml:space="preserve">طريقة أخرى لقراءة المَزامِيرِ تعتمد على الانتقالِ في كثيرٍ من المَزامِيرِ من التعليمِ إلى التعبير عن مشكلةٍ أو من مشكلة إلى تجديد الالتزام والشخصية. إنَّ المَزامِيرَ كمجموعَةٍ من خمسةِ كُتُبٍ هي في الغالب تعليميَّةٌ بطبيعَتِها. إنها "وصيايا تعليمية، إرشادية" (توراة؛ انظر </w:t>
       </w:r>
-      <w:hyperlink r:id="rId124">
-        <w:r>
-          <w:rPr>
-            <w:rtl/>
-            <w:cs/>
-            <w:lang w:val="ar_AE" w:bidi="ar_AE"/>
-          </w:rPr>
-          <w:rPr>
-            <w:color w:val="0000EE"/>
-            <w:u w:val="single"/>
-          </w:rPr>
-          <w:t>1:2</w:t>
-        </w:r>
-      </w:hyperlink>
+      <w:r>
+        <w:rPr>
+          <w:rtl/>
+          <w:cs/>
+          <w:lang w:val="ar_AE" w:bidi="ar_AE"/>
+        </w:rPr>
+        <w:t>1:2</w:t>
+      </w:r>
       <w:r>
         <w:rPr>
           <w:rtl/>
@@ -5539,20 +4513,14 @@
         </w:rPr>
         <w:t xml:space="preserve"> (</w:t>
       </w:r>
-      <w:hyperlink r:id="rId46">
-        <w:r>
-          <w:rPr>
-            <w:rtl/>
-            <w:cs/>
-            <w:lang w:val="ar_AE" w:bidi="ar_AE"/>
-          </w:rPr>
-          <w:rPr>
-            <w:color w:val="0000EE"/>
-            <w:u w:val="single"/>
-          </w:rPr>
-          <w:t>المزامير 113–118</w:t>
-        </w:r>
-      </w:hyperlink>
+      <w:r>
+        <w:rPr>
+          <w:rtl/>
+          <w:cs/>
+          <w:lang w:val="ar_AE" w:bidi="ar_AE"/>
+        </w:rPr>
+        <w:t>المزامير 113–118</w:t>
+      </w:r>
       <w:r>
         <w:rPr>
           <w:rtl/>
@@ -5577,20 +4545,14 @@
         </w:rPr>
         <w:t>(</w:t>
       </w:r>
-      <w:hyperlink r:id="rId49">
-        <w:r>
-          <w:rPr>
-            <w:rtl/>
-            <w:cs/>
-            <w:lang w:val="ar_AE" w:bidi="ar_AE"/>
-          </w:rPr>
-          <w:rPr>
-            <w:color w:val="0000EE"/>
-            <w:u w:val="single"/>
-          </w:rPr>
-          <w:t>المزامير 120–134</w:t>
-        </w:r>
-      </w:hyperlink>
+      <w:r>
+        <w:rPr>
+          <w:rtl/>
+          <w:cs/>
+          <w:lang w:val="ar_AE" w:bidi="ar_AE"/>
+        </w:rPr>
+        <w:t>المزامير 120–134</w:t>
+      </w:r>
       <w:r>
         <w:rPr>
           <w:rtl/>
@@ -5599,20 +4561,14 @@
         </w:rPr>
         <w:t xml:space="preserve">). هناك أيضًا أناشيد تاريخية ترتبط بأحداثٍ وطنية، على سبيل المثال </w:t>
       </w:r>
-      <w:hyperlink r:id="rId91">
-        <w:r>
-          <w:rPr>
-            <w:rtl/>
-            <w:cs/>
-            <w:lang w:val="ar_AE" w:bidi="ar_AE"/>
-          </w:rPr>
-          <w:rPr>
-            <w:color w:val="0000EE"/>
-            <w:u w:val="single"/>
-          </w:rPr>
-          <w:t>المزمور 30</w:t>
-        </w:r>
-      </w:hyperlink>
+      <w:r>
+        <w:rPr>
+          <w:rtl/>
+          <w:cs/>
+          <w:lang w:val="ar_AE" w:bidi="ar_AE"/>
+        </w:rPr>
+        <w:t>المزمور 30</w:t>
+      </w:r>
       <w:r>
         <w:rPr>
           <w:rtl/>
@@ -5621,20 +4577,14 @@
         </w:rPr>
         <w:t>: "أُغْنِيَةُ تَدْشِينِ الْبَيْتِ أي الهيكل"، و</w:t>
       </w:r>
-      <w:hyperlink r:id="rId125">
-        <w:r>
-          <w:rPr>
-            <w:rtl/>
-            <w:cs/>
-            <w:lang w:val="ar_AE" w:bidi="ar_AE"/>
-          </w:rPr>
-          <w:rPr>
-            <w:color w:val="0000EE"/>
-            <w:u w:val="single"/>
-          </w:rPr>
-          <w:t>المزمور 137</w:t>
-        </w:r>
-      </w:hyperlink>
+      <w:r>
+        <w:rPr>
+          <w:rtl/>
+          <w:cs/>
+          <w:lang w:val="ar_AE" w:bidi="ar_AE"/>
+        </w:rPr>
+        <w:t>المزمور 137</w:t>
+      </w:r>
       <w:r>
         <w:rPr>
           <w:rtl/>
@@ -5705,20 +4655,14 @@
         </w:rPr>
         <w:t>تُصَوِّرُ المَزامِيرُ نموذجًا عن عمقِ الشخصيَّةِ، الحِكْمَةِ، الأَمَانَةِ، والأصَالَةِ. إلا أن صلوات المَزامِير تتجاوزُ كونَها مجرَّدَ نماذجٍ للاقتداءِ بها. إنها وصايا تعليمية من ٱللهِ للحياةِ الصَّالِحَةِ، وهي جُزْءٌ من توراتِهِ "تعليم"؛ انظُرْ (</w:t>
       </w:r>
-      <w:hyperlink r:id="rId14">
-        <w:r>
-          <w:rPr>
-            <w:rtl/>
-            <w:cs/>
-            <w:lang w:val="ar_AE" w:bidi="ar_AE"/>
-          </w:rPr>
-          <w:rPr>
-            <w:color w:val="0000EE"/>
-            <w:u w:val="single"/>
-          </w:rPr>
-          <w:t>المزمور 1</w:t>
-        </w:r>
-      </w:hyperlink>
+      <w:r>
+        <w:rPr>
+          <w:rtl/>
+          <w:cs/>
+          <w:lang w:val="ar_AE" w:bidi="ar_AE"/>
+        </w:rPr>
+        <w:t>المزمور 1</w:t>
+      </w:r>
       <w:r>
         <w:rPr>
           <w:rtl/>
@@ -5727,20 +4671,14 @@
         </w:rPr>
         <w:t xml:space="preserve">؛ </w:t>
       </w:r>
-      <w:hyperlink r:id="rId113">
-        <w:r>
-          <w:rPr>
-            <w:rtl/>
-            <w:cs/>
-            <w:lang w:val="ar_AE" w:bidi="ar_AE"/>
-          </w:rPr>
-          <w:rPr>
-            <w:color w:val="0000EE"/>
-            <w:u w:val="single"/>
-          </w:rPr>
-          <w:t>19</w:t>
-        </w:r>
-      </w:hyperlink>
+      <w:r>
+        <w:rPr>
+          <w:rtl/>
+          <w:cs/>
+          <w:lang w:val="ar_AE" w:bidi="ar_AE"/>
+        </w:rPr>
+        <w:t>19</w:t>
+      </w:r>
       <w:r>
         <w:rPr>
           <w:rtl/>
@@ -5749,20 +4687,14 @@
         </w:rPr>
         <w:t xml:space="preserve">؛ </w:t>
       </w:r>
-      <w:hyperlink r:id="rId47">
-        <w:r>
-          <w:rPr>
-            <w:rtl/>
-            <w:cs/>
-            <w:lang w:val="ar_AE" w:bidi="ar_AE"/>
-          </w:rPr>
-          <w:rPr>
-            <w:color w:val="0000EE"/>
-            <w:u w:val="single"/>
-          </w:rPr>
-          <w:t>119</w:t>
-        </w:r>
-      </w:hyperlink>
+      <w:r>
+        <w:rPr>
+          <w:rtl/>
+          <w:cs/>
+          <w:lang w:val="ar_AE" w:bidi="ar_AE"/>
+        </w:rPr>
+        <w:t>119</w:t>
+      </w:r>
       <w:r>
         <w:rPr>
           <w:rtl/>
@@ -5791,20 +4723,14 @@
         </w:rPr>
         <w:t>تأمَّل كَتَبَةُ المَزامِيرِ بعمقٍ في طبيعَةِ الحياةِ الزائلَةِ، في الألَمِ، وفي الكثيرِ من الشدائدِ المتنوعَةِ التي يختَبِرُها الناس. عندما واجَهَ مرنِّمُو المَزامِير الاغترابَ أو الألم، تاقوا إلى حضورِ الله، وعنايَتِهِ، وحمايَتِهِ (</w:t>
       </w:r>
-      <w:hyperlink r:id="rId126">
-        <w:r>
-          <w:rPr>
-            <w:rtl/>
-            <w:cs/>
-            <w:lang w:val="ar_AE" w:bidi="ar_AE"/>
-          </w:rPr>
-          <w:rPr>
-            <w:color w:val="0000EE"/>
-            <w:u w:val="single"/>
-          </w:rPr>
-          <w:t>المزمور 23</w:t>
-        </w:r>
-      </w:hyperlink>
+      <w:r>
+        <w:rPr>
+          <w:rtl/>
+          <w:cs/>
+          <w:lang w:val="ar_AE" w:bidi="ar_AE"/>
+        </w:rPr>
+        <w:t>المزمور 23</w:t>
+      </w:r>
       <w:r>
         <w:rPr>
           <w:rtl/>
@@ -5833,20 +4759,14 @@
         </w:rPr>
         <w:t xml:space="preserve">تُظْهِِرُ المَزامير الإخفاقات المرتبطة بإسرائيل والسُّلالَةِ المَلَكِيَّة للمَلِكِ داود. إن أفضلَ الأتقياءِ والملوكِ من بني إسرائيل لم يتمكَّنُوا من تحقيقِ السَّعادَةِ والسَّلام كما تتحدَّث عنهما </w:t>
       </w:r>
-      <w:hyperlink r:id="rId14">
-        <w:r>
-          <w:rPr>
-            <w:rtl/>
-            <w:cs/>
-            <w:lang w:val="ar_AE" w:bidi="ar_AE"/>
-          </w:rPr>
-          <w:rPr>
-            <w:color w:val="0000EE"/>
-            <w:u w:val="single"/>
-          </w:rPr>
-          <w:t>المزامير 1</w:t>
-        </w:r>
-      </w:hyperlink>
+      <w:r>
+        <w:rPr>
+          <w:rtl/>
+          <w:cs/>
+          <w:lang w:val="ar_AE" w:bidi="ar_AE"/>
+        </w:rPr>
+        <w:t>المزامير 1</w:t>
+      </w:r>
       <w:r>
         <w:rPr>
           <w:rtl/>
@@ -5855,20 +4775,14 @@
         </w:rPr>
         <w:t xml:space="preserve">؛ </w:t>
       </w:r>
-      <w:hyperlink r:id="rId127">
-        <w:r>
-          <w:rPr>
-            <w:rtl/>
-            <w:cs/>
-            <w:lang w:val="ar_AE" w:bidi="ar_AE"/>
-          </w:rPr>
-          <w:rPr>
-            <w:color w:val="0000EE"/>
-            <w:u w:val="single"/>
-          </w:rPr>
-          <w:t>2</w:t>
-        </w:r>
-      </w:hyperlink>
+      <w:r>
+        <w:rPr>
+          <w:rtl/>
+          <w:cs/>
+          <w:lang w:val="ar_AE" w:bidi="ar_AE"/>
+        </w:rPr>
+        <w:t>2</w:t>
+      </w:r>
       <w:r>
         <w:rPr>
           <w:rtl/>
@@ -5877,20 +4791,14 @@
         </w:rPr>
         <w:t>؛</w:t>
       </w:r>
-      <w:hyperlink r:id="rId31">
-        <w:r>
-          <w:rPr>
-            <w:rtl/>
-            <w:cs/>
-            <w:lang w:val="ar_AE" w:bidi="ar_AE"/>
-          </w:rPr>
-          <w:rPr>
-            <w:color w:val="0000EE"/>
-            <w:u w:val="single"/>
-          </w:rPr>
-          <w:t xml:space="preserve"> 72</w:t>
-        </w:r>
-      </w:hyperlink>
+      <w:r>
+        <w:rPr>
+          <w:rtl/>
+          <w:cs/>
+          <w:lang w:val="ar_AE" w:bidi="ar_AE"/>
+        </w:rPr>
+        <w:t xml:space="preserve"> 72</w:t>
+      </w:r>
       <w:r>
         <w:rPr>
           <w:rtl/>
@@ -5919,20 +4827,14 @@
         </w:rPr>
         <w:t>تُهَيِّئُ المَزامِيرُ شعبَ الله لمجيءِ الرَّبِّ يسوع المسيح؛ الإنسانُ الكامِلُ، والمَلِكُ المثالِيُّ، الذي سيأتي من نَسْلِ دَاود، من يَنْعَمُ بالنزاهَةِ المطلَقَةِ. إن الربَّ يسوع ذاتَه، والرُّسُل كذلك قد فهموا مغزى حياةِ يسوع وخدمَتِهِ في ضَوْءِ المَزامِيرِ (</w:t>
       </w:r>
-      <w:hyperlink r:id="rId128">
-        <w:r>
-          <w:rPr>
-            <w:rtl/>
-            <w:cs/>
-            <w:lang w:val="ar_AE" w:bidi="ar_AE"/>
-          </w:rPr>
-          <w:rPr>
-            <w:color w:val="0000EE"/>
-            <w:u w:val="single"/>
-          </w:rPr>
-          <w:t>متى 13:34–35</w:t>
-        </w:r>
-      </w:hyperlink>
+      <w:r>
+        <w:rPr>
+          <w:rtl/>
+          <w:cs/>
+          <w:lang w:val="ar_AE" w:bidi="ar_AE"/>
+        </w:rPr>
+        <w:t>متى 13:34–35</w:t>
+      </w:r>
       <w:r>
         <w:rPr>
           <w:rtl/>
@@ -5941,20 +4843,14 @@
         </w:rPr>
         <w:t xml:space="preserve">؛ </w:t>
       </w:r>
-      <w:hyperlink r:id="rId129">
-        <w:r>
-          <w:rPr>
-            <w:rtl/>
-            <w:cs/>
-            <w:lang w:val="ar_AE" w:bidi="ar_AE"/>
-          </w:rPr>
-          <w:rPr>
-            <w:color w:val="0000EE"/>
-            <w:u w:val="single"/>
-          </w:rPr>
-          <w:t>21:16</w:t>
-        </w:r>
-      </w:hyperlink>
+      <w:r>
+        <w:rPr>
+          <w:rtl/>
+          <w:cs/>
+          <w:lang w:val="ar_AE" w:bidi="ar_AE"/>
+        </w:rPr>
+        <w:t>21:16</w:t>
+      </w:r>
       <w:r>
         <w:rPr>
           <w:rtl/>
@@ -5963,20 +4859,14 @@
         </w:rPr>
         <w:t xml:space="preserve">، </w:t>
       </w:r>
-      <w:hyperlink r:id="rId130">
-        <w:r>
-          <w:rPr>
-            <w:rtl/>
-            <w:cs/>
-            <w:lang w:val="ar_AE" w:bidi="ar_AE"/>
-          </w:rPr>
-          <w:rPr>
-            <w:color w:val="0000EE"/>
-            <w:u w:val="single"/>
-          </w:rPr>
-          <w:t>42</w:t>
-        </w:r>
-      </w:hyperlink>
+      <w:r>
+        <w:rPr>
+          <w:rtl/>
+          <w:cs/>
+          <w:lang w:val="ar_AE" w:bidi="ar_AE"/>
+        </w:rPr>
+        <w:t>42</w:t>
+      </w:r>
       <w:r>
         <w:rPr>
           <w:rtl/>
@@ -5985,20 +4875,14 @@
         </w:rPr>
         <w:t xml:space="preserve">؛ </w:t>
       </w:r>
-      <w:hyperlink r:id="rId131">
-        <w:r>
-          <w:rPr>
-            <w:rtl/>
-            <w:cs/>
-            <w:lang w:val="ar_AE" w:bidi="ar_AE"/>
-          </w:rPr>
-          <w:rPr>
-            <w:color w:val="0000EE"/>
-            <w:u w:val="single"/>
-          </w:rPr>
-          <w:t>23:39</w:t>
-        </w:r>
-      </w:hyperlink>
+      <w:r>
+        <w:rPr>
+          <w:rtl/>
+          <w:cs/>
+          <w:lang w:val="ar_AE" w:bidi="ar_AE"/>
+        </w:rPr>
+        <w:t>23:39</w:t>
+      </w:r>
       <w:r>
         <w:rPr>
           <w:rtl/>
@@ -6007,20 +4891,14 @@
         </w:rPr>
         <w:t xml:space="preserve">؛ </w:t>
       </w:r>
-      <w:hyperlink r:id="rId132">
-        <w:r>
-          <w:rPr>
-            <w:rtl/>
-            <w:cs/>
-            <w:lang w:val="ar_AE" w:bidi="ar_AE"/>
-          </w:rPr>
-          <w:rPr>
-            <w:color w:val="0000EE"/>
-            <w:u w:val="single"/>
-          </w:rPr>
-          <w:t>يوحنا 2:17</w:t>
-        </w:r>
-      </w:hyperlink>
+      <w:r>
+        <w:rPr>
+          <w:rtl/>
+          <w:cs/>
+          <w:lang w:val="ar_AE" w:bidi="ar_AE"/>
+        </w:rPr>
+        <w:t>يوحنا 2:17</w:t>
+      </w:r>
       <w:r>
         <w:rPr>
           <w:rtl/>
@@ -6029,20 +4907,14 @@
         </w:rPr>
         <w:t xml:space="preserve">؛ </w:t>
       </w:r>
-      <w:hyperlink r:id="rId133">
-        <w:r>
-          <w:rPr>
-            <w:rtl/>
-            <w:cs/>
-            <w:lang w:val="ar_AE" w:bidi="ar_AE"/>
-          </w:rPr>
-          <w:rPr>
-            <w:color w:val="0000EE"/>
-            <w:u w:val="single"/>
-          </w:rPr>
-          <w:t>15:25</w:t>
-        </w:r>
-      </w:hyperlink>
+      <w:r>
+        <w:rPr>
+          <w:rtl/>
+          <w:cs/>
+          <w:lang w:val="ar_AE" w:bidi="ar_AE"/>
+        </w:rPr>
+        <w:t>15:25</w:t>
+      </w:r>
       <w:r>
         <w:rPr>
           <w:rtl/>
@@ -6051,20 +4923,14 @@
         </w:rPr>
         <w:t xml:space="preserve">؛ </w:t>
       </w:r>
-      <w:hyperlink r:id="rId134">
-        <w:r>
-          <w:rPr>
-            <w:rtl/>
-            <w:cs/>
-            <w:lang w:val="ar_AE" w:bidi="ar_AE"/>
-          </w:rPr>
-          <w:rPr>
-            <w:color w:val="0000EE"/>
-            <w:u w:val="single"/>
-          </w:rPr>
-          <w:t>19:24</w:t>
-        </w:r>
-      </w:hyperlink>
+      <w:r>
+        <w:rPr>
+          <w:rtl/>
+          <w:cs/>
+          <w:lang w:val="ar_AE" w:bidi="ar_AE"/>
+        </w:rPr>
+        <w:t>19:24</w:t>
+      </w:r>
       <w:r>
         <w:rPr>
           <w:rtl/>
@@ -6073,20 +4939,14 @@
         </w:rPr>
         <w:t xml:space="preserve">، </w:t>
       </w:r>
-      <w:hyperlink r:id="rId135">
-        <w:r>
-          <w:rPr>
-            <w:rtl/>
-            <w:cs/>
-            <w:lang w:val="ar_AE" w:bidi="ar_AE"/>
-          </w:rPr>
-          <w:rPr>
-            <w:color w:val="0000EE"/>
-            <w:u w:val="single"/>
-          </w:rPr>
-          <w:t>28</w:t>
-        </w:r>
-      </w:hyperlink>
+      <w:r>
+        <w:rPr>
+          <w:rtl/>
+          <w:cs/>
+          <w:lang w:val="ar_AE" w:bidi="ar_AE"/>
+        </w:rPr>
+        <w:t>28</w:t>
+      </w:r>
       <w:r>
         <w:rPr>
           <w:rtl/>
@@ -6095,20 +4955,14 @@
         </w:rPr>
         <w:t xml:space="preserve">، </w:t>
       </w:r>
-      <w:hyperlink r:id="rId136">
-        <w:r>
-          <w:rPr>
-            <w:rtl/>
-            <w:cs/>
-            <w:lang w:val="ar_AE" w:bidi="ar_AE"/>
-          </w:rPr>
-          <w:rPr>
-            <w:color w:val="0000EE"/>
-            <w:u w:val="single"/>
-          </w:rPr>
-          <w:t>36</w:t>
-        </w:r>
-      </w:hyperlink>
+      <w:r>
+        <w:rPr>
+          <w:rtl/>
+          <w:cs/>
+          <w:lang w:val="ar_AE" w:bidi="ar_AE"/>
+        </w:rPr>
+        <w:t>36</w:t>
+      </w:r>
       <w:r>
         <w:rPr>
           <w:rtl/>
@@ -6117,20 +4971,14 @@
         </w:rPr>
         <w:t xml:space="preserve">؛ </w:t>
       </w:r>
-      <w:hyperlink r:id="rId137">
-        <w:r>
-          <w:rPr>
-            <w:rtl/>
-            <w:cs/>
-            <w:lang w:val="ar_AE" w:bidi="ar_AE"/>
-          </w:rPr>
-          <w:rPr>
-            <w:color w:val="0000EE"/>
-            <w:u w:val="single"/>
-          </w:rPr>
-          <w:t>أعمال الرُّسُل 2:22–35</w:t>
-        </w:r>
-      </w:hyperlink>
+      <w:r>
+        <w:rPr>
+          <w:rtl/>
+          <w:cs/>
+          <w:lang w:val="ar_AE" w:bidi="ar_AE"/>
+        </w:rPr>
+        <w:t>أعمال الرُّسُل 2:22–35</w:t>
+      </w:r>
       <w:r>
         <w:rPr>
           <w:rtl/>
@@ -6139,20 +4987,14 @@
         </w:rPr>
         <w:t xml:space="preserve">؛ </w:t>
       </w:r>
-      <w:hyperlink r:id="rId138">
-        <w:r>
-          <w:rPr>
-            <w:rtl/>
-            <w:cs/>
-            <w:lang w:val="ar_AE" w:bidi="ar_AE"/>
-          </w:rPr>
-          <w:rPr>
-            <w:color w:val="0000EE"/>
-            <w:u w:val="single"/>
-          </w:rPr>
-          <w:t>4:11</w:t>
-        </w:r>
-      </w:hyperlink>
+      <w:r>
+        <w:rPr>
+          <w:rtl/>
+          <w:cs/>
+          <w:lang w:val="ar_AE" w:bidi="ar_AE"/>
+        </w:rPr>
+        <w:t>4:11</w:t>
+      </w:r>
       <w:r>
         <w:rPr>
           <w:rtl/>
@@ -6161,20 +5003,14 @@
         </w:rPr>
         <w:t xml:space="preserve">؛ </w:t>
       </w:r>
-      <w:hyperlink r:id="rId139">
-        <w:r>
-          <w:rPr>
-            <w:rtl/>
-            <w:cs/>
-            <w:lang w:val="ar_AE" w:bidi="ar_AE"/>
-          </w:rPr>
-          <w:rPr>
-            <w:color w:val="0000EE"/>
-            <w:u w:val="single"/>
-          </w:rPr>
-          <w:t>13:32–38</w:t>
-        </w:r>
-      </w:hyperlink>
+      <w:r>
+        <w:rPr>
+          <w:rtl/>
+          <w:cs/>
+          <w:lang w:val="ar_AE" w:bidi="ar_AE"/>
+        </w:rPr>
+        <w:t>13:32–38</w:t>
+      </w:r>
       <w:r>
         <w:rPr>
           <w:rtl/>
@@ -6183,20 +5019,14 @@
         </w:rPr>
         <w:t xml:space="preserve">؛ </w:t>
       </w:r>
-      <w:hyperlink r:id="rId140">
-        <w:r>
-          <w:rPr>
-            <w:rtl/>
-            <w:cs/>
-            <w:lang w:val="ar_AE" w:bidi="ar_AE"/>
-          </w:rPr>
-          <w:rPr>
-            <w:color w:val="0000EE"/>
-            <w:u w:val="single"/>
-          </w:rPr>
-          <w:t>رومية 15:3</w:t>
-        </w:r>
-      </w:hyperlink>
+      <w:r>
+        <w:rPr>
+          <w:rtl/>
+          <w:cs/>
+          <w:lang w:val="ar_AE" w:bidi="ar_AE"/>
+        </w:rPr>
+        <w:t>رومية 15:3</w:t>
+      </w:r>
       <w:r>
         <w:rPr>
           <w:rtl/>
@@ -6205,20 +5035,14 @@
         </w:rPr>
         <w:t xml:space="preserve">؛ </w:t>
       </w:r>
-      <w:hyperlink r:id="rId141">
-        <w:r>
-          <w:rPr>
-            <w:rtl/>
-            <w:cs/>
-            <w:lang w:val="ar_AE" w:bidi="ar_AE"/>
-          </w:rPr>
-          <w:rPr>
-            <w:color w:val="0000EE"/>
-            <w:u w:val="single"/>
-          </w:rPr>
-          <w:t>1 كورنثوس 15:25–27</w:t>
-        </w:r>
-      </w:hyperlink>
+      <w:r>
+        <w:rPr>
+          <w:rtl/>
+          <w:cs/>
+          <w:lang w:val="ar_AE" w:bidi="ar_AE"/>
+        </w:rPr>
+        <w:t>1 كورنثوس 15:25–27</w:t>
+      </w:r>
       <w:r>
         <w:rPr>
           <w:rtl/>
@@ -6227,20 +5051,14 @@
         </w:rPr>
         <w:t xml:space="preserve">؛ </w:t>
       </w:r>
-      <w:hyperlink r:id="rId142">
-        <w:r>
-          <w:rPr>
-            <w:rtl/>
-            <w:cs/>
-            <w:lang w:val="ar_AE" w:bidi="ar_AE"/>
-          </w:rPr>
-          <w:rPr>
-            <w:color w:val="0000EE"/>
-            <w:u w:val="single"/>
-          </w:rPr>
-          <w:t>أفسس 4:7–10</w:t>
-        </w:r>
-      </w:hyperlink>
+      <w:r>
+        <w:rPr>
+          <w:rtl/>
+          <w:cs/>
+          <w:lang w:val="ar_AE" w:bidi="ar_AE"/>
+        </w:rPr>
+        <w:t>أفسس 4:7–10</w:t>
+      </w:r>
       <w:r>
         <w:rPr>
           <w:rtl/>
@@ -6249,20 +5067,14 @@
         </w:rPr>
         <w:t xml:space="preserve">؛ </w:t>
       </w:r>
-      <w:hyperlink r:id="rId143">
-        <w:r>
-          <w:rPr>
-            <w:rtl/>
-            <w:cs/>
-            <w:lang w:val="ar_AE" w:bidi="ar_AE"/>
-          </w:rPr>
-          <w:rPr>
-            <w:color w:val="0000EE"/>
-            <w:u w:val="single"/>
-          </w:rPr>
-          <w:t>1 بطرس 2:7</w:t>
-        </w:r>
-      </w:hyperlink>
+      <w:r>
+        <w:rPr>
+          <w:rtl/>
+          <w:cs/>
+          <w:lang w:val="ar_AE" w:bidi="ar_AE"/>
+        </w:rPr>
+        <w:t>1 بطرس 2:7</w:t>
+      </w:r>
       <w:r>
         <w:rPr>
           <w:rtl/>
@@ -6271,20 +5083,14 @@
         </w:rPr>
         <w:t>). لقد دَخَلَ الرَّبُّ يسوع عالَمَ البَشَرِ وعَاشَ النماذج الموجودةَ في المَزامِيرِ، بما في ذلك اختبارِهِ للمذَلَّةِ، الألمِ، الموتِ، التبريرِ، والمجدِ. فَهُو الإنسانُ الوحيدُ الذي أرضَى الله الآب تمامًا (</w:t>
       </w:r>
-      <w:hyperlink r:id="rId14">
-        <w:r>
-          <w:rPr>
-            <w:rtl/>
-            <w:cs/>
-            <w:lang w:val="ar_AE" w:bidi="ar_AE"/>
-          </w:rPr>
-          <w:rPr>
-            <w:color w:val="0000EE"/>
-            <w:u w:val="single"/>
-          </w:rPr>
-          <w:t>المزمور 1</w:t>
-        </w:r>
-      </w:hyperlink>
+      <w:r>
+        <w:rPr>
+          <w:rtl/>
+          <w:cs/>
+          <w:lang w:val="ar_AE" w:bidi="ar_AE"/>
+        </w:rPr>
+        <w:t>المزمور 1</w:t>
+      </w:r>
       <w:r>
         <w:rPr>
           <w:rtl/>
@@ -6293,20 +5099,14 @@
         </w:rPr>
         <w:t>). هو المسيَّا؛ المَلِك الإلهي (</w:t>
       </w:r>
-      <w:hyperlink r:id="rId15">
-        <w:r>
-          <w:rPr>
-            <w:rtl/>
-            <w:cs/>
-            <w:lang w:val="ar_AE" w:bidi="ar_AE"/>
-          </w:rPr>
-          <w:rPr>
-            <w:color w:val="0000EE"/>
-            <w:u w:val="single"/>
-          </w:rPr>
-          <w:t>المزمور 2</w:t>
-        </w:r>
-      </w:hyperlink>
+      <w:r>
+        <w:rPr>
+          <w:rtl/>
+          <w:cs/>
+          <w:lang w:val="ar_AE" w:bidi="ar_AE"/>
+        </w:rPr>
+        <w:t>المزمور 2</w:t>
+      </w:r>
       <w:r>
         <w:rPr>
           <w:rtl/>
